--- a/TP_Data_Lake_Compte_Rendu.docx
+++ b/TP_Data_Lake_Compte_Rendu.docx
@@ -1,27 +1,26 @@
 
 <file path=word/document.xml><?xml version="1.0" encoding="utf-8"?>
-<w:document xmlns:wpc="http://schemas.microsoft.com/office/word/2010/wordprocessingCanvas" xmlns:mc="http://schemas.openxmlformats.org/markup-compatibility/2006" xmlns:o="urn:schemas-microsoft-com:office:office" xmlns:r="http://schemas.openxmlformats.org/officeDocument/2006/relationships" xmlns:m="http://schemas.openxmlformats.org/officeDocument/2006/math" xmlns:v="urn:schemas-microsoft-com:vml" xmlns:wp14="http://schemas.microsoft.com/office/word/2010/wordprocessingDrawing" xmlns:wp="http://schemas.openxmlformats.org/drawingml/2006/wordprocessingDrawing" xmlns:w10="urn:schemas-microsoft-com:office:word" xmlns:w="http://schemas.openxmlformats.org/wordprocessingml/2006/main" xmlns:w14="http://schemas.microsoft.com/office/word/2010/wordml" xmlns:w15="http://schemas.microsoft.com/office/word/2012/wordml" xmlns:wpg="http://schemas.microsoft.com/office/word/2010/wordprocessingGroup" xmlns:wpi="http://schemas.microsoft.com/office/word/2010/wordprocessingInk" xmlns:wne="http://schemas.microsoft.com/office/word/2006/wordml" xmlns:wps="http://schemas.microsoft.com/office/word/2010/wordprocessingShape" xmlns:cx="http://schemas.microsoft.com/office/drawing/2014/chartex" xmlns:cx1="http://schemas.microsoft.com/office/drawing/2015/9/8/chartex" xmlns:cx2="http://schemas.microsoft.com/office/drawing/2015/10/21/chartex" xmlns:cx3="http://schemas.microsoft.com/office/drawing/2016/5/9/chartex" xmlns:cx4="http://schemas.microsoft.com/office/drawing/2016/5/10/chartex" xmlns:cx5="http://schemas.microsoft.com/office/drawing/2016/5/11/chartex" xmlns:cx6="http://schemas.microsoft.com/office/drawing/2016/5/12/chartex" xmlns:cx7="http://schemas.microsoft.com/office/drawing/2016/5/13/chartex" xmlns:cx8="http://schemas.microsoft.com/office/drawing/2016/5/14/chartex" xmlns:aink="http://schemas.microsoft.com/office/drawing/2016/ink" xmlns:am3d="http://schemas.microsoft.com/office/drawing/2017/model3d" xmlns:w16cex="http://schemas.microsoft.com/office/word/2018/wordml/cex" xmlns:w16cid="http://schemas.microsoft.com/office/word/2016/wordml/cid" xmlns:w16="http://schemas.microsoft.com/office/word/2018/wordml" xmlns:w16sdtdh="http://schemas.microsoft.com/office/word/2020/wordml/sdtdatahash" xmlns:w16se="http://schemas.microsoft.com/office/word/2015/wordml/symex" mc:Ignorable="w14 w15 wp14">
+<w:document xmlns:wpc="http://schemas.microsoft.com/office/word/2010/wordprocessingCanvas" xmlns:cx="http://schemas.microsoft.com/office/drawing/2014/chartex" xmlns:cx1="http://schemas.microsoft.com/office/drawing/2015/9/8/chartex" xmlns:cx2="http://schemas.microsoft.com/office/drawing/2015/10/21/chartex" xmlns:cx3="http://schemas.microsoft.com/office/drawing/2016/5/9/chartex" xmlns:cx4="http://schemas.microsoft.com/office/drawing/2016/5/10/chartex" xmlns:cx5="http://schemas.microsoft.com/office/drawing/2016/5/11/chartex" xmlns:cx6="http://schemas.microsoft.com/office/drawing/2016/5/12/chartex" xmlns:cx7="http://schemas.microsoft.com/office/drawing/2016/5/13/chartex" xmlns:cx8="http://schemas.microsoft.com/office/drawing/2016/5/14/chartex" xmlns:mc="http://schemas.openxmlformats.org/markup-compatibility/2006" xmlns:aink="http://schemas.microsoft.com/office/drawing/2016/ink" xmlns:am3d="http://schemas.microsoft.com/office/drawing/2017/model3d" xmlns:o="urn:schemas-microsoft-com:office:office" xmlns:oel="http://schemas.microsoft.com/office/2019/extlst" xmlns:r="http://schemas.openxmlformats.org/officeDocument/2006/relationships" xmlns:m="http://schemas.openxmlformats.org/officeDocument/2006/math" xmlns:v="urn:schemas-microsoft-com:vml" xmlns:wp14="http://schemas.microsoft.com/office/word/2010/wordprocessingDrawing" xmlns:wp="http://schemas.openxmlformats.org/drawingml/2006/wordprocessingDrawing" xmlns:w10="urn:schemas-microsoft-com:office:word" xmlns:w="http://schemas.openxmlformats.org/wordprocessingml/2006/main" xmlns:w14="http://schemas.microsoft.com/office/word/2010/wordml" xmlns:w15="http://schemas.microsoft.com/office/word/2012/wordml" xmlns:w16cex="http://schemas.microsoft.com/office/word/2018/wordml/cex" xmlns:w16cid="http://schemas.microsoft.com/office/word/2016/wordml/cid" xmlns:w16="http://schemas.microsoft.com/office/word/2018/wordml" xmlns:w16du="http://schemas.microsoft.com/office/word/2023/wordml/word16du" xmlns:w16sdtdh="http://schemas.microsoft.com/office/word/2020/wordml/sdtdatahash" xmlns:w16sdtfl="http://schemas.microsoft.com/office/word/2024/wordml/sdtformatlock" xmlns:w16se="http://schemas.microsoft.com/office/word/2015/wordml/symex" xmlns:wpg="http://schemas.microsoft.com/office/word/2010/wordprocessingGroup" xmlns:wpi="http://schemas.microsoft.com/office/word/2010/wordprocessingInk" xmlns:wne="http://schemas.microsoft.com/office/word/2006/wordml" xmlns:wps="http://schemas.microsoft.com/office/word/2010/wordprocessingShape" mc:Ignorable="w14 w15 w16se w16cid w16 w16cex w16sdtdh w16sdtfl w16du wp14">
   <w:body>
     <w:p>
       <w:pPr>
-        <w:spacing w:after="0" w:before="1800"/>
+        <w:spacing w:before="1800"/>
         <w:jc w:val="center"/>
       </w:pPr>
       <w:r>
         <w:rPr>
-          <w:rFonts w:ascii="Arial" w:cs="Arial" w:eastAsia="Arial" w:hAnsi="Arial"/>
           <w:b/>
           <w:bCs/>
           <w:color w:val="1F3864"/>
           <w:sz w:val="64"/>
           <w:szCs w:val="64"/>
         </w:rPr>
-        <w:t xml:space="preserve">TP — Data Lake</w:t>
-      </w:r>
-    </w:p>
-    <w:p>
-      <w:pPr>
-        <w:spacing w:after="0" w:before="120"/>
+        <w:t>TP — Data Lake</w:t>
+      </w:r>
+    </w:p>
+    <w:p>
+      <w:pPr>
+        <w:spacing w:before="120"/>
         <w:jc w:val="center"/>
       </w:pPr>
       <w:r>
@@ -30,15 +29,23 @@
           <w:sz w:val="26"/>
           <w:szCs w:val="26"/>
         </w:rPr>
-        <w:t xml:space="preserve">Du modèle relationnel vers une architecture Data Lake / Lakehouse</w:t>
-      </w:r>
-    </w:p>
-    <w:p>
-      <w:pPr>
-        <w:spacing w:after="0" w:before="240"/>
+        <w:t xml:space="preserve">Du modèle relationnel vers une architecture Data Lake / </w:t>
+      </w:r>
+      <w:proofErr w:type="spellStart"/>
+      <w:r>
+        <w:rPr>
+          <w:color w:val="2E5496"/>
+          <w:sz w:val="26"/>
+          <w:szCs w:val="26"/>
+        </w:rPr>
+        <w:t>Lakehouse</w:t>
+      </w:r>
+      <w:proofErr w:type="spellEnd"/>
+    </w:p>
+    <w:p>
+      <w:pPr>
+        <w:spacing w:before="240"/>
         <w:jc w:val="center"/>
-      </w:pPr>
-      <w:r>
         <w:rPr>
           <w:i/>
           <w:iCs/>
@@ -46,12 +53,169 @@
           <w:sz w:val="24"/>
           <w:szCs w:val="24"/>
         </w:rPr>
-        <w:t xml:space="preserve">MinIO  ·  PostgreSQL  ·  n8n  ·  Docker</w:t>
-      </w:r>
-    </w:p>
-    <w:p>
-      <w:pPr>
-        <w:spacing w:after="0" w:before="1200"/>
+      </w:pPr>
+      <w:proofErr w:type="gramStart"/>
+      <w:r>
+        <w:rPr>
+          <w:i/>
+          <w:iCs/>
+          <w:color w:val="666666"/>
+          <w:sz w:val="24"/>
+          <w:szCs w:val="24"/>
+        </w:rPr>
+        <w:t>MinIO  ·</w:t>
+      </w:r>
+      <w:proofErr w:type="gramEnd"/>
+      <w:r>
+        <w:rPr>
+          <w:i/>
+          <w:iCs/>
+          <w:color w:val="666666"/>
+          <w:sz w:val="24"/>
+          <w:szCs w:val="24"/>
+        </w:rPr>
+        <w:t xml:space="preserve">  </w:t>
+      </w:r>
+      <w:proofErr w:type="gramStart"/>
+      <w:r>
+        <w:rPr>
+          <w:i/>
+          <w:iCs/>
+          <w:color w:val="666666"/>
+          <w:sz w:val="24"/>
+          <w:szCs w:val="24"/>
+        </w:rPr>
+        <w:t>PostgreSQL  ·</w:t>
+      </w:r>
+      <w:proofErr w:type="gramEnd"/>
+      <w:r>
+        <w:rPr>
+          <w:i/>
+          <w:iCs/>
+          <w:color w:val="666666"/>
+          <w:sz w:val="24"/>
+          <w:szCs w:val="24"/>
+        </w:rPr>
+        <w:t xml:space="preserve">  n8</w:t>
+      </w:r>
+      <w:proofErr w:type="gramStart"/>
+      <w:r>
+        <w:rPr>
+          <w:i/>
+          <w:iCs/>
+          <w:color w:val="666666"/>
+          <w:sz w:val="24"/>
+          <w:szCs w:val="24"/>
+        </w:rPr>
+        <w:t>n  ·</w:t>
+      </w:r>
+      <w:proofErr w:type="gramEnd"/>
+      <w:r>
+        <w:rPr>
+          <w:i/>
+          <w:iCs/>
+          <w:color w:val="666666"/>
+          <w:sz w:val="24"/>
+          <w:szCs w:val="24"/>
+        </w:rPr>
+        <w:t xml:space="preserve">  Docker</w:t>
+      </w:r>
+    </w:p>
+    <w:p>
+      <w:pPr>
+        <w:spacing w:before="240"/>
+        <w:jc w:val="center"/>
+        <w:rPr>
+          <w:i/>
+          <w:iCs/>
+          <w:color w:val="666666"/>
+          <w:sz w:val="24"/>
+          <w:szCs w:val="24"/>
+        </w:rPr>
+      </w:pPr>
+    </w:p>
+    <w:p>
+      <w:pPr>
+        <w:spacing w:before="240"/>
+        <w:jc w:val="center"/>
+        <w:rPr>
+          <w:i/>
+          <w:iCs/>
+          <w:color w:val="666666"/>
+          <w:sz w:val="24"/>
+          <w:szCs w:val="24"/>
+        </w:rPr>
+      </w:pPr>
+      <w:r>
+        <w:rPr>
+          <w:i/>
+          <w:iCs/>
+          <w:color w:val="666666"/>
+          <w:sz w:val="24"/>
+          <w:szCs w:val="24"/>
+        </w:rPr>
+        <w:t xml:space="preserve">LIEN DE DEPOT </w:t>
+      </w:r>
+    </w:p>
+    <w:p>
+      <w:pPr>
+        <w:spacing w:before="240"/>
+        <w:jc w:val="center"/>
+      </w:pPr>
+      <w:hyperlink r:id="rId5" w:history="1">
+        <w:r>
+          <w:rPr>
+            <w:rStyle w:val="Lienhypertexte"/>
+          </w:rPr>
+          <w:t>https://github.com/khaliljaouani/tp-datalake-minio</w:t>
+        </w:r>
+      </w:hyperlink>
+    </w:p>
+    <w:p>
+      <w:pPr>
+        <w:spacing w:before="240"/>
+        <w:jc w:val="center"/>
+      </w:pPr>
+    </w:p>
+    <w:p>
+      <w:pPr>
+        <w:spacing w:before="240"/>
+        <w:jc w:val="center"/>
+      </w:pPr>
+    </w:p>
+    <w:p>
+      <w:pPr>
+        <w:spacing w:before="240"/>
+        <w:jc w:val="center"/>
+      </w:pPr>
+    </w:p>
+    <w:p>
+      <w:pPr>
+        <w:spacing w:before="240"/>
+        <w:jc w:val="center"/>
+      </w:pPr>
+    </w:p>
+    <w:p>
+      <w:pPr>
+        <w:spacing w:before="240"/>
+        <w:jc w:val="center"/>
+      </w:pPr>
+    </w:p>
+    <w:p>
+      <w:pPr>
+        <w:spacing w:before="240"/>
+        <w:jc w:val="center"/>
+      </w:pPr>
+    </w:p>
+    <w:p>
+      <w:pPr>
+        <w:spacing w:before="240"/>
+        <w:jc w:val="center"/>
+      </w:pPr>
+    </w:p>
+    <w:p>
+      <w:pPr>
+        <w:spacing w:before="1200"/>
         <w:jc w:val="center"/>
       </w:pPr>
       <w:r>
@@ -61,7 +225,7 @@
           <w:sz w:val="24"/>
           <w:szCs w:val="24"/>
         </w:rPr>
-        <w:t xml:space="preserve">Nom : Khalil Jaouani</w:t>
+        <w:t>Nom : Khalil Jaouani</w:t>
       </w:r>
     </w:p>
     <w:p>
@@ -74,7 +238,7 @@
           <w:sz w:val="24"/>
           <w:szCs w:val="24"/>
         </w:rPr>
-        <w:t xml:space="preserve">Date : 18 juin 2026</w:t>
+        <w:t>Date : 18 juin 2026</w:t>
       </w:r>
     </w:p>
     <w:p>
@@ -84,10 +248,11 @@
     </w:p>
     <w:p>
       <w:pPr>
-        <w:pStyle w:val="Heading1"/>
-      </w:pPr>
-      <w:r>
-        <w:t xml:space="preserve">Introduction &amp; architecture</w:t>
+        <w:pStyle w:val="Titre1"/>
+      </w:pPr>
+      <w:r>
+        <w:lastRenderedPageBreak/>
+        <w:t>Introduction &amp; architecture</w:t>
       </w:r>
     </w:p>
     <w:p>
@@ -95,7 +260,23 @@
         <w:spacing w:after="120"/>
       </w:pPr>
       <w:r>
-        <w:t xml:space="preserve">L’objectif de ce TP est de faire évoluer l’architecture relationnelle du matin (PostgreSQL alimenté depuis la PokéAPI via n8n) vers une véritable architecture Data Lake / Lakehouse, en ajoutant une couche de stockage objet avec MinIO.</w:t>
+        <w:t xml:space="preserve">L’objectif de ce TP est de faire évoluer l’architecture relationnelle du matin (PostgreSQL alimenté depuis la </w:t>
+      </w:r>
+      <w:proofErr w:type="spellStart"/>
+      <w:r>
+        <w:t>PokéAPI</w:t>
+      </w:r>
+      <w:proofErr w:type="spellEnd"/>
+      <w:r>
+        <w:t xml:space="preserve"> via n8n) vers une véritable architecture Data Lake / </w:t>
+      </w:r>
+      <w:proofErr w:type="spellStart"/>
+      <w:r>
+        <w:t>Lakehouse</w:t>
+      </w:r>
+      <w:proofErr w:type="spellEnd"/>
+      <w:r>
+        <w:t>, en ajoutant une couche de stockage objet avec MinIO.</w:t>
       </w:r>
     </w:p>
     <w:p>
@@ -103,7 +284,15 @@
         <w:spacing w:after="120"/>
       </w:pPr>
       <w:r>
-        <w:t xml:space="preserve">Le principe : MinIO conserve les fichiers bruts (réponses JSON de l’API, images, rapports), tandis que PostgreSQL ne stocke plus le fichier lui-même mais joue le rôle de catalogue : il garde les métadonnées et un pointeur (bucket + clé objet) vers chaque fichier, et relie chaque fichier à un Pokémon.</w:t>
+        <w:t>Le principe : MinIO conserve les fichiers bruts (réponses JSON de l’API, images, rapports), tandis que PostgreSQL ne stocke plus le fichier lui-même mais joue le rôle de catalogue : il garde les métadonnées et un pointeur (</w:t>
+      </w:r>
+      <w:proofErr w:type="spellStart"/>
+      <w:r>
+        <w:t>bucket</w:t>
+      </w:r>
+      <w:proofErr w:type="spellEnd"/>
+      <w:r>
+        <w:t xml:space="preserve"> + clé objet) vers chaque fichier, et relie chaque fichier à un Pokémon.</w:t>
       </w:r>
     </w:p>
     <w:p>
@@ -115,12 +304,12 @@
           <w:b/>
           <w:bCs/>
         </w:rPr>
-        <w:t xml:space="preserve">Composants déployés (un seul docker-compose) :</w:t>
-      </w:r>
-    </w:p>
-    <w:p>
-      <w:pPr>
-        <w:pStyle w:val="ListParagraph"/>
+        <w:t>Composants déployés (un seul docker-compose) :</w:t>
+      </w:r>
+    </w:p>
+    <w:p>
+      <w:pPr>
+        <w:pStyle w:val="Paragraphedeliste"/>
         <w:numPr>
           <w:ilvl w:val="0"/>
           <w:numId w:val="2"/>
@@ -128,12 +317,12 @@
         <w:spacing w:after="40"/>
       </w:pPr>
       <w:r>
-        <w:t xml:space="preserve">PostgreSQL — base « catalogue » (métadonnées + liens vers MinIO)</w:t>
-      </w:r>
-    </w:p>
-    <w:p>
-      <w:pPr>
-        <w:pStyle w:val="ListParagraph"/>
+        <w:t>PostgreSQL — base « catalogue » (métadonnées + liens vers MinIO)</w:t>
+      </w:r>
+    </w:p>
+    <w:p>
+      <w:pPr>
+        <w:pStyle w:val="Paragraphedeliste"/>
         <w:numPr>
           <w:ilvl w:val="0"/>
           <w:numId w:val="2"/>
@@ -141,25 +330,30 @@
         <w:spacing w:after="40"/>
       </w:pPr>
       <w:r>
-        <w:t xml:space="preserve">MinIO — stockage objet S3 (le « lac » : fichiers bruts)</w:t>
-      </w:r>
-    </w:p>
-    <w:p>
-      <w:pPr>
-        <w:pStyle w:val="ListParagraph"/>
+        <w:t>MinIO — stockage objet S3 (le « lac » : fichiers bruts)</w:t>
+      </w:r>
+    </w:p>
+    <w:p>
+      <w:pPr>
+        <w:pStyle w:val="Paragraphedeliste"/>
         <w:numPr>
           <w:ilvl w:val="0"/>
           <w:numId w:val="2"/>
         </w:numPr>
         <w:spacing w:after="40"/>
       </w:pPr>
-      <w:r>
-        <w:t xml:space="preserve">n8n — orchestrateur du workflow d’ingestion</w:t>
-      </w:r>
-    </w:p>
-    <w:p>
-      <w:pPr>
-        <w:pStyle w:val="ListParagraph"/>
+      <w:proofErr w:type="gramStart"/>
+      <w:r>
+        <w:t>n</w:t>
+      </w:r>
+      <w:proofErr w:type="gramEnd"/>
+      <w:r>
+        <w:t>8n — orchestrateur du workflow d’ingestion</w:t>
+      </w:r>
+    </w:p>
+    <w:p>
+      <w:pPr>
+        <w:pStyle w:val="Paragraphedeliste"/>
         <w:numPr>
           <w:ilvl w:val="0"/>
           <w:numId w:val="2"/>
@@ -167,15 +361,23 @@
         <w:spacing w:after="40"/>
       </w:pPr>
       <w:r>
-        <w:t xml:space="preserve">Flux : n8n récupère un Pokémon via la PokéAPI → dépose les fichiers dans MinIO → enregistre les métadonnées dans PostgreSQL</w:t>
-      </w:r>
-    </w:p>
-    <w:p>
-      <w:pPr>
-        <w:pStyle w:val="Heading1"/>
-      </w:pPr>
-      <w:r>
-        <w:t xml:space="preserve">Partie A — Stockage objet avec MinIO</w:t>
+        <w:t xml:space="preserve">Flux : n8n récupère un Pokémon via la </w:t>
+      </w:r>
+      <w:proofErr w:type="spellStart"/>
+      <w:r>
+        <w:t>PokéAPI</w:t>
+      </w:r>
+      <w:proofErr w:type="spellEnd"/>
+      <w:r>
+        <w:t xml:space="preserve"> → dépose les fichiers dans MinIO → enregistre les métadonnées dans PostgreSQL</w:t>
+      </w:r>
+    </w:p>
+    <w:p>
+      <w:pPr>
+        <w:pStyle w:val="Titre1"/>
+      </w:pPr>
+      <w:r>
+        <w:t>Partie A — Stockage objet avec MinIO</w:t>
       </w:r>
     </w:p>
     <w:p>
@@ -183,7 +385,31 @@
         <w:spacing w:after="120"/>
       </w:pPr>
       <w:r>
-        <w:t xml:space="preserve">MinIO a été ajouté à l’environnement Docker (image officielle minio/minio), exposé sur le port 9000 (API S3) et 9001 (console web). Le service démarre correctement (état « healthy »).</w:t>
+        <w:t xml:space="preserve">MinIO a été ajouté à l’environnement Docker (image officielle </w:t>
+      </w:r>
+      <w:proofErr w:type="spellStart"/>
+      <w:r>
+        <w:t>minio</w:t>
+      </w:r>
+      <w:proofErr w:type="spellEnd"/>
+      <w:r>
+        <w:t>/</w:t>
+      </w:r>
+      <w:proofErr w:type="spellStart"/>
+      <w:r>
+        <w:t>minio</w:t>
+      </w:r>
+      <w:proofErr w:type="spellEnd"/>
+      <w:r>
+        <w:t xml:space="preserve">), exposé sur le port 9000 (API S3) et 9001 (console web). Le service démarre correctement (état « </w:t>
+      </w:r>
+      <w:proofErr w:type="spellStart"/>
+      <w:r>
+        <w:t>healthy</w:t>
+      </w:r>
+      <w:proofErr w:type="spellEnd"/>
+      <w:r>
+        <w:t xml:space="preserve"> »).</w:t>
       </w:r>
     </w:p>
     <w:p>
@@ -195,49 +421,100 @@
           <w:b/>
           <w:bCs/>
         </w:rPr>
-        <w:t xml:space="preserve">Organisation de stockage retenue : 3 buckets distincts</w:t>
-      </w:r>
-      <w:r>
-        <w:t xml:space="preserve">, choix justifié par la séparation claire des natures de données :</w:t>
-      </w:r>
-    </w:p>
-    <w:p>
-      <w:pPr>
-        <w:pStyle w:val="ListParagraph"/>
+        <w:t xml:space="preserve">Organisation de stockage retenue : 3 </w:t>
+      </w:r>
+      <w:proofErr w:type="spellStart"/>
+      <w:r>
+        <w:rPr>
+          <w:b/>
+          <w:bCs/>
+        </w:rPr>
+        <w:t>buckets</w:t>
+      </w:r>
+      <w:proofErr w:type="spellEnd"/>
+      <w:r>
+        <w:rPr>
+          <w:b/>
+          <w:bCs/>
+        </w:rPr>
+        <w:t xml:space="preserve"> distincts</w:t>
+      </w:r>
+      <w:r>
+        <w:t>, choix justifié par la séparation claire des natures de données :</w:t>
+      </w:r>
+    </w:p>
+    <w:p>
+      <w:pPr>
+        <w:pStyle w:val="Paragraphedeliste"/>
         <w:numPr>
           <w:ilvl w:val="0"/>
           <w:numId w:val="2"/>
         </w:numPr>
         <w:spacing w:after="40"/>
       </w:pPr>
-      <w:r>
-        <w:t xml:space="preserve">raw-pokemon — données brutes (réponses JSON de la PokéAPI)</w:t>
-      </w:r>
-    </w:p>
-    <w:p>
-      <w:pPr>
-        <w:pStyle w:val="ListParagraph"/>
+      <w:proofErr w:type="spellStart"/>
+      <w:proofErr w:type="gramStart"/>
+      <w:r>
+        <w:t>raw</w:t>
+      </w:r>
+      <w:proofErr w:type="gramEnd"/>
+      <w:r>
+        <w:t>-pokemon</w:t>
+      </w:r>
+      <w:proofErr w:type="spellEnd"/>
+      <w:r>
+        <w:t xml:space="preserve"> — données brutes (réponses JSON de la </w:t>
+      </w:r>
+      <w:proofErr w:type="spellStart"/>
+      <w:r>
+        <w:t>PokéAPI</w:t>
+      </w:r>
+      <w:proofErr w:type="spellEnd"/>
+      <w:r>
+        <w:t>)</w:t>
+      </w:r>
+    </w:p>
+    <w:p>
+      <w:pPr>
+        <w:pStyle w:val="Paragraphedeliste"/>
         <w:numPr>
           <w:ilvl w:val="0"/>
           <w:numId w:val="2"/>
         </w:numPr>
         <w:spacing w:after="40"/>
       </w:pPr>
-      <w:r>
-        <w:t xml:space="preserve">pokemon-images — images officielles / sprites</w:t>
-      </w:r>
-    </w:p>
-    <w:p>
-      <w:pPr>
-        <w:pStyle w:val="ListParagraph"/>
+      <w:proofErr w:type="spellStart"/>
+      <w:proofErr w:type="gramStart"/>
+      <w:r>
+        <w:t>pokemon</w:t>
+      </w:r>
+      <w:proofErr w:type="spellEnd"/>
+      <w:proofErr w:type="gramEnd"/>
+      <w:r>
+        <w:t xml:space="preserve">-images — images officielles / </w:t>
+      </w:r>
+      <w:proofErr w:type="spellStart"/>
+      <w:r>
+        <w:t>sprites</w:t>
+      </w:r>
+      <w:proofErr w:type="spellEnd"/>
+    </w:p>
+    <w:p>
+      <w:pPr>
+        <w:pStyle w:val="Paragraphedeliste"/>
         <w:numPr>
           <w:ilvl w:val="0"/>
           <w:numId w:val="2"/>
         </w:numPr>
         <w:spacing w:after="40"/>
       </w:pPr>
-      <w:r>
-        <w:t xml:space="preserve">reports — rapports (CSV/JSON) et fichiers d’anomalies</w:t>
+      <w:proofErr w:type="gramStart"/>
+      <w:r>
+        <w:t>reports</w:t>
+      </w:r>
+      <w:proofErr w:type="gramEnd"/>
+      <w:r>
+        <w:t xml:space="preserve"> — rapports (CSV/JSON) et fichiers d’anomalies</w:t>
       </w:r>
     </w:p>
     <w:p>
@@ -245,19 +522,30 @@
         <w:spacing w:after="120"/>
       </w:pPr>
       <w:r>
-        <w:t xml:space="preserve">Cette séparation par bucket rend l’organisation lisible et permet d’appliquer des politiques différentes par type de donnée.</w:t>
-      </w:r>
-    </w:p>
-    <w:p>
-      <w:pPr>
-        <w:spacing w:after="80" w:before="120"/>
+        <w:t xml:space="preserve">Cette séparation par </w:t>
+      </w:r>
+      <w:proofErr w:type="spellStart"/>
+      <w:r>
+        <w:t>bucket</w:t>
+      </w:r>
+      <w:proofErr w:type="spellEnd"/>
+      <w:r>
+        <w:t xml:space="preserve"> rend l’organisation lisible et permet d’appliquer des politiques différentes par type de donnée.</w:t>
+      </w:r>
+    </w:p>
+    <w:p>
+      <w:pPr>
+        <w:spacing w:before="120" w:after="80"/>
         <w:jc w:val="center"/>
       </w:pPr>
       <w:r>
+        <w:rPr>
+          <w:noProof/>
+        </w:rPr>
         <w:drawing>
           <wp:inline distT="0" distB="0" distL="0" distR="0">
             <wp:extent cx="5715000" cy="3067050"/>
-            <wp:effectExtent t="0" r="0" b="0" l="0"/>
+            <wp:effectExtent l="0" t="0" r="0" b="0"/>
             <wp:docPr id="1" name="01_infra_docker_minio_buckets.png" descr="C:\Users\Admin\Desktop\tp-datalake\preuves\01_infra_docker_minio_buckets.png" title="C:\Users\Admin\Desktop\tp-datalake\preuves\01_infra_docker_minio_buckets.png"/>
             <wp:cNvGraphicFramePr>
               <a:graphicFrameLocks xmlns:a="http://schemas.openxmlformats.org/drawingml/2006/main" noChangeAspect="1"/>
@@ -266,13 +554,13 @@
               <a:graphicData uri="http://schemas.openxmlformats.org/drawingml/2006/picture">
                 <pic:pic xmlns:pic="http://schemas.openxmlformats.org/drawingml/2006/picture">
                   <pic:nvPicPr>
-                    <pic:cNvPr id="0" name="" descr=""/>
+                    <pic:cNvPr id="0" name=""/>
                     <pic:cNvPicPr>
                       <a:picLocks noChangeAspect="1" noChangeArrowheads="1"/>
                     </pic:cNvPicPr>
                   </pic:nvPicPr>
                   <pic:blipFill>
-                    <a:blip r:embed="rId7" cstate="none"/>
+                    <a:blip r:embed="rId6"/>
                     <a:srcRect/>
                     <a:stretch>
                       <a:fillRect/>
@@ -307,16 +595,40 @@
           <w:sz w:val="18"/>
           <w:szCs w:val="18"/>
         </w:rPr>
-        <w:t xml:space="preserve">Preuve A — Conteneurs Docker (MinIO/PostgreSQL/n8n), buckets MinIO, objets réellement stockés et tables PostgreSQL.</w:t>
-      </w:r>
-    </w:p>
-    <w:p>
-      <w:pPr>
-        <w:pStyle w:val="Heading1"/>
+        <w:lastRenderedPageBreak/>
+        <w:t xml:space="preserve">Preuve A — Conteneurs Docker (MinIO/PostgreSQL/n8n), </w:t>
+      </w:r>
+      <w:proofErr w:type="spellStart"/>
+      <w:r>
+        <w:rPr>
+          <w:i/>
+          <w:iCs/>
+          <w:color w:val="666666"/>
+          <w:sz w:val="18"/>
+          <w:szCs w:val="18"/>
+        </w:rPr>
+        <w:t>buckets</w:t>
+      </w:r>
+      <w:proofErr w:type="spellEnd"/>
+      <w:r>
+        <w:rPr>
+          <w:i/>
+          <w:iCs/>
+          <w:color w:val="666666"/>
+          <w:sz w:val="18"/>
+          <w:szCs w:val="18"/>
+        </w:rPr>
+        <w:t xml:space="preserve"> MinIO, objets réellement stockés et tables PostgreSQL.</w:t>
+      </w:r>
+    </w:p>
+    <w:p>
+      <w:pPr>
+        <w:pStyle w:val="Titre1"/>
         <w:pageBreakBefore/>
       </w:pPr>
       <w:r>
-        <w:t xml:space="preserve">Partie B — Base enrichie</w:t>
+        <w:lastRenderedPageBreak/>
+        <w:t>Partie B — Base enrichie</w:t>
       </w:r>
     </w:p>
     <w:p>
@@ -324,127 +636,445 @@
         <w:spacing w:after="120"/>
       </w:pPr>
       <w:r>
-        <w:t xml:space="preserve">Deux tables principales ont été créées, en plus d’une table pokemon (pour relier un fichier à un Pokémon).</w:t>
-      </w:r>
-    </w:p>
-    <w:p>
-      <w:pPr>
-        <w:pStyle w:val="Heading2"/>
-      </w:pPr>
-      <w:r>
-        <w:t xml:space="preserve">Table pokemon_files (catalogue des fichiers)</w:t>
+        <w:t xml:space="preserve">Deux tables principales ont été créées, en plus d’une table </w:t>
+      </w:r>
+      <w:proofErr w:type="spellStart"/>
+      <w:r>
+        <w:t>pokemon</w:t>
+      </w:r>
+      <w:proofErr w:type="spellEnd"/>
+      <w:r>
+        <w:t xml:space="preserve"> (pour relier un fichier à un Pokémon).</w:t>
+      </w:r>
+    </w:p>
+    <w:p>
+      <w:pPr>
+        <w:pStyle w:val="Titre2"/>
+      </w:pPr>
+      <w:r>
+        <w:t xml:space="preserve">Table </w:t>
+      </w:r>
+      <w:proofErr w:type="spellStart"/>
+      <w:r>
+        <w:t>pokemon_files</w:t>
+      </w:r>
+      <w:proofErr w:type="spellEnd"/>
+      <w:r>
+        <w:t xml:space="preserve"> (catalogue des fichiers)</w:t>
       </w:r>
     </w:p>
     <w:p>
       <w:pPr>
         <w:pBdr>
-          <w:left w:val="single" w:color="4472C4" w:sz="18" w:space="6"/>
+          <w:left w:val="single" w:sz="18" w:space="6" w:color="4472C4"/>
         </w:pBdr>
-        <w:shd w:fill="1E1E1E" w:val="clear"/>
-        <w:spacing w:after="120" w:before="60"/>
-      </w:pPr>
-      <w:r>
-        <w:rPr>
-          <w:rFonts w:ascii="Consolas" w:cs="Consolas" w:eastAsia="Consolas" w:hAnsi="Consolas"/>
-          <w:color w:val="D4D4D4"/>
-          <w:sz w:val="18"/>
-          <w:szCs w:val="18"/>
-        </w:rPr>
-        <w:t xml:space="preserve">CREATE TABLE pokemon_files (</w:t>
-      </w:r>
-      <w:r>
-        <w:rPr>
-          <w:rFonts w:ascii="Consolas" w:cs="Consolas" w:eastAsia="Consolas" w:hAnsi="Consolas"/>
+        <w:shd w:val="clear" w:color="auto" w:fill="1E1E1E"/>
+        <w:spacing w:before="60" w:after="120"/>
+      </w:pPr>
+      <w:r>
+        <w:rPr>
+          <w:rFonts w:ascii="Consolas" w:eastAsia="Consolas" w:hAnsi="Consolas" w:cs="Consolas"/>
+          <w:color w:val="D4D4D4"/>
+          <w:sz w:val="18"/>
+          <w:szCs w:val="18"/>
+        </w:rPr>
+        <w:t xml:space="preserve">CREATE TABLE </w:t>
+      </w:r>
+      <w:proofErr w:type="spellStart"/>
+      <w:r>
+        <w:rPr>
+          <w:rFonts w:ascii="Consolas" w:eastAsia="Consolas" w:hAnsi="Consolas" w:cs="Consolas"/>
+          <w:color w:val="D4D4D4"/>
+          <w:sz w:val="18"/>
+          <w:szCs w:val="18"/>
+        </w:rPr>
+        <w:t>pokemon_files</w:t>
+      </w:r>
+      <w:proofErr w:type="spellEnd"/>
+      <w:r>
+        <w:rPr>
+          <w:rFonts w:ascii="Consolas" w:eastAsia="Consolas" w:hAnsi="Consolas" w:cs="Consolas"/>
+          <w:color w:val="D4D4D4"/>
+          <w:sz w:val="18"/>
+          <w:szCs w:val="18"/>
+        </w:rPr>
+        <w:t xml:space="preserve"> (</w:t>
+      </w:r>
+      <w:r>
+        <w:rPr>
+          <w:rFonts w:ascii="Consolas" w:eastAsia="Consolas" w:hAnsi="Consolas" w:cs="Consolas"/>
           <w:color w:val="D4D4D4"/>
           <w:sz w:val="18"/>
           <w:szCs w:val="18"/>
         </w:rPr>
         <w:br/>
-        <w:t xml:space="preserve">  file_id      BIGSERIAL PRIMARY KEY,</w:t>
-      </w:r>
-      <w:r>
-        <w:rPr>
-          <w:rFonts w:ascii="Consolas" w:cs="Consolas" w:eastAsia="Consolas" w:hAnsi="Consolas"/>
+        <w:t xml:space="preserve">  </w:t>
+      </w:r>
+      <w:proofErr w:type="spellStart"/>
+      <w:r>
+        <w:rPr>
+          <w:rFonts w:ascii="Consolas" w:eastAsia="Consolas" w:hAnsi="Consolas" w:cs="Consolas"/>
+          <w:color w:val="D4D4D4"/>
+          <w:sz w:val="18"/>
+          <w:szCs w:val="18"/>
+        </w:rPr>
+        <w:t>file_id</w:t>
+      </w:r>
+      <w:proofErr w:type="spellEnd"/>
+      <w:r>
+        <w:rPr>
+          <w:rFonts w:ascii="Consolas" w:eastAsia="Consolas" w:hAnsi="Consolas" w:cs="Consolas"/>
+          <w:color w:val="D4D4D4"/>
+          <w:sz w:val="18"/>
+          <w:szCs w:val="18"/>
+        </w:rPr>
+        <w:t xml:space="preserve">      BIGSERIAL PRIMARY KEY,</w:t>
+      </w:r>
+      <w:r>
+        <w:rPr>
+          <w:rFonts w:ascii="Consolas" w:eastAsia="Consolas" w:hAnsi="Consolas" w:cs="Consolas"/>
           <w:color w:val="D4D4D4"/>
           <w:sz w:val="18"/>
           <w:szCs w:val="18"/>
         </w:rPr>
         <w:br/>
-        <w:t xml:space="preserve">  pokemon_id   INTEGER REFERENCES pokemon(pokemon_id),</w:t>
-      </w:r>
-      <w:r>
-        <w:rPr>
-          <w:rFonts w:ascii="Consolas" w:cs="Consolas" w:eastAsia="Consolas" w:hAnsi="Consolas"/>
+        <w:t xml:space="preserve">  </w:t>
+      </w:r>
+      <w:proofErr w:type="spellStart"/>
+      <w:r>
+        <w:rPr>
+          <w:rFonts w:ascii="Consolas" w:eastAsia="Consolas" w:hAnsi="Consolas" w:cs="Consolas"/>
+          <w:color w:val="D4D4D4"/>
+          <w:sz w:val="18"/>
+          <w:szCs w:val="18"/>
+        </w:rPr>
+        <w:t>pokemon_id</w:t>
+      </w:r>
+      <w:proofErr w:type="spellEnd"/>
+      <w:r>
+        <w:rPr>
+          <w:rFonts w:ascii="Consolas" w:eastAsia="Consolas" w:hAnsi="Consolas" w:cs="Consolas"/>
+          <w:color w:val="D4D4D4"/>
+          <w:sz w:val="18"/>
+          <w:szCs w:val="18"/>
+        </w:rPr>
+        <w:t xml:space="preserve">   INTEGER REFERENCES </w:t>
+      </w:r>
+      <w:proofErr w:type="spellStart"/>
+      <w:r>
+        <w:rPr>
+          <w:rFonts w:ascii="Consolas" w:eastAsia="Consolas" w:hAnsi="Consolas" w:cs="Consolas"/>
+          <w:color w:val="D4D4D4"/>
+          <w:sz w:val="18"/>
+          <w:szCs w:val="18"/>
+        </w:rPr>
+        <w:t>pokemon</w:t>
+      </w:r>
+      <w:proofErr w:type="spellEnd"/>
+      <w:r>
+        <w:rPr>
+          <w:rFonts w:ascii="Consolas" w:eastAsia="Consolas" w:hAnsi="Consolas" w:cs="Consolas"/>
+          <w:color w:val="D4D4D4"/>
+          <w:sz w:val="18"/>
+          <w:szCs w:val="18"/>
+        </w:rPr>
+        <w:t>(</w:t>
+      </w:r>
+      <w:proofErr w:type="spellStart"/>
+      <w:r>
+        <w:rPr>
+          <w:rFonts w:ascii="Consolas" w:eastAsia="Consolas" w:hAnsi="Consolas" w:cs="Consolas"/>
+          <w:color w:val="D4D4D4"/>
+          <w:sz w:val="18"/>
+          <w:szCs w:val="18"/>
+        </w:rPr>
+        <w:t>pokemon_id</w:t>
+      </w:r>
+      <w:proofErr w:type="spellEnd"/>
+      <w:r>
+        <w:rPr>
+          <w:rFonts w:ascii="Consolas" w:eastAsia="Consolas" w:hAnsi="Consolas" w:cs="Consolas"/>
+          <w:color w:val="D4D4D4"/>
+          <w:sz w:val="18"/>
+          <w:szCs w:val="18"/>
+        </w:rPr>
+        <w:t>),</w:t>
+      </w:r>
+      <w:r>
+        <w:rPr>
+          <w:rFonts w:ascii="Consolas" w:eastAsia="Consolas" w:hAnsi="Consolas" w:cs="Consolas"/>
           <w:color w:val="D4D4D4"/>
           <w:sz w:val="18"/>
           <w:szCs w:val="18"/>
         </w:rPr>
         <w:br/>
-        <w:t xml:space="preserve">  bucket_name  VARCHAR(100) NOT NULL,   -- ex: raw-pokemon</w:t>
-      </w:r>
-      <w:r>
-        <w:rPr>
-          <w:rFonts w:ascii="Consolas" w:cs="Consolas" w:eastAsia="Consolas" w:hAnsi="Consolas"/>
+        <w:t xml:space="preserve">  </w:t>
+      </w:r>
+      <w:proofErr w:type="spellStart"/>
+      <w:r>
+        <w:rPr>
+          <w:rFonts w:ascii="Consolas" w:eastAsia="Consolas" w:hAnsi="Consolas" w:cs="Consolas"/>
+          <w:color w:val="D4D4D4"/>
+          <w:sz w:val="18"/>
+          <w:szCs w:val="18"/>
+        </w:rPr>
+        <w:t>bucket_name</w:t>
+      </w:r>
+      <w:proofErr w:type="spellEnd"/>
+      <w:r>
+        <w:rPr>
+          <w:rFonts w:ascii="Consolas" w:eastAsia="Consolas" w:hAnsi="Consolas" w:cs="Consolas"/>
+          <w:color w:val="D4D4D4"/>
+          <w:sz w:val="18"/>
+          <w:szCs w:val="18"/>
+        </w:rPr>
+        <w:t xml:space="preserve">  VARCHAR(100) NOT NULL,   -- ex: </w:t>
+      </w:r>
+      <w:proofErr w:type="spellStart"/>
+      <w:r>
+        <w:rPr>
+          <w:rFonts w:ascii="Consolas" w:eastAsia="Consolas" w:hAnsi="Consolas" w:cs="Consolas"/>
+          <w:color w:val="D4D4D4"/>
+          <w:sz w:val="18"/>
+          <w:szCs w:val="18"/>
+        </w:rPr>
+        <w:t>raw-pokemon</w:t>
+      </w:r>
+      <w:proofErr w:type="spellEnd"/>
+      <w:r>
+        <w:rPr>
+          <w:rFonts w:ascii="Consolas" w:eastAsia="Consolas" w:hAnsi="Consolas" w:cs="Consolas"/>
           <w:color w:val="D4D4D4"/>
           <w:sz w:val="18"/>
           <w:szCs w:val="18"/>
         </w:rPr>
         <w:br/>
-        <w:t xml:space="preserve">  object_key   VARCHAR(500) NOT NULL,   -- ex: pikachu/raw.json</w:t>
-      </w:r>
-      <w:r>
-        <w:rPr>
-          <w:rFonts w:ascii="Consolas" w:cs="Consolas" w:eastAsia="Consolas" w:hAnsi="Consolas"/>
+        <w:t xml:space="preserve">  </w:t>
+      </w:r>
+      <w:proofErr w:type="spellStart"/>
+      <w:r>
+        <w:rPr>
+          <w:rFonts w:ascii="Consolas" w:eastAsia="Consolas" w:hAnsi="Consolas" w:cs="Consolas"/>
+          <w:color w:val="D4D4D4"/>
+          <w:sz w:val="18"/>
+          <w:szCs w:val="18"/>
+        </w:rPr>
+        <w:t>object_key</w:t>
+      </w:r>
+      <w:proofErr w:type="spellEnd"/>
+      <w:r>
+        <w:rPr>
+          <w:rFonts w:ascii="Consolas" w:eastAsia="Consolas" w:hAnsi="Consolas" w:cs="Consolas"/>
+          <w:color w:val="D4D4D4"/>
+          <w:sz w:val="18"/>
+          <w:szCs w:val="18"/>
+        </w:rPr>
+        <w:t xml:space="preserve">   VARCHAR(500) NOT NULL,   -- ex: </w:t>
+      </w:r>
+      <w:proofErr w:type="spellStart"/>
+      <w:r>
+        <w:rPr>
+          <w:rFonts w:ascii="Consolas" w:eastAsia="Consolas" w:hAnsi="Consolas" w:cs="Consolas"/>
+          <w:color w:val="D4D4D4"/>
+          <w:sz w:val="18"/>
+          <w:szCs w:val="18"/>
+        </w:rPr>
+        <w:t>pikachu</w:t>
+      </w:r>
+      <w:proofErr w:type="spellEnd"/>
+      <w:r>
+        <w:rPr>
+          <w:rFonts w:ascii="Consolas" w:eastAsia="Consolas" w:hAnsi="Consolas" w:cs="Consolas"/>
+          <w:color w:val="D4D4D4"/>
+          <w:sz w:val="18"/>
+          <w:szCs w:val="18"/>
+        </w:rPr>
+        <w:t>/</w:t>
+      </w:r>
+      <w:proofErr w:type="spellStart"/>
+      <w:r>
+        <w:rPr>
+          <w:rFonts w:ascii="Consolas" w:eastAsia="Consolas" w:hAnsi="Consolas" w:cs="Consolas"/>
+          <w:color w:val="D4D4D4"/>
+          <w:sz w:val="18"/>
+          <w:szCs w:val="18"/>
+        </w:rPr>
+        <w:t>raw.json</w:t>
+      </w:r>
+      <w:proofErr w:type="spellEnd"/>
+      <w:r>
+        <w:rPr>
+          <w:rFonts w:ascii="Consolas" w:eastAsia="Consolas" w:hAnsi="Consolas" w:cs="Consolas"/>
           <w:color w:val="D4D4D4"/>
           <w:sz w:val="18"/>
           <w:szCs w:val="18"/>
         </w:rPr>
         <w:br/>
-        <w:t xml:space="preserve">  file_name    VARCHAR(255) NOT NULL,</w:t>
-      </w:r>
-      <w:r>
-        <w:rPr>
-          <w:rFonts w:ascii="Consolas" w:cs="Consolas" w:eastAsia="Consolas" w:hAnsi="Consolas"/>
+        <w:t xml:space="preserve">  </w:t>
+      </w:r>
+      <w:proofErr w:type="spellStart"/>
+      <w:r>
+        <w:rPr>
+          <w:rFonts w:ascii="Consolas" w:eastAsia="Consolas" w:hAnsi="Consolas" w:cs="Consolas"/>
+          <w:color w:val="D4D4D4"/>
+          <w:sz w:val="18"/>
+          <w:szCs w:val="18"/>
+        </w:rPr>
+        <w:t>file_name</w:t>
+      </w:r>
+      <w:proofErr w:type="spellEnd"/>
+      <w:r>
+        <w:rPr>
+          <w:rFonts w:ascii="Consolas" w:eastAsia="Consolas" w:hAnsi="Consolas" w:cs="Consolas"/>
+          <w:color w:val="D4D4D4"/>
+          <w:sz w:val="18"/>
+          <w:szCs w:val="18"/>
+        </w:rPr>
+        <w:t xml:space="preserve">    VARCHAR(255) NOT NULL,</w:t>
+      </w:r>
+      <w:r>
+        <w:rPr>
+          <w:rFonts w:ascii="Consolas" w:eastAsia="Consolas" w:hAnsi="Consolas" w:cs="Consolas"/>
           <w:color w:val="D4D4D4"/>
           <w:sz w:val="18"/>
           <w:szCs w:val="18"/>
         </w:rPr>
         <w:br/>
-        <w:t xml:space="preserve">  file_type    VARCHAR(50),             -- raw_json | image | report</w:t>
-      </w:r>
-      <w:r>
-        <w:rPr>
-          <w:rFonts w:ascii="Consolas" w:cs="Consolas" w:eastAsia="Consolas" w:hAnsi="Consolas"/>
+        <w:t xml:space="preserve">  </w:t>
+      </w:r>
+      <w:proofErr w:type="spellStart"/>
+      <w:r>
+        <w:rPr>
+          <w:rFonts w:ascii="Consolas" w:eastAsia="Consolas" w:hAnsi="Consolas" w:cs="Consolas"/>
+          <w:color w:val="D4D4D4"/>
+          <w:sz w:val="18"/>
+          <w:szCs w:val="18"/>
+        </w:rPr>
+        <w:t>file_type</w:t>
+      </w:r>
+      <w:proofErr w:type="spellEnd"/>
+      <w:r>
+        <w:rPr>
+          <w:rFonts w:ascii="Consolas" w:eastAsia="Consolas" w:hAnsi="Consolas" w:cs="Consolas"/>
+          <w:color w:val="D4D4D4"/>
+          <w:sz w:val="18"/>
+          <w:szCs w:val="18"/>
+        </w:rPr>
+        <w:t xml:space="preserve">    VARCHAR(50),             -- </w:t>
+      </w:r>
+      <w:proofErr w:type="spellStart"/>
+      <w:r>
+        <w:rPr>
+          <w:rFonts w:ascii="Consolas" w:eastAsia="Consolas" w:hAnsi="Consolas" w:cs="Consolas"/>
+          <w:color w:val="D4D4D4"/>
+          <w:sz w:val="18"/>
+          <w:szCs w:val="18"/>
+        </w:rPr>
+        <w:t>raw_json</w:t>
+      </w:r>
+      <w:proofErr w:type="spellEnd"/>
+      <w:r>
+        <w:rPr>
+          <w:rFonts w:ascii="Consolas" w:eastAsia="Consolas" w:hAnsi="Consolas" w:cs="Consolas"/>
+          <w:color w:val="D4D4D4"/>
+          <w:sz w:val="18"/>
+          <w:szCs w:val="18"/>
+        </w:rPr>
+        <w:t xml:space="preserve"> | image | report</w:t>
+      </w:r>
+      <w:r>
+        <w:rPr>
+          <w:rFonts w:ascii="Consolas" w:eastAsia="Consolas" w:hAnsi="Consolas" w:cs="Consolas"/>
           <w:color w:val="D4D4D4"/>
           <w:sz w:val="18"/>
           <w:szCs w:val="18"/>
         </w:rPr>
         <w:br/>
-        <w:t xml:space="preserve">  mime_type    VARCHAR(100),            -- enrichissement</w:t>
-      </w:r>
-      <w:r>
-        <w:rPr>
-          <w:rFonts w:ascii="Consolas" w:cs="Consolas" w:eastAsia="Consolas" w:hAnsi="Consolas"/>
+        <w:t xml:space="preserve">  </w:t>
+      </w:r>
+      <w:proofErr w:type="spellStart"/>
+      <w:r>
+        <w:rPr>
+          <w:rFonts w:ascii="Consolas" w:eastAsia="Consolas" w:hAnsi="Consolas" w:cs="Consolas"/>
+          <w:color w:val="D4D4D4"/>
+          <w:sz w:val="18"/>
+          <w:szCs w:val="18"/>
+        </w:rPr>
+        <w:t>mime_type</w:t>
+      </w:r>
+      <w:proofErr w:type="spellEnd"/>
+      <w:r>
+        <w:rPr>
+          <w:rFonts w:ascii="Consolas" w:eastAsia="Consolas" w:hAnsi="Consolas" w:cs="Consolas"/>
+          <w:color w:val="D4D4D4"/>
+          <w:sz w:val="18"/>
+          <w:szCs w:val="18"/>
+        </w:rPr>
+        <w:t xml:space="preserve">    VARCHAR(100),            -- enrichissement</w:t>
+      </w:r>
+      <w:r>
+        <w:rPr>
+          <w:rFonts w:ascii="Consolas" w:eastAsia="Consolas" w:hAnsi="Consolas" w:cs="Consolas"/>
           <w:color w:val="D4D4D4"/>
           <w:sz w:val="18"/>
           <w:szCs w:val="18"/>
         </w:rPr>
         <w:br/>
-        <w:t xml:space="preserve">  file_size    BIGINT,                  -- enrichissement</w:t>
-      </w:r>
-      <w:r>
-        <w:rPr>
-          <w:rFonts w:ascii="Consolas" w:cs="Consolas" w:eastAsia="Consolas" w:hAnsi="Consolas"/>
+        <w:t xml:space="preserve">  </w:t>
+      </w:r>
+      <w:proofErr w:type="spellStart"/>
+      <w:r>
+        <w:rPr>
+          <w:rFonts w:ascii="Consolas" w:eastAsia="Consolas" w:hAnsi="Consolas" w:cs="Consolas"/>
+          <w:color w:val="D4D4D4"/>
+          <w:sz w:val="18"/>
+          <w:szCs w:val="18"/>
+        </w:rPr>
+        <w:t>file_size</w:t>
+      </w:r>
+      <w:proofErr w:type="spellEnd"/>
+      <w:r>
+        <w:rPr>
+          <w:rFonts w:ascii="Consolas" w:eastAsia="Consolas" w:hAnsi="Consolas" w:cs="Consolas"/>
+          <w:color w:val="D4D4D4"/>
+          <w:sz w:val="18"/>
+          <w:szCs w:val="18"/>
+        </w:rPr>
+        <w:t xml:space="preserve">    BIGINT,                  -- enrichissement</w:t>
+      </w:r>
+      <w:r>
+        <w:rPr>
+          <w:rFonts w:ascii="Consolas" w:eastAsia="Consolas" w:hAnsi="Consolas" w:cs="Consolas"/>
           <w:color w:val="D4D4D4"/>
           <w:sz w:val="18"/>
           <w:szCs w:val="18"/>
         </w:rPr>
         <w:br/>
-        <w:t xml:space="preserve">  internal_url VARCHAR(500),            -- enrichissement</w:t>
-      </w:r>
-      <w:r>
-        <w:rPr>
-          <w:rFonts w:ascii="Consolas" w:cs="Consolas" w:eastAsia="Consolas" w:hAnsi="Consolas"/>
+        <w:t xml:space="preserve">  </w:t>
+      </w:r>
+      <w:proofErr w:type="spellStart"/>
+      <w:r>
+        <w:rPr>
+          <w:rFonts w:ascii="Consolas" w:eastAsia="Consolas" w:hAnsi="Consolas" w:cs="Consolas"/>
+          <w:color w:val="D4D4D4"/>
+          <w:sz w:val="18"/>
+          <w:szCs w:val="18"/>
+        </w:rPr>
+        <w:t>internal_url</w:t>
+      </w:r>
+      <w:proofErr w:type="spellEnd"/>
+      <w:r>
+        <w:rPr>
+          <w:rFonts w:ascii="Consolas" w:eastAsia="Consolas" w:hAnsi="Consolas" w:cs="Consolas"/>
+          <w:color w:val="D4D4D4"/>
+          <w:sz w:val="18"/>
+          <w:szCs w:val="18"/>
+        </w:rPr>
+        <w:t xml:space="preserve"> VARCHAR(500),            -- enrichissement</w:t>
+      </w:r>
+      <w:r>
+        <w:rPr>
+          <w:rFonts w:ascii="Consolas" w:eastAsia="Consolas" w:hAnsi="Consolas" w:cs="Consolas"/>
           <w:color w:val="D4D4D4"/>
           <w:sz w:val="18"/>
           <w:szCs w:val="18"/>
@@ -454,123 +1084,502 @@
       </w:r>
       <w:r>
         <w:rPr>
-          <w:rFonts w:ascii="Consolas" w:cs="Consolas" w:eastAsia="Consolas" w:hAnsi="Consolas"/>
+          <w:rFonts w:ascii="Consolas" w:eastAsia="Consolas" w:hAnsi="Consolas" w:cs="Consolas"/>
           <w:color w:val="D4D4D4"/>
           <w:sz w:val="18"/>
           <w:szCs w:val="18"/>
         </w:rPr>
         <w:br/>
-        <w:t xml:space="preserve">  created_at   TIMESTAMPTZ NOT NULL DEFAULT now(),</w:t>
-      </w:r>
-      <w:r>
-        <w:rPr>
-          <w:rFonts w:ascii="Consolas" w:cs="Consolas" w:eastAsia="Consolas" w:hAnsi="Consolas"/>
+        <w:t xml:space="preserve">  </w:t>
+      </w:r>
+      <w:proofErr w:type="spellStart"/>
+      <w:r>
+        <w:rPr>
+          <w:rFonts w:ascii="Consolas" w:eastAsia="Consolas" w:hAnsi="Consolas" w:cs="Consolas"/>
+          <w:color w:val="D4D4D4"/>
+          <w:sz w:val="18"/>
+          <w:szCs w:val="18"/>
+        </w:rPr>
+        <w:t>created_at</w:t>
+      </w:r>
+      <w:proofErr w:type="spellEnd"/>
+      <w:r>
+        <w:rPr>
+          <w:rFonts w:ascii="Consolas" w:eastAsia="Consolas" w:hAnsi="Consolas" w:cs="Consolas"/>
+          <w:color w:val="D4D4D4"/>
+          <w:sz w:val="18"/>
+          <w:szCs w:val="18"/>
+        </w:rPr>
+        <w:t xml:space="preserve">   TIMESTAMPTZ NOT NULL DEFAULT </w:t>
+      </w:r>
+      <w:proofErr w:type="spellStart"/>
+      <w:r>
+        <w:rPr>
+          <w:rFonts w:ascii="Consolas" w:eastAsia="Consolas" w:hAnsi="Consolas" w:cs="Consolas"/>
+          <w:color w:val="D4D4D4"/>
+          <w:sz w:val="18"/>
+          <w:szCs w:val="18"/>
+        </w:rPr>
+        <w:t>now</w:t>
+      </w:r>
+      <w:proofErr w:type="spellEnd"/>
+      <w:r>
+        <w:rPr>
+          <w:rFonts w:ascii="Consolas" w:eastAsia="Consolas" w:hAnsi="Consolas" w:cs="Consolas"/>
+          <w:color w:val="D4D4D4"/>
+          <w:sz w:val="18"/>
+          <w:szCs w:val="18"/>
+        </w:rPr>
+        <w:t>(),</w:t>
+      </w:r>
+      <w:r>
+        <w:rPr>
+          <w:rFonts w:ascii="Consolas" w:eastAsia="Consolas" w:hAnsi="Consolas" w:cs="Consolas"/>
           <w:color w:val="D4D4D4"/>
           <w:sz w:val="18"/>
           <w:szCs w:val="18"/>
         </w:rPr>
         <w:br/>
-        <w:t xml:space="preserve">  UNIQUE (bucket_name, object_key)</w:t>
-      </w:r>
-      <w:r>
-        <w:rPr>
-          <w:rFonts w:ascii="Consolas" w:cs="Consolas" w:eastAsia="Consolas" w:hAnsi="Consolas"/>
+        <w:t xml:space="preserve">  UNIQUE (</w:t>
+      </w:r>
+      <w:proofErr w:type="spellStart"/>
+      <w:r>
+        <w:rPr>
+          <w:rFonts w:ascii="Consolas" w:eastAsia="Consolas" w:hAnsi="Consolas" w:cs="Consolas"/>
+          <w:color w:val="D4D4D4"/>
+          <w:sz w:val="18"/>
+          <w:szCs w:val="18"/>
+        </w:rPr>
+        <w:t>bucket_name</w:t>
+      </w:r>
+      <w:proofErr w:type="spellEnd"/>
+      <w:r>
+        <w:rPr>
+          <w:rFonts w:ascii="Consolas" w:eastAsia="Consolas" w:hAnsi="Consolas" w:cs="Consolas"/>
+          <w:color w:val="D4D4D4"/>
+          <w:sz w:val="18"/>
+          <w:szCs w:val="18"/>
+        </w:rPr>
+        <w:t xml:space="preserve">, </w:t>
+      </w:r>
+      <w:proofErr w:type="spellStart"/>
+      <w:r>
+        <w:rPr>
+          <w:rFonts w:ascii="Consolas" w:eastAsia="Consolas" w:hAnsi="Consolas" w:cs="Consolas"/>
+          <w:color w:val="D4D4D4"/>
+          <w:sz w:val="18"/>
+          <w:szCs w:val="18"/>
+        </w:rPr>
+        <w:t>object_key</w:t>
+      </w:r>
+      <w:proofErr w:type="spellEnd"/>
+      <w:r>
+        <w:rPr>
+          <w:rFonts w:ascii="Consolas" w:eastAsia="Consolas" w:hAnsi="Consolas" w:cs="Consolas"/>
+          <w:color w:val="D4D4D4"/>
+          <w:sz w:val="18"/>
+          <w:szCs w:val="18"/>
+        </w:rPr>
+        <w:t>)</w:t>
+      </w:r>
+      <w:r>
+        <w:rPr>
+          <w:rFonts w:ascii="Consolas" w:eastAsia="Consolas" w:hAnsi="Consolas" w:cs="Consolas"/>
           <w:color w:val="D4D4D4"/>
           <w:sz w:val="18"/>
           <w:szCs w:val="18"/>
         </w:rPr>
         <w:br/>
-        <w:t xml:space="preserve">);</w:t>
-      </w:r>
-    </w:p>
-    <w:p>
-      <w:pPr>
-        <w:pStyle w:val="Heading2"/>
-      </w:pPr>
-      <w:r>
-        <w:t xml:space="preserve">Table file_ingestion_log (journal des traitements)</w:t>
+        <w:t>);</w:t>
+      </w:r>
+    </w:p>
+    <w:p>
+      <w:pPr>
+        <w:pStyle w:val="Titre2"/>
+      </w:pPr>
+      <w:r>
+        <w:t xml:space="preserve">Table </w:t>
+      </w:r>
+      <w:proofErr w:type="spellStart"/>
+      <w:r>
+        <w:t>file_ingestion_log</w:t>
+      </w:r>
+      <w:proofErr w:type="spellEnd"/>
+      <w:r>
+        <w:t xml:space="preserve"> (journal des traitements)</w:t>
       </w:r>
     </w:p>
     <w:p>
       <w:pPr>
         <w:pBdr>
-          <w:left w:val="single" w:color="4472C4" w:sz="18" w:space="6"/>
+          <w:left w:val="single" w:sz="18" w:space="6" w:color="4472C4"/>
         </w:pBdr>
-        <w:shd w:fill="1E1E1E" w:val="clear"/>
-        <w:spacing w:after="120" w:before="60"/>
-      </w:pPr>
-      <w:r>
-        <w:rPr>
-          <w:rFonts w:ascii="Consolas" w:cs="Consolas" w:eastAsia="Consolas" w:hAnsi="Consolas"/>
-          <w:color w:val="D4D4D4"/>
-          <w:sz w:val="18"/>
-          <w:szCs w:val="18"/>
-        </w:rPr>
-        <w:t xml:space="preserve">CREATE TABLE file_ingestion_log (</w:t>
-      </w:r>
-      <w:r>
-        <w:rPr>
-          <w:rFonts w:ascii="Consolas" w:cs="Consolas" w:eastAsia="Consolas" w:hAnsi="Consolas"/>
+        <w:shd w:val="clear" w:color="auto" w:fill="1E1E1E"/>
+        <w:spacing w:before="60" w:after="120"/>
+      </w:pPr>
+      <w:r>
+        <w:rPr>
+          <w:rFonts w:ascii="Consolas" w:eastAsia="Consolas" w:hAnsi="Consolas" w:cs="Consolas"/>
+          <w:color w:val="D4D4D4"/>
+          <w:sz w:val="18"/>
+          <w:szCs w:val="18"/>
+        </w:rPr>
+        <w:t xml:space="preserve">CREATE TABLE </w:t>
+      </w:r>
+      <w:proofErr w:type="spellStart"/>
+      <w:r>
+        <w:rPr>
+          <w:rFonts w:ascii="Consolas" w:eastAsia="Consolas" w:hAnsi="Consolas" w:cs="Consolas"/>
+          <w:color w:val="D4D4D4"/>
+          <w:sz w:val="18"/>
+          <w:szCs w:val="18"/>
+        </w:rPr>
+        <w:t>file_ingestion_log</w:t>
+      </w:r>
+      <w:proofErr w:type="spellEnd"/>
+      <w:r>
+        <w:rPr>
+          <w:rFonts w:ascii="Consolas" w:eastAsia="Consolas" w:hAnsi="Consolas" w:cs="Consolas"/>
+          <w:color w:val="D4D4D4"/>
+          <w:sz w:val="18"/>
+          <w:szCs w:val="18"/>
+        </w:rPr>
+        <w:t xml:space="preserve"> (</w:t>
+      </w:r>
+      <w:r>
+        <w:rPr>
+          <w:rFonts w:ascii="Consolas" w:eastAsia="Consolas" w:hAnsi="Consolas" w:cs="Consolas"/>
           <w:color w:val="D4D4D4"/>
           <w:sz w:val="18"/>
           <w:szCs w:val="18"/>
         </w:rPr>
         <w:br/>
-        <w:t xml:space="preserve">  log_id       BIGSERIAL PRIMARY KEY,</w:t>
-      </w:r>
-      <w:r>
-        <w:rPr>
-          <w:rFonts w:ascii="Consolas" w:cs="Consolas" w:eastAsia="Consolas" w:hAnsi="Consolas"/>
+        <w:t xml:space="preserve">  </w:t>
+      </w:r>
+      <w:proofErr w:type="spellStart"/>
+      <w:r>
+        <w:rPr>
+          <w:rFonts w:ascii="Consolas" w:eastAsia="Consolas" w:hAnsi="Consolas" w:cs="Consolas"/>
+          <w:color w:val="D4D4D4"/>
+          <w:sz w:val="18"/>
+          <w:szCs w:val="18"/>
+        </w:rPr>
+        <w:t>log_id</w:t>
+      </w:r>
+      <w:proofErr w:type="spellEnd"/>
+      <w:r>
+        <w:rPr>
+          <w:rFonts w:ascii="Consolas" w:eastAsia="Consolas" w:hAnsi="Consolas" w:cs="Consolas"/>
+          <w:color w:val="D4D4D4"/>
+          <w:sz w:val="18"/>
+          <w:szCs w:val="18"/>
+        </w:rPr>
+        <w:t xml:space="preserve">       BIGSERIAL PRIMARY KEY,</w:t>
+      </w:r>
+      <w:r>
+        <w:rPr>
+          <w:rFonts w:ascii="Consolas" w:eastAsia="Consolas" w:hAnsi="Consolas" w:cs="Consolas"/>
           <w:color w:val="D4D4D4"/>
           <w:sz w:val="18"/>
           <w:szCs w:val="18"/>
         </w:rPr>
         <w:br/>
-        <w:t xml:space="preserve">  file_name    VARCHAR(255),</w:t>
-      </w:r>
-      <w:r>
-        <w:rPr>
-          <w:rFonts w:ascii="Consolas" w:cs="Consolas" w:eastAsia="Consolas" w:hAnsi="Consolas"/>
+        <w:t xml:space="preserve">  </w:t>
+      </w:r>
+      <w:proofErr w:type="spellStart"/>
+      <w:r>
+        <w:rPr>
+          <w:rFonts w:ascii="Consolas" w:eastAsia="Consolas" w:hAnsi="Consolas" w:cs="Consolas"/>
+          <w:color w:val="D4D4D4"/>
+          <w:sz w:val="18"/>
+          <w:szCs w:val="18"/>
+        </w:rPr>
+        <w:t>file_name</w:t>
+      </w:r>
+      <w:proofErr w:type="spellEnd"/>
+      <w:r>
+        <w:rPr>
+          <w:rFonts w:ascii="Consolas" w:eastAsia="Consolas" w:hAnsi="Consolas" w:cs="Consolas"/>
+          <w:color w:val="D4D4D4"/>
+          <w:sz w:val="18"/>
+          <w:szCs w:val="18"/>
+        </w:rPr>
+        <w:t xml:space="preserve">    </w:t>
+      </w:r>
+      <w:proofErr w:type="gramStart"/>
+      <w:r>
+        <w:rPr>
+          <w:rFonts w:ascii="Consolas" w:eastAsia="Consolas" w:hAnsi="Consolas" w:cs="Consolas"/>
+          <w:color w:val="D4D4D4"/>
+          <w:sz w:val="18"/>
+          <w:szCs w:val="18"/>
+        </w:rPr>
+        <w:t>VARCHAR(</w:t>
+      </w:r>
+      <w:proofErr w:type="gramEnd"/>
+      <w:r>
+        <w:rPr>
+          <w:rFonts w:ascii="Consolas" w:eastAsia="Consolas" w:hAnsi="Consolas" w:cs="Consolas"/>
+          <w:color w:val="D4D4D4"/>
+          <w:sz w:val="18"/>
+          <w:szCs w:val="18"/>
+        </w:rPr>
+        <w:t>255),</w:t>
+      </w:r>
+      <w:r>
+        <w:rPr>
+          <w:rFonts w:ascii="Consolas" w:eastAsia="Consolas" w:hAnsi="Consolas" w:cs="Consolas"/>
           <w:color w:val="D4D4D4"/>
           <w:sz w:val="18"/>
           <w:szCs w:val="18"/>
         </w:rPr>
         <w:br/>
-        <w:t xml:space="preserve">  bucket_name  VARCHAR(100),</w:t>
-      </w:r>
-      <w:r>
-        <w:rPr>
-          <w:rFonts w:ascii="Consolas" w:cs="Consolas" w:eastAsia="Consolas" w:hAnsi="Consolas"/>
+        <w:t xml:space="preserve">  </w:t>
+      </w:r>
+      <w:proofErr w:type="spellStart"/>
+      <w:r>
+        <w:rPr>
+          <w:rFonts w:ascii="Consolas" w:eastAsia="Consolas" w:hAnsi="Consolas" w:cs="Consolas"/>
+          <w:color w:val="D4D4D4"/>
+          <w:sz w:val="18"/>
+          <w:szCs w:val="18"/>
+        </w:rPr>
+        <w:t>bucket_</w:t>
+      </w:r>
+      <w:proofErr w:type="gramStart"/>
+      <w:r>
+        <w:rPr>
+          <w:rFonts w:ascii="Consolas" w:eastAsia="Consolas" w:hAnsi="Consolas" w:cs="Consolas"/>
+          <w:color w:val="D4D4D4"/>
+          <w:sz w:val="18"/>
+          <w:szCs w:val="18"/>
+        </w:rPr>
+        <w:t>name</w:t>
+      </w:r>
+      <w:proofErr w:type="spellEnd"/>
+      <w:r>
+        <w:rPr>
+          <w:rFonts w:ascii="Consolas" w:eastAsia="Consolas" w:hAnsi="Consolas" w:cs="Consolas"/>
+          <w:color w:val="D4D4D4"/>
+          <w:sz w:val="18"/>
+          <w:szCs w:val="18"/>
+        </w:rPr>
+        <w:t xml:space="preserve">  VARCHAR</w:t>
+      </w:r>
+      <w:proofErr w:type="gramEnd"/>
+      <w:r>
+        <w:rPr>
+          <w:rFonts w:ascii="Consolas" w:eastAsia="Consolas" w:hAnsi="Consolas" w:cs="Consolas"/>
+          <w:color w:val="D4D4D4"/>
+          <w:sz w:val="18"/>
+          <w:szCs w:val="18"/>
+        </w:rPr>
+        <w:t>(100),</w:t>
+      </w:r>
+      <w:r>
+        <w:rPr>
+          <w:rFonts w:ascii="Consolas" w:eastAsia="Consolas" w:hAnsi="Consolas" w:cs="Consolas"/>
           <w:color w:val="D4D4D4"/>
           <w:sz w:val="18"/>
           <w:szCs w:val="18"/>
         </w:rPr>
         <w:br/>
-        <w:t xml:space="preserve">  object_key   VARCHAR(500),</w:t>
-      </w:r>
-      <w:r>
-        <w:rPr>
-          <w:rFonts w:ascii="Consolas" w:cs="Consolas" w:eastAsia="Consolas" w:hAnsi="Consolas"/>
+        <w:t xml:space="preserve">  </w:t>
+      </w:r>
+      <w:proofErr w:type="spellStart"/>
+      <w:r>
+        <w:rPr>
+          <w:rFonts w:ascii="Consolas" w:eastAsia="Consolas" w:hAnsi="Consolas" w:cs="Consolas"/>
+          <w:color w:val="D4D4D4"/>
+          <w:sz w:val="18"/>
+          <w:szCs w:val="18"/>
+        </w:rPr>
+        <w:t>object_key</w:t>
+      </w:r>
+      <w:proofErr w:type="spellEnd"/>
+      <w:r>
+        <w:rPr>
+          <w:rFonts w:ascii="Consolas" w:eastAsia="Consolas" w:hAnsi="Consolas" w:cs="Consolas"/>
+          <w:color w:val="D4D4D4"/>
+          <w:sz w:val="18"/>
+          <w:szCs w:val="18"/>
+        </w:rPr>
+        <w:t xml:space="preserve">   </w:t>
+      </w:r>
+      <w:proofErr w:type="gramStart"/>
+      <w:r>
+        <w:rPr>
+          <w:rFonts w:ascii="Consolas" w:eastAsia="Consolas" w:hAnsi="Consolas" w:cs="Consolas"/>
+          <w:color w:val="D4D4D4"/>
+          <w:sz w:val="18"/>
+          <w:szCs w:val="18"/>
+        </w:rPr>
+        <w:t>VARCHAR(</w:t>
+      </w:r>
+      <w:proofErr w:type="gramEnd"/>
+      <w:r>
+        <w:rPr>
+          <w:rFonts w:ascii="Consolas" w:eastAsia="Consolas" w:hAnsi="Consolas" w:cs="Consolas"/>
+          <w:color w:val="D4D4D4"/>
+          <w:sz w:val="18"/>
+          <w:szCs w:val="18"/>
+        </w:rPr>
+        <w:t>500),</w:t>
+      </w:r>
+      <w:r>
+        <w:rPr>
+          <w:rFonts w:ascii="Consolas" w:eastAsia="Consolas" w:hAnsi="Consolas" w:cs="Consolas"/>
           <w:color w:val="D4D4D4"/>
           <w:sz w:val="18"/>
           <w:szCs w:val="18"/>
         </w:rPr>
         <w:br/>
-        <w:t xml:space="preserve">  source       VARCHAR(100),   -- ex: pokeapi</w:t>
-      </w:r>
-      <w:r>
-        <w:rPr>
-          <w:rFonts w:ascii="Consolas" w:cs="Consolas" w:eastAsia="Consolas" w:hAnsi="Consolas"/>
+        <w:t xml:space="preserve">  source       </w:t>
+      </w:r>
+      <w:proofErr w:type="gramStart"/>
+      <w:r>
+        <w:rPr>
+          <w:rFonts w:ascii="Consolas" w:eastAsia="Consolas" w:hAnsi="Consolas" w:cs="Consolas"/>
+          <w:color w:val="D4D4D4"/>
+          <w:sz w:val="18"/>
+          <w:szCs w:val="18"/>
+        </w:rPr>
+        <w:t>VARCHAR(</w:t>
+      </w:r>
+      <w:proofErr w:type="gramEnd"/>
+      <w:r>
+        <w:rPr>
+          <w:rFonts w:ascii="Consolas" w:eastAsia="Consolas" w:hAnsi="Consolas" w:cs="Consolas"/>
+          <w:color w:val="D4D4D4"/>
+          <w:sz w:val="18"/>
+          <w:szCs w:val="18"/>
+        </w:rPr>
+        <w:t>100</w:t>
+      </w:r>
+      <w:proofErr w:type="gramStart"/>
+      <w:r>
+        <w:rPr>
+          <w:rFonts w:ascii="Consolas" w:eastAsia="Consolas" w:hAnsi="Consolas" w:cs="Consolas"/>
+          <w:color w:val="D4D4D4"/>
+          <w:sz w:val="18"/>
+          <w:szCs w:val="18"/>
+        </w:rPr>
+        <w:t xml:space="preserve">),   </w:t>
+      </w:r>
+      <w:proofErr w:type="gramEnd"/>
+      <w:r>
+        <w:rPr>
+          <w:rFonts w:ascii="Consolas" w:eastAsia="Consolas" w:hAnsi="Consolas" w:cs="Consolas"/>
+          <w:color w:val="D4D4D4"/>
+          <w:sz w:val="18"/>
+          <w:szCs w:val="18"/>
+        </w:rPr>
+        <w:t xml:space="preserve">-- </w:t>
+      </w:r>
+      <w:proofErr w:type="gramStart"/>
+      <w:r>
+        <w:rPr>
+          <w:rFonts w:ascii="Consolas" w:eastAsia="Consolas" w:hAnsi="Consolas" w:cs="Consolas"/>
+          <w:color w:val="D4D4D4"/>
+          <w:sz w:val="18"/>
+          <w:szCs w:val="18"/>
+        </w:rPr>
+        <w:t>ex:</w:t>
+      </w:r>
+      <w:proofErr w:type="gramEnd"/>
+      <w:r>
+        <w:rPr>
+          <w:rFonts w:ascii="Consolas" w:eastAsia="Consolas" w:hAnsi="Consolas" w:cs="Consolas"/>
+          <w:color w:val="D4D4D4"/>
+          <w:sz w:val="18"/>
+          <w:szCs w:val="18"/>
+        </w:rPr>
+        <w:t xml:space="preserve"> </w:t>
+      </w:r>
+      <w:proofErr w:type="spellStart"/>
+      <w:r>
+        <w:rPr>
+          <w:rFonts w:ascii="Consolas" w:eastAsia="Consolas" w:hAnsi="Consolas" w:cs="Consolas"/>
+          <w:color w:val="D4D4D4"/>
+          <w:sz w:val="18"/>
+          <w:szCs w:val="18"/>
+        </w:rPr>
+        <w:t>pokeapi</w:t>
+      </w:r>
+      <w:proofErr w:type="spellEnd"/>
+      <w:r>
+        <w:rPr>
+          <w:rFonts w:ascii="Consolas" w:eastAsia="Consolas" w:hAnsi="Consolas" w:cs="Consolas"/>
           <w:color w:val="D4D4D4"/>
           <w:sz w:val="18"/>
           <w:szCs w:val="18"/>
         </w:rPr>
         <w:br/>
-        <w:t xml:space="preserve">  status       VARCHAR(30),    -- SUCCESS | ERROR | SKIPPED</w:t>
-      </w:r>
-      <w:r>
-        <w:rPr>
-          <w:rFonts w:ascii="Consolas" w:cs="Consolas" w:eastAsia="Consolas" w:hAnsi="Consolas"/>
+        <w:t xml:space="preserve">  </w:t>
+      </w:r>
+      <w:proofErr w:type="spellStart"/>
+      <w:r>
+        <w:rPr>
+          <w:rFonts w:ascii="Consolas" w:eastAsia="Consolas" w:hAnsi="Consolas" w:cs="Consolas"/>
+          <w:color w:val="D4D4D4"/>
+          <w:sz w:val="18"/>
+          <w:szCs w:val="18"/>
+        </w:rPr>
+        <w:t>status</w:t>
+      </w:r>
+      <w:proofErr w:type="spellEnd"/>
+      <w:r>
+        <w:rPr>
+          <w:rFonts w:ascii="Consolas" w:eastAsia="Consolas" w:hAnsi="Consolas" w:cs="Consolas"/>
+          <w:color w:val="D4D4D4"/>
+          <w:sz w:val="18"/>
+          <w:szCs w:val="18"/>
+        </w:rPr>
+        <w:t xml:space="preserve">       </w:t>
+      </w:r>
+      <w:proofErr w:type="gramStart"/>
+      <w:r>
+        <w:rPr>
+          <w:rFonts w:ascii="Consolas" w:eastAsia="Consolas" w:hAnsi="Consolas" w:cs="Consolas"/>
+          <w:color w:val="D4D4D4"/>
+          <w:sz w:val="18"/>
+          <w:szCs w:val="18"/>
+        </w:rPr>
+        <w:t>VARCHAR(</w:t>
+      </w:r>
+      <w:proofErr w:type="gramEnd"/>
+      <w:r>
+        <w:rPr>
+          <w:rFonts w:ascii="Consolas" w:eastAsia="Consolas" w:hAnsi="Consolas" w:cs="Consolas"/>
+          <w:color w:val="D4D4D4"/>
+          <w:sz w:val="18"/>
+          <w:szCs w:val="18"/>
+        </w:rPr>
+        <w:t>30</w:t>
+      </w:r>
+      <w:proofErr w:type="gramStart"/>
+      <w:r>
+        <w:rPr>
+          <w:rFonts w:ascii="Consolas" w:eastAsia="Consolas" w:hAnsi="Consolas" w:cs="Consolas"/>
+          <w:color w:val="D4D4D4"/>
+          <w:sz w:val="18"/>
+          <w:szCs w:val="18"/>
+        </w:rPr>
+        <w:t xml:space="preserve">),   </w:t>
+      </w:r>
+      <w:proofErr w:type="gramEnd"/>
+      <w:r>
+        <w:rPr>
+          <w:rFonts w:ascii="Consolas" w:eastAsia="Consolas" w:hAnsi="Consolas" w:cs="Consolas"/>
+          <w:color w:val="D4D4D4"/>
+          <w:sz w:val="18"/>
+          <w:szCs w:val="18"/>
+        </w:rPr>
+        <w:t xml:space="preserve"> -- SUCCESS | ERROR | SKIPPED</w:t>
+      </w:r>
+      <w:r>
+        <w:rPr>
+          <w:rFonts w:ascii="Consolas" w:eastAsia="Consolas" w:hAnsi="Consolas" w:cs="Consolas"/>
           <w:color w:val="D4D4D4"/>
           <w:sz w:val="18"/>
           <w:szCs w:val="18"/>
@@ -580,40 +1589,134 @@
       </w:r>
       <w:r>
         <w:rPr>
-          <w:rFonts w:ascii="Consolas" w:cs="Consolas" w:eastAsia="Consolas" w:hAnsi="Consolas"/>
+          <w:rFonts w:ascii="Consolas" w:eastAsia="Consolas" w:hAnsi="Consolas" w:cs="Consolas"/>
           <w:color w:val="D4D4D4"/>
           <w:sz w:val="18"/>
           <w:szCs w:val="18"/>
         </w:rPr>
         <w:br/>
-        <w:t xml:space="preserve">  processed_at TIMESTAMPTZ NOT NULL DEFAULT now()</w:t>
-      </w:r>
-      <w:r>
-        <w:rPr>
-          <w:rFonts w:ascii="Consolas" w:cs="Consolas" w:eastAsia="Consolas" w:hAnsi="Consolas"/>
+        <w:t xml:space="preserve">  </w:t>
+      </w:r>
+      <w:proofErr w:type="spellStart"/>
+      <w:r>
+        <w:rPr>
+          <w:rFonts w:ascii="Consolas" w:eastAsia="Consolas" w:hAnsi="Consolas" w:cs="Consolas"/>
+          <w:color w:val="D4D4D4"/>
+          <w:sz w:val="18"/>
+          <w:szCs w:val="18"/>
+        </w:rPr>
+        <w:t>processed_at</w:t>
+      </w:r>
+      <w:proofErr w:type="spellEnd"/>
+      <w:r>
+        <w:rPr>
+          <w:rFonts w:ascii="Consolas" w:eastAsia="Consolas" w:hAnsi="Consolas" w:cs="Consolas"/>
+          <w:color w:val="D4D4D4"/>
+          <w:sz w:val="18"/>
+          <w:szCs w:val="18"/>
+        </w:rPr>
+        <w:t xml:space="preserve"> TIMESTAMPTZ NOT NULL DEFAULT </w:t>
+      </w:r>
+      <w:proofErr w:type="spellStart"/>
+      <w:proofErr w:type="gramStart"/>
+      <w:r>
+        <w:rPr>
+          <w:rFonts w:ascii="Consolas" w:eastAsia="Consolas" w:hAnsi="Consolas" w:cs="Consolas"/>
+          <w:color w:val="D4D4D4"/>
+          <w:sz w:val="18"/>
+          <w:szCs w:val="18"/>
+        </w:rPr>
+        <w:t>now</w:t>
+      </w:r>
+      <w:proofErr w:type="spellEnd"/>
+      <w:r>
+        <w:rPr>
+          <w:rFonts w:ascii="Consolas" w:eastAsia="Consolas" w:hAnsi="Consolas" w:cs="Consolas"/>
+          <w:color w:val="D4D4D4"/>
+          <w:sz w:val="18"/>
+          <w:szCs w:val="18"/>
+        </w:rPr>
+        <w:t>(</w:t>
+      </w:r>
+      <w:proofErr w:type="gramEnd"/>
+      <w:r>
+        <w:rPr>
+          <w:rFonts w:ascii="Consolas" w:eastAsia="Consolas" w:hAnsi="Consolas" w:cs="Consolas"/>
+          <w:color w:val="D4D4D4"/>
+          <w:sz w:val="18"/>
+          <w:szCs w:val="18"/>
+        </w:rPr>
+        <w:t>)</w:t>
+      </w:r>
+      <w:r>
+        <w:rPr>
+          <w:rFonts w:ascii="Consolas" w:eastAsia="Consolas" w:hAnsi="Consolas" w:cs="Consolas"/>
           <w:color w:val="D4D4D4"/>
           <w:sz w:val="18"/>
           <w:szCs w:val="18"/>
         </w:rPr>
         <w:br/>
-        <w:t xml:space="preserve">);</w:t>
-      </w:r>
+      </w:r>
+      <w:proofErr w:type="gramStart"/>
+      <w:r>
+        <w:rPr>
+          <w:rFonts w:ascii="Consolas" w:eastAsia="Consolas" w:hAnsi="Consolas" w:cs="Consolas"/>
+          <w:color w:val="D4D4D4"/>
+          <w:sz w:val="18"/>
+          <w:szCs w:val="18"/>
+        </w:rPr>
+        <w:t>);</w:t>
+      </w:r>
+      <w:proofErr w:type="gramEnd"/>
     </w:p>
     <w:p>
       <w:pPr>
         <w:spacing w:after="120"/>
       </w:pPr>
       <w:r>
-        <w:t xml:space="preserve">La table pokemon_files trace, pour chaque fichier : le bucket, la clé objet, le nom, le type, ainsi que des colonnes d’enrichissement (type MIME, taille, URL interne, checksum). La table file_ingestion_log trace chaque traitement (nom de fichier, bucket, clé, source, date, statut).</w:t>
-      </w:r>
-    </w:p>
-    <w:p>
-      <w:pPr>
-        <w:pStyle w:val="Heading1"/>
+        <w:t xml:space="preserve">La table </w:t>
+      </w:r>
+      <w:proofErr w:type="spellStart"/>
+      <w:r>
+        <w:t>pokemon_files</w:t>
+      </w:r>
+      <w:proofErr w:type="spellEnd"/>
+      <w:r>
+        <w:t xml:space="preserve"> trace, pour chaque fichier : le </w:t>
+      </w:r>
+      <w:proofErr w:type="spellStart"/>
+      <w:r>
+        <w:t>bucket</w:t>
+      </w:r>
+      <w:proofErr w:type="spellEnd"/>
+      <w:r>
+        <w:t xml:space="preserve">, la clé objet, le nom, le type, ainsi que des colonnes d’enrichissement (type MIME, taille, URL interne, checksum). La table </w:t>
+      </w:r>
+      <w:proofErr w:type="spellStart"/>
+      <w:r>
+        <w:t>file_ingestion_log</w:t>
+      </w:r>
+      <w:proofErr w:type="spellEnd"/>
+      <w:r>
+        <w:t xml:space="preserve"> trace chaque traitement (nom de fichier, </w:t>
+      </w:r>
+      <w:proofErr w:type="spellStart"/>
+      <w:r>
+        <w:t>bucket</w:t>
+      </w:r>
+      <w:proofErr w:type="spellEnd"/>
+      <w:r>
+        <w:t>, clé, source, date, statut).</w:t>
+      </w:r>
+    </w:p>
+    <w:p>
+      <w:pPr>
+        <w:pStyle w:val="Titre1"/>
         <w:pageBreakBefore/>
       </w:pPr>
       <w:r>
-        <w:t xml:space="preserve">Partie C — Workflow n8n</w:t>
+        <w:lastRenderedPageBreak/>
+        <w:t>Partie C — Workflow n8n</w:t>
       </w:r>
     </w:p>
     <w:p>
@@ -621,51 +1724,103 @@
         <w:spacing w:after="120"/>
       </w:pPr>
       <w:r>
-        <w:t xml:space="preserve">Un workflow n8n (« TP Data Lake - Ingestion Pokemon ») réalise la chaîne complète d’ingestion. Il enchaîne 9 nœuds :</w:t>
-      </w:r>
-    </w:p>
-    <w:p>
-      <w:pPr>
-        <w:pStyle w:val="ListParagraph"/>
+        <w:t xml:space="preserve">Un workflow n8n (« TP Data Lake - Ingestion </w:t>
+      </w:r>
+      <w:proofErr w:type="spellStart"/>
+      <w:r>
+        <w:t>Pokemon</w:t>
+      </w:r>
+      <w:proofErr w:type="spellEnd"/>
+      <w:r>
+        <w:t xml:space="preserve"> ») réalise la chaîne complète d’ingestion. Il enchaîne 9 nœuds :</w:t>
+      </w:r>
+    </w:p>
+    <w:p>
+      <w:pPr>
+        <w:pStyle w:val="Paragraphedeliste"/>
         <w:numPr>
           <w:ilvl w:val="0"/>
           <w:numId w:val="2"/>
         </w:numPr>
         <w:spacing w:after="40"/>
       </w:pPr>
-      <w:r>
-        <w:t xml:space="preserve">Demarrer — déclencheur manuel</w:t>
-      </w:r>
-    </w:p>
-    <w:p>
-      <w:pPr>
-        <w:pStyle w:val="ListParagraph"/>
+      <w:proofErr w:type="spellStart"/>
+      <w:r>
+        <w:t>Demarrer</w:t>
+      </w:r>
+      <w:proofErr w:type="spellEnd"/>
+      <w:r>
+        <w:t xml:space="preserve"> — déclencheur manuel</w:t>
+      </w:r>
+    </w:p>
+    <w:p>
+      <w:pPr>
+        <w:pStyle w:val="Paragraphedeliste"/>
         <w:numPr>
           <w:ilvl w:val="0"/>
           <w:numId w:val="2"/>
         </w:numPr>
         <w:spacing w:after="40"/>
       </w:pPr>
-      <w:r>
-        <w:t xml:space="preserve">PokeAPI - Get Pokemon — appel HTTP GET vers la PokéAPI</w:t>
-      </w:r>
-    </w:p>
-    <w:p>
-      <w:pPr>
-        <w:pStyle w:val="ListParagraph"/>
+      <w:proofErr w:type="spellStart"/>
+      <w:r>
+        <w:t>PokeAPI</w:t>
+      </w:r>
+      <w:proofErr w:type="spellEnd"/>
+      <w:r>
+        <w:t xml:space="preserve"> - </w:t>
+      </w:r>
+      <w:proofErr w:type="spellStart"/>
+      <w:r>
+        <w:t>Get</w:t>
+      </w:r>
+      <w:proofErr w:type="spellEnd"/>
+      <w:r>
+        <w:t xml:space="preserve"> </w:t>
+      </w:r>
+      <w:proofErr w:type="spellStart"/>
+      <w:r>
+        <w:t>Pokemon</w:t>
+      </w:r>
+      <w:proofErr w:type="spellEnd"/>
+      <w:r>
+        <w:t xml:space="preserve"> — appel HTTP GET vers la </w:t>
+      </w:r>
+      <w:proofErr w:type="spellStart"/>
+      <w:r>
+        <w:t>PokéAPI</w:t>
+      </w:r>
+      <w:proofErr w:type="spellEnd"/>
+    </w:p>
+    <w:p>
+      <w:pPr>
+        <w:pStyle w:val="Paragraphedeliste"/>
         <w:numPr>
           <w:ilvl w:val="0"/>
           <w:numId w:val="2"/>
         </w:numPr>
         <w:spacing w:after="40"/>
       </w:pPr>
-      <w:r>
-        <w:t xml:space="preserve">Preparer metadonnees — extraction des champs + construction des clés objets</w:t>
-      </w:r>
-    </w:p>
-    <w:p>
-      <w:pPr>
-        <w:pStyle w:val="ListParagraph"/>
+      <w:proofErr w:type="spellStart"/>
+      <w:r>
+        <w:t>Preparer</w:t>
+      </w:r>
+      <w:proofErr w:type="spellEnd"/>
+      <w:r>
+        <w:t xml:space="preserve"> </w:t>
+      </w:r>
+      <w:proofErr w:type="spellStart"/>
+      <w:r>
+        <w:t>metadonnees</w:t>
+      </w:r>
+      <w:proofErr w:type="spellEnd"/>
+      <w:r>
+        <w:t xml:space="preserve"> — extraction des champs + construction des clés objets</w:t>
+      </w:r>
+    </w:p>
+    <w:p>
+      <w:pPr>
+        <w:pStyle w:val="Paragraphedeliste"/>
         <w:numPr>
           <w:ilvl w:val="0"/>
           <w:numId w:val="2"/>
@@ -673,25 +1828,54 @@
         <w:spacing w:after="40"/>
       </w:pPr>
       <w:r>
-        <w:t xml:space="preserve">MinIO - Upload JSON brut — dépôt de la réponse brute dans raw-pokemon (HTTP PUT)</w:t>
-      </w:r>
-    </w:p>
-    <w:p>
-      <w:pPr>
-        <w:pStyle w:val="ListParagraph"/>
+        <w:t xml:space="preserve">MinIO - </w:t>
+      </w:r>
+      <w:proofErr w:type="spellStart"/>
+      <w:r>
+        <w:t>Upload</w:t>
+      </w:r>
+      <w:proofErr w:type="spellEnd"/>
+      <w:r>
+        <w:t xml:space="preserve"> JSON brut — dépôt de la réponse brute dans </w:t>
+      </w:r>
+      <w:proofErr w:type="spellStart"/>
+      <w:r>
+        <w:t>raw-pokemon</w:t>
+      </w:r>
+      <w:proofErr w:type="spellEnd"/>
+      <w:r>
+        <w:t xml:space="preserve"> (HTTP PUT)</w:t>
+      </w:r>
+    </w:p>
+    <w:p>
+      <w:pPr>
+        <w:pStyle w:val="Paragraphedeliste"/>
         <w:numPr>
           <w:ilvl w:val="0"/>
           <w:numId w:val="2"/>
         </w:numPr>
         <w:spacing w:after="40"/>
       </w:pPr>
-      <w:r>
-        <w:t xml:space="preserve">PokeAPI - Get Image — téléchargement de l’image officielle</w:t>
-      </w:r>
-    </w:p>
-    <w:p>
-      <w:pPr>
-        <w:pStyle w:val="ListParagraph"/>
+      <w:proofErr w:type="spellStart"/>
+      <w:r>
+        <w:t>PokeAPI</w:t>
+      </w:r>
+      <w:proofErr w:type="spellEnd"/>
+      <w:r>
+        <w:t xml:space="preserve"> - </w:t>
+      </w:r>
+      <w:proofErr w:type="spellStart"/>
+      <w:r>
+        <w:t>Get</w:t>
+      </w:r>
+      <w:proofErr w:type="spellEnd"/>
+      <w:r>
+        <w:t xml:space="preserve"> Image — téléchargement de l’image officielle</w:t>
+      </w:r>
+    </w:p>
+    <w:p>
+      <w:pPr>
+        <w:pStyle w:val="Paragraphedeliste"/>
         <w:numPr>
           <w:ilvl w:val="0"/>
           <w:numId w:val="2"/>
@@ -699,12 +1883,28 @@
         <w:spacing w:after="40"/>
       </w:pPr>
       <w:r>
-        <w:t xml:space="preserve">MinIO - Upload Image — dépôt de l’image dans pokemon-images</w:t>
-      </w:r>
-    </w:p>
-    <w:p>
-      <w:pPr>
-        <w:pStyle w:val="ListParagraph"/>
+        <w:t xml:space="preserve">MinIO - </w:t>
+      </w:r>
+      <w:proofErr w:type="spellStart"/>
+      <w:r>
+        <w:t>Upload</w:t>
+      </w:r>
+      <w:proofErr w:type="spellEnd"/>
+      <w:r>
+        <w:t xml:space="preserve"> Image — dépôt de l’image dans </w:t>
+      </w:r>
+      <w:proofErr w:type="spellStart"/>
+      <w:r>
+        <w:t>pokemon</w:t>
+      </w:r>
+      <w:proofErr w:type="spellEnd"/>
+      <w:r>
+        <w:t>-images</w:t>
+      </w:r>
+    </w:p>
+    <w:p>
+      <w:pPr>
+        <w:pStyle w:val="Paragraphedeliste"/>
         <w:numPr>
           <w:ilvl w:val="0"/>
           <w:numId w:val="2"/>
@@ -712,12 +1912,20 @@
         <w:spacing w:after="40"/>
       </w:pPr>
       <w:r>
-        <w:t xml:space="preserve">PG - Upsert Pokemon — insertion/MAJ du Pokémon dans PostgreSQL</w:t>
-      </w:r>
-    </w:p>
-    <w:p>
-      <w:pPr>
-        <w:pStyle w:val="ListParagraph"/>
+        <w:t xml:space="preserve">PG - </w:t>
+      </w:r>
+      <w:proofErr w:type="spellStart"/>
+      <w:r>
+        <w:t>Upsert</w:t>
+      </w:r>
+      <w:proofErr w:type="spellEnd"/>
+      <w:r>
+        <w:t xml:space="preserve"> Pokemon — insertion/MAJ du Pokémon dans PostgreSQL</w:t>
+      </w:r>
+    </w:p>
+    <w:p>
+      <w:pPr>
+        <w:pStyle w:val="Paragraphedeliste"/>
         <w:numPr>
           <w:ilvl w:val="0"/>
           <w:numId w:val="2"/>
@@ -725,12 +1933,25 @@
         <w:spacing w:after="40"/>
       </w:pPr>
       <w:r>
-        <w:t xml:space="preserve">PG - Inserer fichiers — enregistrement des métadonnées dans pokemon_files</w:t>
-      </w:r>
-    </w:p>
-    <w:p>
-      <w:pPr>
-        <w:pStyle w:val="ListParagraph"/>
+        <w:t xml:space="preserve">PG - </w:t>
+      </w:r>
+      <w:proofErr w:type="spellStart"/>
+      <w:r>
+        <w:t>Inserer</w:t>
+      </w:r>
+      <w:proofErr w:type="spellEnd"/>
+      <w:r>
+        <w:t xml:space="preserve"> fichiers — enregistrement des métadonnées dans </w:t>
+      </w:r>
+      <w:proofErr w:type="spellStart"/>
+      <w:r>
+        <w:t>pokemon_files</w:t>
+      </w:r>
+      <w:proofErr w:type="spellEnd"/>
+    </w:p>
+    <w:p>
+      <w:pPr>
+        <w:pStyle w:val="Paragraphedeliste"/>
         <w:numPr>
           <w:ilvl w:val="0"/>
           <w:numId w:val="2"/>
@@ -738,20 +1959,28 @@
         <w:spacing w:after="40"/>
       </w:pPr>
       <w:r>
-        <w:t xml:space="preserve">PG - Journal ingestion — écriture du statut dans file_ingestion_log</w:t>
-      </w:r>
-    </w:p>
-    <w:p>
-      <w:pPr>
-        <w:spacing w:after="80" w:before="120"/>
+        <w:t xml:space="preserve">PG - Journal ingestion — écriture du statut dans </w:t>
+      </w:r>
+      <w:proofErr w:type="spellStart"/>
+      <w:r>
+        <w:t>file_ingestion_log</w:t>
+      </w:r>
+      <w:proofErr w:type="spellEnd"/>
+    </w:p>
+    <w:p>
+      <w:pPr>
+        <w:spacing w:before="120" w:after="80"/>
         <w:jc w:val="center"/>
       </w:pPr>
       <w:r>
+        <w:rPr>
+          <w:noProof/>
+        </w:rPr>
         <w:drawing>
           <wp:inline distT="0" distB="0" distL="0" distR="0">
             <wp:extent cx="5905500" cy="3200400"/>
-            <wp:effectExtent t="0" r="0" b="0" l="0"/>
-            <wp:docPr id="1" name="04_n8n_workflow_execute.png" descr="C:\Users\Admin\Desktop\tp-datalake\preuves\04_n8n_workflow_execute.png" title="C:\Users\Admin\Desktop\tp-datalake\preuves\04_n8n_workflow_execute.png"/>
+            <wp:effectExtent l="0" t="0" r="0" b="0"/>
+            <wp:docPr id="224823154" name="04_n8n_workflow_execute.png" descr="C:\Users\Admin\Desktop\tp-datalake\preuves\04_n8n_workflow_execute.png" title="C:\Users\Admin\Desktop\tp-datalake\preuves\04_n8n_workflow_execute.png"/>
             <wp:cNvGraphicFramePr>
               <a:graphicFrameLocks xmlns:a="http://schemas.openxmlformats.org/drawingml/2006/main" noChangeAspect="1"/>
             </wp:cNvGraphicFramePr>
@@ -759,13 +1988,13 @@
               <a:graphicData uri="http://schemas.openxmlformats.org/drawingml/2006/picture">
                 <pic:pic xmlns:pic="http://schemas.openxmlformats.org/drawingml/2006/picture">
                   <pic:nvPicPr>
-                    <pic:cNvPr id="0" name="" descr=""/>
+                    <pic:cNvPr id="0" name=""/>
                     <pic:cNvPicPr>
                       <a:picLocks noChangeAspect="1" noChangeArrowheads="1"/>
                     </pic:cNvPicPr>
                   </pic:nvPicPr>
                   <pic:blipFill>
-                    <a:blip r:embed="rId8" cstate="none"/>
+                    <a:blip r:embed="rId7"/>
                     <a:srcRect/>
                     <a:stretch>
                       <a:fillRect/>
@@ -800,20 +2029,24 @@
           <w:sz w:val="18"/>
           <w:szCs w:val="18"/>
         </w:rPr>
-        <w:t xml:space="preserve">Preuve C.1 — Workflow n8n exécuté avec succès : tous les nœuds sont validés (coches vertes, « 1 item »).</w:t>
-      </w:r>
-    </w:p>
-    <w:p>
-      <w:pPr>
-        <w:spacing w:after="80" w:before="120"/>
+        <w:t>Preuve C.1 — Workflow n8n exécuté avec succès : tous les nœuds sont validés (coches vertes, « 1 item »).</w:t>
+      </w:r>
+    </w:p>
+    <w:p>
+      <w:pPr>
+        <w:spacing w:before="120" w:after="80"/>
         <w:jc w:val="center"/>
       </w:pPr>
       <w:r>
+        <w:rPr>
+          <w:noProof/>
+        </w:rPr>
+        <w:lastRenderedPageBreak/>
         <w:drawing>
           <wp:inline distT="0" distB="0" distL="0" distR="0">
             <wp:extent cx="5715000" cy="3181350"/>
-            <wp:effectExtent t="0" r="0" b="0" l="0"/>
-            <wp:docPr id="1" name="02_metadonnees_postgresql.png" descr="C:\Users\Admin\Desktop\tp-datalake\preuves\02_metadonnees_postgresql.png" title="C:\Users\Admin\Desktop\tp-datalake\preuves\02_metadonnees_postgresql.png"/>
+            <wp:effectExtent l="0" t="0" r="0" b="0"/>
+            <wp:docPr id="105467988" name="02_metadonnees_postgresql.png" descr="C:\Users\Admin\Desktop\tp-datalake\preuves\02_metadonnees_postgresql.png" title="C:\Users\Admin\Desktop\tp-datalake\preuves\02_metadonnees_postgresql.png"/>
             <wp:cNvGraphicFramePr>
               <a:graphicFrameLocks xmlns:a="http://schemas.openxmlformats.org/drawingml/2006/main" noChangeAspect="1"/>
             </wp:cNvGraphicFramePr>
@@ -821,13 +2054,13 @@
               <a:graphicData uri="http://schemas.openxmlformats.org/drawingml/2006/picture">
                 <pic:pic xmlns:pic="http://schemas.openxmlformats.org/drawingml/2006/picture">
                   <pic:nvPicPr>
-                    <pic:cNvPr id="0" name="" descr=""/>
+                    <pic:cNvPr id="0" name=""/>
                     <pic:cNvPicPr>
                       <a:picLocks noChangeAspect="1" noChangeArrowheads="1"/>
                     </pic:cNvPicPr>
                   </pic:nvPicPr>
                   <pic:blipFill>
-                    <a:blip r:embed="rId9" cstate="none"/>
+                    <a:blip r:embed="rId8"/>
                     <a:srcRect/>
                     <a:stretch>
                       <a:fillRect/>
@@ -862,15 +2095,81 @@
           <w:sz w:val="18"/>
           <w:szCs w:val="18"/>
         </w:rPr>
-        <w:t xml:space="preserve">Preuve C.2 — Métadonnées enregistrées dans PostgreSQL (pokemon_files, file_ingestion_log) et jointure pokemon ↔ fichiers.</w:t>
-      </w:r>
-    </w:p>
-    <w:p>
-      <w:pPr>
-        <w:pStyle w:val="Heading2"/>
-      </w:pPr>
-      <w:r>
-        <w:t xml:space="preserve">Exemple d’objet stocké dans MinIO</w:t>
+        <w:t>Preuve C.2 — Métadonnées enregistrées dans PostgreSQL (</w:t>
+      </w:r>
+      <w:proofErr w:type="spellStart"/>
+      <w:r>
+        <w:rPr>
+          <w:i/>
+          <w:iCs/>
+          <w:color w:val="666666"/>
+          <w:sz w:val="18"/>
+          <w:szCs w:val="18"/>
+        </w:rPr>
+        <w:t>pokemon_files</w:t>
+      </w:r>
+      <w:proofErr w:type="spellEnd"/>
+      <w:r>
+        <w:rPr>
+          <w:i/>
+          <w:iCs/>
+          <w:color w:val="666666"/>
+          <w:sz w:val="18"/>
+          <w:szCs w:val="18"/>
+        </w:rPr>
+        <w:t xml:space="preserve">, </w:t>
+      </w:r>
+      <w:proofErr w:type="spellStart"/>
+      <w:r>
+        <w:rPr>
+          <w:i/>
+          <w:iCs/>
+          <w:color w:val="666666"/>
+          <w:sz w:val="18"/>
+          <w:szCs w:val="18"/>
+        </w:rPr>
+        <w:t>file_ingestion_log</w:t>
+      </w:r>
+      <w:proofErr w:type="spellEnd"/>
+      <w:r>
+        <w:rPr>
+          <w:i/>
+          <w:iCs/>
+          <w:color w:val="666666"/>
+          <w:sz w:val="18"/>
+          <w:szCs w:val="18"/>
+        </w:rPr>
+        <w:t xml:space="preserve">) et jointure </w:t>
+      </w:r>
+      <w:proofErr w:type="spellStart"/>
+      <w:r>
+        <w:rPr>
+          <w:i/>
+          <w:iCs/>
+          <w:color w:val="666666"/>
+          <w:sz w:val="18"/>
+          <w:szCs w:val="18"/>
+        </w:rPr>
+        <w:t>pokemon</w:t>
+      </w:r>
+      <w:proofErr w:type="spellEnd"/>
+      <w:r>
+        <w:rPr>
+          <w:i/>
+          <w:iCs/>
+          <w:color w:val="666666"/>
+          <w:sz w:val="18"/>
+          <w:szCs w:val="18"/>
+        </w:rPr>
+        <w:t xml:space="preserve"> ↔ fichiers.</w:t>
+      </w:r>
+    </w:p>
+    <w:p>
+      <w:pPr>
+        <w:pStyle w:val="Titre2"/>
+      </w:pPr>
+      <w:r>
+        <w:t>Exemple d’objet stocké dans MinIO</w:t>
       </w:r>
     </w:p>
     <w:p>
@@ -878,20 +2177,23 @@
         <w:spacing w:after="120"/>
       </w:pPr>
       <w:r>
-        <w:t xml:space="preserve">Exemple : l’image officielle de Pikachu, déposée par le workflow et servie directement depuis MinIO.</w:t>
-      </w:r>
-    </w:p>
-    <w:p>
-      <w:pPr>
-        <w:spacing w:after="80" w:before="120"/>
+        <w:t>Exemple : l’image officielle de Pikachu, déposée par le workflow et servie directement depuis MinIO.</w:t>
+      </w:r>
+    </w:p>
+    <w:p>
+      <w:pPr>
+        <w:spacing w:before="120" w:after="80"/>
         <w:jc w:val="center"/>
       </w:pPr>
       <w:r>
+        <w:rPr>
+          <w:noProof/>
+        </w:rPr>
         <w:drawing>
           <wp:inline distT="0" distB="0" distL="0" distR="0">
             <wp:extent cx="2476500" cy="2476500"/>
-            <wp:effectExtent t="0" r="0" b="0" l="0"/>
-            <wp:docPr id="1" name="05_minio_image_pikachu.png" descr="C:\Users\Admin\Desktop\tp-datalake\preuves\05_minio_image_pikachu.png" title="C:\Users\Admin\Desktop\tp-datalake\preuves\05_minio_image_pikachu.png"/>
+            <wp:effectExtent l="0" t="0" r="0" b="0"/>
+            <wp:docPr id="1816614331" name="05_minio_image_pikachu.png" descr="C:\Users\Admin\Desktop\tp-datalake\preuves\05_minio_image_pikachu.png" title="C:\Users\Admin\Desktop\tp-datalake\preuves\05_minio_image_pikachu.png"/>
             <wp:cNvGraphicFramePr>
               <a:graphicFrameLocks xmlns:a="http://schemas.openxmlformats.org/drawingml/2006/main" noChangeAspect="1"/>
             </wp:cNvGraphicFramePr>
@@ -899,13 +2201,13 @@
               <a:graphicData uri="http://schemas.openxmlformats.org/drawingml/2006/picture">
                 <pic:pic xmlns:pic="http://schemas.openxmlformats.org/drawingml/2006/picture">
                   <pic:nvPicPr>
-                    <pic:cNvPr id="0" name="" descr=""/>
+                    <pic:cNvPr id="0" name=""/>
                     <pic:cNvPicPr>
                       <a:picLocks noChangeAspect="1" noChangeArrowheads="1"/>
                     </pic:cNvPicPr>
                   </pic:nvPicPr>
                   <pic:blipFill>
-                    <a:blip r:embed="rId10" cstate="none"/>
+                    <a:blip r:embed="rId9"/>
                     <a:srcRect/>
                     <a:stretch>
                       <a:fillRect/>
@@ -940,16 +2242,17 @@
           <w:sz w:val="18"/>
           <w:szCs w:val="18"/>
         </w:rPr>
-        <w:t xml:space="preserve">Preuve C.3 — Objet stocké : http://localhost:9000/pokemon-images/pikachu/official-artwork.png</w:t>
-      </w:r>
-    </w:p>
-    <w:p>
-      <w:pPr>
-        <w:pStyle w:val="Heading1"/>
+        <w:t>Preuve C.3 — Objet stocké : http://localhost:9000/pokemon-images/pikachu/official-artwork.png</w:t>
+      </w:r>
+    </w:p>
+    <w:p>
+      <w:pPr>
+        <w:pStyle w:val="Titre1"/>
         <w:pageBreakBefore/>
       </w:pPr>
       <w:r>
-        <w:t xml:space="preserve">Partie D — Réponse rédigée</w:t>
+        <w:lastRenderedPageBreak/>
+        <w:t>Partie D — Réponse rédigée</w:t>
       </w:r>
     </w:p>
     <w:p>
@@ -961,7 +2264,23 @@
           <w:b/>
           <w:bCs/>
         </w:rPr>
-        <w:t xml:space="preserve">Pourquoi cette architecture est plus proche d’une logique Data Lake / Lakehouse ?</w:t>
+        <w:t xml:space="preserve">Pourquoi cette architecture est plus proche d’une logique Data Lake / </w:t>
+      </w:r>
+      <w:proofErr w:type="spellStart"/>
+      <w:r>
+        <w:rPr>
+          <w:b/>
+          <w:bCs/>
+        </w:rPr>
+        <w:t>Lakehouse</w:t>
+      </w:r>
+      <w:proofErr w:type="spellEnd"/>
+      <w:r>
+        <w:rPr>
+          <w:b/>
+          <w:bCs/>
+        </w:rPr>
+        <w:t xml:space="preserve"> ?</w:t>
       </w:r>
     </w:p>
     <w:p>
@@ -969,7 +2288,15 @@
         <w:spacing w:after="120"/>
       </w:pPr>
       <w:r>
-        <w:t xml:space="preserve">L’architecture du matin reposait uniquement sur une base relationnelle (PostgreSQL), où toute la donnée devait être structurée en colonnes avant d’être stockée. En ajoutant MinIO, on introduit une véritable couche de stockage objet complémentaire à la base : les fichiers bruts (JSON de la PokéAPI, images, rapports) sont conservés tels quels, sans transformation préalable.</w:t>
+        <w:t xml:space="preserve">L’architecture du matin reposait uniquement sur une base relationnelle (PostgreSQL), où toute la donnée devait être structurée en colonnes avant d’être stockée. En ajoutant MinIO, on introduit une véritable couche de stockage objet complémentaire à la base : les fichiers bruts (JSON de la </w:t>
+      </w:r>
+      <w:proofErr w:type="spellStart"/>
+      <w:r>
+        <w:t>PokéAPI</w:t>
+      </w:r>
+      <w:proofErr w:type="spellEnd"/>
+      <w:r>
+        <w:t>, images, rapports) sont conservés tels quels, sans transformation préalable.</w:t>
       </w:r>
     </w:p>
     <w:p>
@@ -977,7 +2304,23 @@
         <w:spacing w:after="120"/>
       </w:pPr>
       <w:r>
-        <w:t xml:space="preserve">Conserver le brut est utile car on garde la donnée d’origine intacte : on peut la re-traiter plus tard, l’auditer, ou en extraire de nouvelles informations sans rappeler l’API. Point clé : la base ne contient plus le fichier lui-même, mais seulement ses métadonnées et un pointeur (bucket + clé objet) vers MinIO ; PostgreSQL devient un catalogue qui relie chaque fichier à un Pokémon.</w:t>
+        <w:t xml:space="preserve">Conserver le brut est utile car on garde la donnée d’origine intacte : on peut la </w:t>
+      </w:r>
+      <w:proofErr w:type="spellStart"/>
+      <w:r>
+        <w:t>re-traiter</w:t>
+      </w:r>
+      <w:proofErr w:type="spellEnd"/>
+      <w:r>
+        <w:t xml:space="preserve"> plus tard, l’auditer, ou en extraire de nouvelles informations sans rappeler l’API. Point clé : la base ne contient plus le fichier lui-même, mais seulement ses métadonnées et un pointeur (</w:t>
+      </w:r>
+      <w:proofErr w:type="spellStart"/>
+      <w:r>
+        <w:t>bucket</w:t>
+      </w:r>
+      <w:proofErr w:type="spellEnd"/>
+      <w:r>
+        <w:t xml:space="preserve"> + clé objet) vers MinIO ; PostgreSQL devient un catalogue qui relie chaque fichier à un Pokémon.</w:t>
       </w:r>
     </w:p>
     <w:p>
@@ -985,53 +2328,81 @@
         <w:spacing w:after="120"/>
       </w:pPr>
       <w:r>
-        <w:t xml:space="preserve">Cette séparation rend l’architecture plus riche qu’une simple base relationnelle : elle gère à la fois des données structurées (tables) et non structurées (images, JSON brut), elle passe mieux à l’échelle (le stockage objet est conçu pour de gros volumes et de gros fichiers) et elle découple le stockage du calcul. On retrouve ainsi les principes d’un Data Lake (stockage brut, multi-formats, peu coûteux) couplé à un catalogue interrogeable en SQL, soit la logique d’un Lakehouse.</w:t>
-      </w:r>
-    </w:p>
-    <w:p>
-      <w:pPr>
-        <w:pStyle w:val="Heading1"/>
+        <w:t xml:space="preserve">Cette séparation rend l’architecture plus riche qu’une simple base relationnelle : elle gère à la fois des données structurées (tables) et non structurées (images, JSON brut), elle passe mieux à l’échelle (le stockage objet est conçu pour de gros volumes et de gros fichiers) et elle découple le stockage du calcul. On retrouve ainsi les principes d’un Data Lake (stockage brut, </w:t>
+      </w:r>
+      <w:proofErr w:type="spellStart"/>
+      <w:r>
+        <w:t>multi-formats</w:t>
+      </w:r>
+      <w:proofErr w:type="spellEnd"/>
+      <w:r>
+        <w:t xml:space="preserve">, peu coûteux) couplé à un catalogue interrogeable en SQL, soit la logique d’un </w:t>
+      </w:r>
+      <w:proofErr w:type="spellStart"/>
+      <w:r>
+        <w:t>Lakehouse</w:t>
+      </w:r>
+      <w:proofErr w:type="spellEnd"/>
+      <w:r>
+        <w:t>.</w:t>
+      </w:r>
+    </w:p>
+    <w:p>
+      <w:pPr>
+        <w:pStyle w:val="Titre1"/>
         <w:pageBreakBefore/>
       </w:pPr>
       <w:r>
-        <w:t xml:space="preserve">Récapitulatif des livrables</w:t>
+        <w:lastRenderedPageBreak/>
+        <w:t>Récapitulatif des livrables</w:t>
       </w:r>
     </w:p>
     <w:tbl>
       <w:tblPr>
-        <w:tblW w:type="dxa" w:w="9360"/>
+        <w:tblW w:w="9360" w:type="dxa"/>
         <w:tblBorders>
-          <w:top w:val="single" w:color="auto" w:sz="4"/>
-          <w:left w:val="single" w:color="auto" w:sz="4"/>
-          <w:bottom w:val="single" w:color="auto" w:sz="4"/>
-          <w:right w:val="single" w:color="auto" w:sz="4"/>
-          <w:insideH w:val="single" w:color="auto" w:sz="4"/>
-          <w:insideV w:val="single" w:color="auto" w:sz="4"/>
+          <w:top w:val="single" w:sz="4" w:space="0" w:color="auto"/>
+          <w:left w:val="single" w:sz="4" w:space="0" w:color="auto"/>
+          <w:bottom w:val="single" w:sz="4" w:space="0" w:color="auto"/>
+          <w:right w:val="single" w:sz="4" w:space="0" w:color="auto"/>
+          <w:insideH w:val="single" w:sz="4" w:space="0" w:color="auto"/>
+          <w:insideV w:val="single" w:sz="4" w:space="0" w:color="auto"/>
         </w:tblBorders>
+        <w:tblCellMar>
+          <w:left w:w="10" w:type="dxa"/>
+          <w:right w:w="10" w:type="dxa"/>
+        </w:tblCellMar>
+        <w:tblLook w:val="0000" w:firstRow="0" w:lastRow="0" w:firstColumn="0" w:lastColumn="0" w:noHBand="0" w:noVBand="0"/>
       </w:tblPr>
       <w:tblGrid>
         <w:gridCol w:w="5400"/>
         <w:gridCol w:w="3960"/>
       </w:tblGrid>
       <w:tr>
+        <w:tblPrEx>
+          <w:tblCellMar>
+            <w:top w:w="0" w:type="dxa"/>
+            <w:bottom w:w="0" w:type="dxa"/>
+          </w:tblCellMar>
+        </w:tblPrEx>
         <w:trPr>
           <w:tblHeader/>
         </w:trPr>
         <w:tc>
           <w:tcPr>
-            <w:tcW w:type="dxa" w:w="5400"/>
+            <w:tcW w:w="5400" w:type="dxa"/>
             <w:tcBorders>
-              <w:top w:val="single" w:color="BFBFBF" w:sz="1"/>
-              <w:left w:val="single" w:color="BFBFBF" w:sz="1"/>
-              <w:bottom w:val="single" w:color="BFBFBF" w:sz="1"/>
-              <w:right w:val="single" w:color="BFBFBF" w:sz="1"/>
+              <w:top w:val="single" w:sz="1" w:space="0" w:color="BFBFBF"/>
+              <w:left w:val="single" w:sz="1" w:space="0" w:color="BFBFBF"/>
+              <w:bottom w:val="single" w:sz="1" w:space="0" w:color="BFBFBF"/>
+              <w:right w:val="single" w:sz="1" w:space="0" w:color="BFBFBF"/>
             </w:tcBorders>
-            <w:shd w:fill="1F3864" w:val="clear"/>
+            <w:shd w:val="clear" w:color="auto" w:fill="1F3864"/>
             <w:tcMar>
-              <w:top w:type="dxa" w:w="60"/>
-              <w:left w:type="dxa" w:w="100"/>
-              <w:bottom w:type="dxa" w:w="60"/>
-              <w:right w:type="dxa" w:w="100"/>
+              <w:top w:w="60" w:type="dxa"/>
+              <w:left w:w="100" w:type="dxa"/>
+              <w:bottom w:w="60" w:type="dxa"/>
+              <w:right w:w="100" w:type="dxa"/>
             </w:tcMar>
             <w:vAlign w:val="center"/>
           </w:tcPr>
@@ -1043,25 +2414,25 @@
                 <w:sz w:val="19"/>
                 <w:szCs w:val="19"/>
               </w:rPr>
-              <w:t xml:space="preserve">Livrable attendu</w:t>
+              <w:t>Livrable attendu</w:t>
             </w:r>
           </w:p>
         </w:tc>
         <w:tc>
           <w:tcPr>
-            <w:tcW w:type="dxa" w:w="3960"/>
+            <w:tcW w:w="3960" w:type="dxa"/>
             <w:tcBorders>
-              <w:top w:val="single" w:color="BFBFBF" w:sz="1"/>
-              <w:left w:val="single" w:color="BFBFBF" w:sz="1"/>
-              <w:bottom w:val="single" w:color="BFBFBF" w:sz="1"/>
-              <w:right w:val="single" w:color="BFBFBF" w:sz="1"/>
+              <w:top w:val="single" w:sz="1" w:space="0" w:color="BFBFBF"/>
+              <w:left w:val="single" w:sz="1" w:space="0" w:color="BFBFBF"/>
+              <w:bottom w:val="single" w:sz="1" w:space="0" w:color="BFBFBF"/>
+              <w:right w:val="single" w:sz="1" w:space="0" w:color="BFBFBF"/>
             </w:tcBorders>
-            <w:shd w:fill="1F3864" w:val="clear"/>
+            <w:shd w:val="clear" w:color="auto" w:fill="1F3864"/>
             <w:tcMar>
-              <w:top w:type="dxa" w:w="60"/>
-              <w:left w:type="dxa" w:w="100"/>
-              <w:bottom w:type="dxa" w:w="60"/>
-              <w:right w:type="dxa" w:w="100"/>
+              <w:top w:w="60" w:type="dxa"/>
+              <w:left w:w="100" w:type="dxa"/>
+              <w:bottom w:w="60" w:type="dxa"/>
+              <w:right w:w="100" w:type="dxa"/>
             </w:tcMar>
             <w:vAlign w:val="center"/>
           </w:tcPr>
@@ -1073,441 +2444,471 @@
                 <w:sz w:val="19"/>
                 <w:szCs w:val="19"/>
               </w:rPr>
-              <w:t xml:space="preserve">Où dans ce document</w:t>
+              <w:t>Où dans ce document</w:t>
             </w:r>
           </w:p>
         </w:tc>
       </w:tr>
       <w:tr>
+        <w:tblPrEx>
+          <w:tblCellMar>
+            <w:top w:w="0" w:type="dxa"/>
+            <w:bottom w:w="0" w:type="dxa"/>
+          </w:tblCellMar>
+        </w:tblPrEx>
         <w:tc>
           <w:tcPr>
-            <w:tcW w:type="dxa" w:w="5400"/>
+            <w:tcW w:w="5400" w:type="dxa"/>
             <w:tcBorders>
-              <w:top w:val="single" w:color="BFBFBF" w:sz="1"/>
-              <w:left w:val="single" w:color="BFBFBF" w:sz="1"/>
-              <w:bottom w:val="single" w:color="BFBFBF" w:sz="1"/>
-              <w:right w:val="single" w:color="BFBFBF" w:sz="1"/>
+              <w:top w:val="single" w:sz="1" w:space="0" w:color="BFBFBF"/>
+              <w:left w:val="single" w:sz="1" w:space="0" w:color="BFBFBF"/>
+              <w:bottom w:val="single" w:sz="1" w:space="0" w:color="BFBFBF"/>
+              <w:right w:val="single" w:sz="1" w:space="0" w:color="BFBFBF"/>
             </w:tcBorders>
-            <w:shd w:fill="FFFFFF" w:val="clear"/>
+            <w:shd w:val="clear" w:color="auto" w:fill="FFFFFF"/>
             <w:tcMar>
-              <w:top w:type="dxa" w:w="60"/>
-              <w:left w:type="dxa" w:w="100"/>
-              <w:bottom w:type="dxa" w:w="60"/>
-              <w:right w:type="dxa" w:w="100"/>
+              <w:top w:w="60" w:type="dxa"/>
+              <w:left w:w="100" w:type="dxa"/>
+              <w:bottom w:w="60" w:type="dxa"/>
+              <w:right w:w="100" w:type="dxa"/>
             </w:tcMar>
             <w:vAlign w:val="center"/>
           </w:tcPr>
           <w:p>
             <w:r>
               <w:rPr>
-                <w:b w:val="false"/>
-                <w:bCs w:val="false"/>
                 <w:sz w:val="19"/>
                 <w:szCs w:val="19"/>
               </w:rPr>
-              <w:t xml:space="preserve">Ajout de MinIO dans Docker</w:t>
+              <w:t>Ajout de MinIO dans Docker</w:t>
             </w:r>
           </w:p>
         </w:tc>
         <w:tc>
           <w:tcPr>
-            <w:tcW w:type="dxa" w:w="3960"/>
+            <w:tcW w:w="3960" w:type="dxa"/>
             <w:tcBorders>
-              <w:top w:val="single" w:color="BFBFBF" w:sz="1"/>
-              <w:left w:val="single" w:color="BFBFBF" w:sz="1"/>
-              <w:bottom w:val="single" w:color="BFBFBF" w:sz="1"/>
-              <w:right w:val="single" w:color="BFBFBF" w:sz="1"/>
+              <w:top w:val="single" w:sz="1" w:space="0" w:color="BFBFBF"/>
+              <w:left w:val="single" w:sz="1" w:space="0" w:color="BFBFBF"/>
+              <w:bottom w:val="single" w:sz="1" w:space="0" w:color="BFBFBF"/>
+              <w:right w:val="single" w:sz="1" w:space="0" w:color="BFBFBF"/>
             </w:tcBorders>
-            <w:shd w:fill="FFFFFF" w:val="clear"/>
+            <w:shd w:val="clear" w:color="auto" w:fill="FFFFFF"/>
             <w:tcMar>
-              <w:top w:type="dxa" w:w="60"/>
-              <w:left w:type="dxa" w:w="100"/>
-              <w:bottom w:type="dxa" w:w="60"/>
-              <w:right w:type="dxa" w:w="100"/>
+              <w:top w:w="60" w:type="dxa"/>
+              <w:left w:w="100" w:type="dxa"/>
+              <w:bottom w:w="60" w:type="dxa"/>
+              <w:right w:w="100" w:type="dxa"/>
             </w:tcMar>
             <w:vAlign w:val="center"/>
           </w:tcPr>
           <w:p>
             <w:r>
               <w:rPr>
-                <w:b w:val="false"/>
-                <w:bCs w:val="false"/>
                 <w:sz w:val="19"/>
                 <w:szCs w:val="19"/>
               </w:rPr>
-              <w:t xml:space="preserve">Partie A — Preuve A</w:t>
+              <w:t>Partie A — Preuve A</w:t>
             </w:r>
           </w:p>
         </w:tc>
       </w:tr>
       <w:tr>
+        <w:tblPrEx>
+          <w:tblCellMar>
+            <w:top w:w="0" w:type="dxa"/>
+            <w:bottom w:w="0" w:type="dxa"/>
+          </w:tblCellMar>
+        </w:tblPrEx>
         <w:tc>
           <w:tcPr>
-            <w:tcW w:type="dxa" w:w="5400"/>
+            <w:tcW w:w="5400" w:type="dxa"/>
             <w:tcBorders>
-              <w:top w:val="single" w:color="BFBFBF" w:sz="1"/>
-              <w:left w:val="single" w:color="BFBFBF" w:sz="1"/>
-              <w:bottom w:val="single" w:color="BFBFBF" w:sz="1"/>
-              <w:right w:val="single" w:color="BFBFBF" w:sz="1"/>
+              <w:top w:val="single" w:sz="1" w:space="0" w:color="BFBFBF"/>
+              <w:left w:val="single" w:sz="1" w:space="0" w:color="BFBFBF"/>
+              <w:bottom w:val="single" w:sz="1" w:space="0" w:color="BFBFBF"/>
+              <w:right w:val="single" w:sz="1" w:space="0" w:color="BFBFBF"/>
             </w:tcBorders>
-            <w:shd w:fill="FFFFFF" w:val="clear"/>
+            <w:shd w:val="clear" w:color="auto" w:fill="FFFFFF"/>
             <w:tcMar>
-              <w:top w:type="dxa" w:w="60"/>
-              <w:left w:type="dxa" w:w="100"/>
-              <w:bottom w:type="dxa" w:w="60"/>
-              <w:right w:type="dxa" w:w="100"/>
+              <w:top w:w="60" w:type="dxa"/>
+              <w:left w:w="100" w:type="dxa"/>
+              <w:bottom w:w="60" w:type="dxa"/>
+              <w:right w:w="100" w:type="dxa"/>
             </w:tcMar>
             <w:vAlign w:val="center"/>
           </w:tcPr>
           <w:p>
             <w:r>
               <w:rPr>
-                <w:b w:val="false"/>
-                <w:bCs w:val="false"/>
                 <w:sz w:val="19"/>
                 <w:szCs w:val="19"/>
               </w:rPr>
-              <w:t xml:space="preserve">Création des buckets / organisation</w:t>
+              <w:t xml:space="preserve">Création des </w:t>
+            </w:r>
+            <w:proofErr w:type="spellStart"/>
+            <w:r>
+              <w:rPr>
+                <w:sz w:val="19"/>
+                <w:szCs w:val="19"/>
+              </w:rPr>
+              <w:t>buckets</w:t>
+            </w:r>
+            <w:proofErr w:type="spellEnd"/>
+            <w:r>
+              <w:rPr>
+                <w:sz w:val="19"/>
+                <w:szCs w:val="19"/>
+              </w:rPr>
+              <w:t xml:space="preserve"> / organisation</w:t>
             </w:r>
           </w:p>
         </w:tc>
         <w:tc>
           <w:tcPr>
-            <w:tcW w:type="dxa" w:w="3960"/>
+            <w:tcW w:w="3960" w:type="dxa"/>
             <w:tcBorders>
-              <w:top w:val="single" w:color="BFBFBF" w:sz="1"/>
-              <w:left w:val="single" w:color="BFBFBF" w:sz="1"/>
-              <w:bottom w:val="single" w:color="BFBFBF" w:sz="1"/>
-              <w:right w:val="single" w:color="BFBFBF" w:sz="1"/>
+              <w:top w:val="single" w:sz="1" w:space="0" w:color="BFBFBF"/>
+              <w:left w:val="single" w:sz="1" w:space="0" w:color="BFBFBF"/>
+              <w:bottom w:val="single" w:sz="1" w:space="0" w:color="BFBFBF"/>
+              <w:right w:val="single" w:sz="1" w:space="0" w:color="BFBFBF"/>
             </w:tcBorders>
-            <w:shd w:fill="FFFFFF" w:val="clear"/>
+            <w:shd w:val="clear" w:color="auto" w:fill="FFFFFF"/>
             <w:tcMar>
-              <w:top w:type="dxa" w:w="60"/>
-              <w:left w:type="dxa" w:w="100"/>
-              <w:bottom w:type="dxa" w:w="60"/>
-              <w:right w:type="dxa" w:w="100"/>
+              <w:top w:w="60" w:type="dxa"/>
+              <w:left w:w="100" w:type="dxa"/>
+              <w:bottom w:w="60" w:type="dxa"/>
+              <w:right w:w="100" w:type="dxa"/>
             </w:tcMar>
             <w:vAlign w:val="center"/>
           </w:tcPr>
           <w:p>
             <w:r>
               <w:rPr>
-                <w:b w:val="false"/>
-                <w:bCs w:val="false"/>
                 <w:sz w:val="19"/>
                 <w:szCs w:val="19"/>
               </w:rPr>
-              <w:t xml:space="preserve">Partie A — Preuve A</w:t>
+              <w:t>Partie A — Preuve A</w:t>
             </w:r>
           </w:p>
         </w:tc>
       </w:tr>
       <w:tr>
+        <w:tblPrEx>
+          <w:tblCellMar>
+            <w:top w:w="0" w:type="dxa"/>
+            <w:bottom w:w="0" w:type="dxa"/>
+          </w:tblCellMar>
+        </w:tblPrEx>
         <w:tc>
           <w:tcPr>
-            <w:tcW w:type="dxa" w:w="5400"/>
+            <w:tcW w:w="5400" w:type="dxa"/>
             <w:tcBorders>
-              <w:top w:val="single" w:color="BFBFBF" w:sz="1"/>
-              <w:left w:val="single" w:color="BFBFBF" w:sz="1"/>
-              <w:bottom w:val="single" w:color="BFBFBF" w:sz="1"/>
-              <w:right w:val="single" w:color="BFBFBF" w:sz="1"/>
+              <w:top w:val="single" w:sz="1" w:space="0" w:color="BFBFBF"/>
+              <w:left w:val="single" w:sz="1" w:space="0" w:color="BFBFBF"/>
+              <w:bottom w:val="single" w:sz="1" w:space="0" w:color="BFBFBF"/>
+              <w:right w:val="single" w:sz="1" w:space="0" w:color="BFBFBF"/>
             </w:tcBorders>
-            <w:shd w:fill="FFFFFF" w:val="clear"/>
+            <w:shd w:val="clear" w:color="auto" w:fill="FFFFFF"/>
             <w:tcMar>
-              <w:top w:type="dxa" w:w="60"/>
-              <w:left w:type="dxa" w:w="100"/>
-              <w:bottom w:type="dxa" w:w="60"/>
-              <w:right w:type="dxa" w:w="100"/>
+              <w:top w:w="60" w:type="dxa"/>
+              <w:left w:w="100" w:type="dxa"/>
+              <w:bottom w:w="60" w:type="dxa"/>
+              <w:right w:w="100" w:type="dxa"/>
             </w:tcMar>
             <w:vAlign w:val="center"/>
           </w:tcPr>
           <w:p>
             <w:r>
               <w:rPr>
-                <w:b w:val="false"/>
-                <w:bCs w:val="false"/>
                 <w:sz w:val="19"/>
                 <w:szCs w:val="19"/>
               </w:rPr>
-              <w:t xml:space="preserve">Structure SQL ajoutée</w:t>
+              <w:t>Structure SQL ajoutée</w:t>
             </w:r>
           </w:p>
         </w:tc>
         <w:tc>
           <w:tcPr>
-            <w:tcW w:type="dxa" w:w="3960"/>
+            <w:tcW w:w="3960" w:type="dxa"/>
             <w:tcBorders>
-              <w:top w:val="single" w:color="BFBFBF" w:sz="1"/>
-              <w:left w:val="single" w:color="BFBFBF" w:sz="1"/>
-              <w:bottom w:val="single" w:color="BFBFBF" w:sz="1"/>
-              <w:right w:val="single" w:color="BFBFBF" w:sz="1"/>
+              <w:top w:val="single" w:sz="1" w:space="0" w:color="BFBFBF"/>
+              <w:left w:val="single" w:sz="1" w:space="0" w:color="BFBFBF"/>
+              <w:bottom w:val="single" w:sz="1" w:space="0" w:color="BFBFBF"/>
+              <w:right w:val="single" w:sz="1" w:space="0" w:color="BFBFBF"/>
             </w:tcBorders>
-            <w:shd w:fill="FFFFFF" w:val="clear"/>
+            <w:shd w:val="clear" w:color="auto" w:fill="FFFFFF"/>
             <w:tcMar>
-              <w:top w:type="dxa" w:w="60"/>
-              <w:left w:type="dxa" w:w="100"/>
-              <w:bottom w:type="dxa" w:w="60"/>
-              <w:right w:type="dxa" w:w="100"/>
+              <w:top w:w="60" w:type="dxa"/>
+              <w:left w:w="100" w:type="dxa"/>
+              <w:bottom w:w="60" w:type="dxa"/>
+              <w:right w:w="100" w:type="dxa"/>
             </w:tcMar>
             <w:vAlign w:val="center"/>
           </w:tcPr>
           <w:p>
             <w:r>
               <w:rPr>
-                <w:b w:val="false"/>
-                <w:bCs w:val="false"/>
                 <w:sz w:val="19"/>
                 <w:szCs w:val="19"/>
               </w:rPr>
-              <w:t xml:space="preserve">Partie B (CREATE TABLE)</w:t>
+              <w:t>Partie B (CREATE TABLE)</w:t>
             </w:r>
           </w:p>
         </w:tc>
       </w:tr>
       <w:tr>
+        <w:tblPrEx>
+          <w:tblCellMar>
+            <w:top w:w="0" w:type="dxa"/>
+            <w:bottom w:w="0" w:type="dxa"/>
+          </w:tblCellMar>
+        </w:tblPrEx>
         <w:tc>
           <w:tcPr>
-            <w:tcW w:type="dxa" w:w="5400"/>
+            <w:tcW w:w="5400" w:type="dxa"/>
             <w:tcBorders>
-              <w:top w:val="single" w:color="BFBFBF" w:sz="1"/>
-              <w:left w:val="single" w:color="BFBFBF" w:sz="1"/>
-              <w:bottom w:val="single" w:color="BFBFBF" w:sz="1"/>
-              <w:right w:val="single" w:color="BFBFBF" w:sz="1"/>
+              <w:top w:val="single" w:sz="1" w:space="0" w:color="BFBFBF"/>
+              <w:left w:val="single" w:sz="1" w:space="0" w:color="BFBFBF"/>
+              <w:bottom w:val="single" w:sz="1" w:space="0" w:color="BFBFBF"/>
+              <w:right w:val="single" w:sz="1" w:space="0" w:color="BFBFBF"/>
             </w:tcBorders>
-            <w:shd w:fill="FFFFFF" w:val="clear"/>
+            <w:shd w:val="clear" w:color="auto" w:fill="FFFFFF"/>
             <w:tcMar>
-              <w:top w:type="dxa" w:w="60"/>
-              <w:left w:type="dxa" w:w="100"/>
-              <w:bottom w:type="dxa" w:w="60"/>
-              <w:right w:type="dxa" w:w="100"/>
+              <w:top w:w="60" w:type="dxa"/>
+              <w:left w:w="100" w:type="dxa"/>
+              <w:bottom w:w="60" w:type="dxa"/>
+              <w:right w:w="100" w:type="dxa"/>
             </w:tcMar>
             <w:vAlign w:val="center"/>
           </w:tcPr>
           <w:p>
             <w:r>
               <w:rPr>
-                <w:b w:val="false"/>
-                <w:bCs w:val="false"/>
                 <w:sz w:val="19"/>
                 <w:szCs w:val="19"/>
               </w:rPr>
-              <w:t xml:space="preserve">Workflow n8n (capture)</w:t>
+              <w:t>Workflow n8n (capture)</w:t>
             </w:r>
           </w:p>
         </w:tc>
         <w:tc>
           <w:tcPr>
-            <w:tcW w:type="dxa" w:w="3960"/>
+            <w:tcW w:w="3960" w:type="dxa"/>
             <w:tcBorders>
-              <w:top w:val="single" w:color="BFBFBF" w:sz="1"/>
-              <w:left w:val="single" w:color="BFBFBF" w:sz="1"/>
-              <w:bottom w:val="single" w:color="BFBFBF" w:sz="1"/>
-              <w:right w:val="single" w:color="BFBFBF" w:sz="1"/>
+              <w:top w:val="single" w:sz="1" w:space="0" w:color="BFBFBF"/>
+              <w:left w:val="single" w:sz="1" w:space="0" w:color="BFBFBF"/>
+              <w:bottom w:val="single" w:sz="1" w:space="0" w:color="BFBFBF"/>
+              <w:right w:val="single" w:sz="1" w:space="0" w:color="BFBFBF"/>
             </w:tcBorders>
-            <w:shd w:fill="FFFFFF" w:val="clear"/>
+            <w:shd w:val="clear" w:color="auto" w:fill="FFFFFF"/>
             <w:tcMar>
-              <w:top w:type="dxa" w:w="60"/>
-              <w:left w:type="dxa" w:w="100"/>
-              <w:bottom w:type="dxa" w:w="60"/>
-              <w:right w:type="dxa" w:w="100"/>
+              <w:top w:w="60" w:type="dxa"/>
+              <w:left w:w="100" w:type="dxa"/>
+              <w:bottom w:w="60" w:type="dxa"/>
+              <w:right w:w="100" w:type="dxa"/>
             </w:tcMar>
             <w:vAlign w:val="center"/>
           </w:tcPr>
           <w:p>
             <w:r>
               <w:rPr>
-                <w:b w:val="false"/>
-                <w:bCs w:val="false"/>
                 <w:sz w:val="19"/>
                 <w:szCs w:val="19"/>
               </w:rPr>
-              <w:t xml:space="preserve">Partie C — Preuve C.1</w:t>
+              <w:t>Partie C — Preuve C.1</w:t>
             </w:r>
           </w:p>
         </w:tc>
       </w:tr>
       <w:tr>
+        <w:tblPrEx>
+          <w:tblCellMar>
+            <w:top w:w="0" w:type="dxa"/>
+            <w:bottom w:w="0" w:type="dxa"/>
+          </w:tblCellMar>
+        </w:tblPrEx>
         <w:tc>
           <w:tcPr>
-            <w:tcW w:type="dxa" w:w="5400"/>
+            <w:tcW w:w="5400" w:type="dxa"/>
             <w:tcBorders>
-              <w:top w:val="single" w:color="BFBFBF" w:sz="1"/>
-              <w:left w:val="single" w:color="BFBFBF" w:sz="1"/>
-              <w:bottom w:val="single" w:color="BFBFBF" w:sz="1"/>
-              <w:right w:val="single" w:color="BFBFBF" w:sz="1"/>
+              <w:top w:val="single" w:sz="1" w:space="0" w:color="BFBFBF"/>
+              <w:left w:val="single" w:sz="1" w:space="0" w:color="BFBFBF"/>
+              <w:bottom w:val="single" w:sz="1" w:space="0" w:color="BFBFBF"/>
+              <w:right w:val="single" w:sz="1" w:space="0" w:color="BFBFBF"/>
             </w:tcBorders>
-            <w:shd w:fill="FFFFFF" w:val="clear"/>
+            <w:shd w:val="clear" w:color="auto" w:fill="FFFFFF"/>
             <w:tcMar>
-              <w:top w:type="dxa" w:w="60"/>
-              <w:left w:type="dxa" w:w="100"/>
-              <w:bottom w:type="dxa" w:w="60"/>
-              <w:right w:type="dxa" w:w="100"/>
+              <w:top w:w="60" w:type="dxa"/>
+              <w:left w:w="100" w:type="dxa"/>
+              <w:bottom w:w="60" w:type="dxa"/>
+              <w:right w:w="100" w:type="dxa"/>
             </w:tcMar>
             <w:vAlign w:val="center"/>
           </w:tcPr>
           <w:p>
             <w:r>
               <w:rPr>
-                <w:b w:val="false"/>
-                <w:bCs w:val="false"/>
                 <w:sz w:val="19"/>
                 <w:szCs w:val="19"/>
               </w:rPr>
-              <w:t xml:space="preserve">Exemple d’objet stocké dans MinIO</w:t>
+              <w:t>Exemple d’objet stocké dans MinIO</w:t>
             </w:r>
           </w:p>
         </w:tc>
         <w:tc>
           <w:tcPr>
-            <w:tcW w:type="dxa" w:w="3960"/>
+            <w:tcW w:w="3960" w:type="dxa"/>
             <w:tcBorders>
-              <w:top w:val="single" w:color="BFBFBF" w:sz="1"/>
-              <w:left w:val="single" w:color="BFBFBF" w:sz="1"/>
-              <w:bottom w:val="single" w:color="BFBFBF" w:sz="1"/>
-              <w:right w:val="single" w:color="BFBFBF" w:sz="1"/>
+              <w:top w:val="single" w:sz="1" w:space="0" w:color="BFBFBF"/>
+              <w:left w:val="single" w:sz="1" w:space="0" w:color="BFBFBF"/>
+              <w:bottom w:val="single" w:sz="1" w:space="0" w:color="BFBFBF"/>
+              <w:right w:val="single" w:sz="1" w:space="0" w:color="BFBFBF"/>
             </w:tcBorders>
-            <w:shd w:fill="FFFFFF" w:val="clear"/>
+            <w:shd w:val="clear" w:color="auto" w:fill="FFFFFF"/>
             <w:tcMar>
-              <w:top w:type="dxa" w:w="60"/>
-              <w:left w:type="dxa" w:w="100"/>
-              <w:bottom w:type="dxa" w:w="60"/>
-              <w:right w:type="dxa" w:w="100"/>
+              <w:top w:w="60" w:type="dxa"/>
+              <w:left w:w="100" w:type="dxa"/>
+              <w:bottom w:w="60" w:type="dxa"/>
+              <w:right w:w="100" w:type="dxa"/>
             </w:tcMar>
             <w:vAlign w:val="center"/>
           </w:tcPr>
           <w:p>
             <w:r>
               <w:rPr>
-                <w:b w:val="false"/>
-                <w:bCs w:val="false"/>
                 <w:sz w:val="19"/>
                 <w:szCs w:val="19"/>
               </w:rPr>
-              <w:t xml:space="preserve">Partie C — Preuve C.3</w:t>
+              <w:t>Partie C — Preuve C.3</w:t>
             </w:r>
           </w:p>
         </w:tc>
       </w:tr>
       <w:tr>
+        <w:tblPrEx>
+          <w:tblCellMar>
+            <w:top w:w="0" w:type="dxa"/>
+            <w:bottom w:w="0" w:type="dxa"/>
+          </w:tblCellMar>
+        </w:tblPrEx>
         <w:tc>
           <w:tcPr>
-            <w:tcW w:type="dxa" w:w="5400"/>
+            <w:tcW w:w="5400" w:type="dxa"/>
             <w:tcBorders>
-              <w:top w:val="single" w:color="BFBFBF" w:sz="1"/>
-              <w:left w:val="single" w:color="BFBFBF" w:sz="1"/>
-              <w:bottom w:val="single" w:color="BFBFBF" w:sz="1"/>
-              <w:right w:val="single" w:color="BFBFBF" w:sz="1"/>
+              <w:top w:val="single" w:sz="1" w:space="0" w:color="BFBFBF"/>
+              <w:left w:val="single" w:sz="1" w:space="0" w:color="BFBFBF"/>
+              <w:bottom w:val="single" w:sz="1" w:space="0" w:color="BFBFBF"/>
+              <w:right w:val="single" w:sz="1" w:space="0" w:color="BFBFBF"/>
             </w:tcBorders>
-            <w:shd w:fill="FFFFFF" w:val="clear"/>
+            <w:shd w:val="clear" w:color="auto" w:fill="FFFFFF"/>
             <w:tcMar>
-              <w:top w:type="dxa" w:w="60"/>
-              <w:left w:type="dxa" w:w="100"/>
-              <w:bottom w:type="dxa" w:w="60"/>
-              <w:right w:type="dxa" w:w="100"/>
+              <w:top w:w="60" w:type="dxa"/>
+              <w:left w:w="100" w:type="dxa"/>
+              <w:bottom w:w="60" w:type="dxa"/>
+              <w:right w:w="100" w:type="dxa"/>
             </w:tcMar>
             <w:vAlign w:val="center"/>
           </w:tcPr>
           <w:p>
             <w:r>
               <w:rPr>
-                <w:b w:val="false"/>
-                <w:bCs w:val="false"/>
                 <w:sz w:val="19"/>
                 <w:szCs w:val="19"/>
               </w:rPr>
-              <w:t xml:space="preserve">Enregistrement des métadonnées en base</w:t>
+              <w:t>Enregistrement des métadonnées en base</w:t>
             </w:r>
           </w:p>
         </w:tc>
         <w:tc>
           <w:tcPr>
-            <w:tcW w:type="dxa" w:w="3960"/>
+            <w:tcW w:w="3960" w:type="dxa"/>
             <w:tcBorders>
-              <w:top w:val="single" w:color="BFBFBF" w:sz="1"/>
-              <w:left w:val="single" w:color="BFBFBF" w:sz="1"/>
-              <w:bottom w:val="single" w:color="BFBFBF" w:sz="1"/>
-              <w:right w:val="single" w:color="BFBFBF" w:sz="1"/>
+              <w:top w:val="single" w:sz="1" w:space="0" w:color="BFBFBF"/>
+              <w:left w:val="single" w:sz="1" w:space="0" w:color="BFBFBF"/>
+              <w:bottom w:val="single" w:sz="1" w:space="0" w:color="BFBFBF"/>
+              <w:right w:val="single" w:sz="1" w:space="0" w:color="BFBFBF"/>
             </w:tcBorders>
-            <w:shd w:fill="FFFFFF" w:val="clear"/>
+            <w:shd w:val="clear" w:color="auto" w:fill="FFFFFF"/>
             <w:tcMar>
-              <w:top w:type="dxa" w:w="60"/>
-              <w:left w:type="dxa" w:w="100"/>
-              <w:bottom w:type="dxa" w:w="60"/>
-              <w:right w:type="dxa" w:w="100"/>
+              <w:top w:w="60" w:type="dxa"/>
+              <w:left w:w="100" w:type="dxa"/>
+              <w:bottom w:w="60" w:type="dxa"/>
+              <w:right w:w="100" w:type="dxa"/>
             </w:tcMar>
             <w:vAlign w:val="center"/>
           </w:tcPr>
           <w:p>
             <w:r>
               <w:rPr>
-                <w:b w:val="false"/>
-                <w:bCs w:val="false"/>
                 <w:sz w:val="19"/>
                 <w:szCs w:val="19"/>
               </w:rPr>
-              <w:t xml:space="preserve">Partie C — Preuve C.2</w:t>
+              <w:t>Partie C — Preuve C.2</w:t>
             </w:r>
           </w:p>
         </w:tc>
       </w:tr>
       <w:tr>
+        <w:tblPrEx>
+          <w:tblCellMar>
+            <w:top w:w="0" w:type="dxa"/>
+            <w:bottom w:w="0" w:type="dxa"/>
+          </w:tblCellMar>
+        </w:tblPrEx>
         <w:tc>
           <w:tcPr>
-            <w:tcW w:type="dxa" w:w="5400"/>
+            <w:tcW w:w="5400" w:type="dxa"/>
             <w:tcBorders>
-              <w:top w:val="single" w:color="BFBFBF" w:sz="1"/>
-              <w:left w:val="single" w:color="BFBFBF" w:sz="1"/>
-              <w:bottom w:val="single" w:color="BFBFBF" w:sz="1"/>
-              <w:right w:val="single" w:color="BFBFBF" w:sz="1"/>
+              <w:top w:val="single" w:sz="1" w:space="0" w:color="BFBFBF"/>
+              <w:left w:val="single" w:sz="1" w:space="0" w:color="BFBFBF"/>
+              <w:bottom w:val="single" w:sz="1" w:space="0" w:color="BFBFBF"/>
+              <w:right w:val="single" w:sz="1" w:space="0" w:color="BFBFBF"/>
             </w:tcBorders>
-            <w:shd w:fill="FFFFFF" w:val="clear"/>
+            <w:shd w:val="clear" w:color="auto" w:fill="FFFFFF"/>
             <w:tcMar>
-              <w:top w:type="dxa" w:w="60"/>
-              <w:left w:type="dxa" w:w="100"/>
-              <w:bottom w:type="dxa" w:w="60"/>
-              <w:right w:type="dxa" w:w="100"/>
+              <w:top w:w="60" w:type="dxa"/>
+              <w:left w:w="100" w:type="dxa"/>
+              <w:bottom w:w="60" w:type="dxa"/>
+              <w:right w:w="100" w:type="dxa"/>
             </w:tcMar>
             <w:vAlign w:val="center"/>
           </w:tcPr>
           <w:p>
             <w:r>
               <w:rPr>
-                <w:b w:val="false"/>
-                <w:bCs w:val="false"/>
                 <w:sz w:val="19"/>
                 <w:szCs w:val="19"/>
               </w:rPr>
-              <w:t xml:space="preserve">Réponse rédigée</w:t>
+              <w:t>Réponse rédigée</w:t>
             </w:r>
           </w:p>
         </w:tc>
         <w:tc>
           <w:tcPr>
-            <w:tcW w:type="dxa" w:w="3960"/>
+            <w:tcW w:w="3960" w:type="dxa"/>
             <w:tcBorders>
-              <w:top w:val="single" w:color="BFBFBF" w:sz="1"/>
-              <w:left w:val="single" w:color="BFBFBF" w:sz="1"/>
-              <w:bottom w:val="single" w:color="BFBFBF" w:sz="1"/>
-              <w:right w:val="single" w:color="BFBFBF" w:sz="1"/>
+              <w:top w:val="single" w:sz="1" w:space="0" w:color="BFBFBF"/>
+              <w:left w:val="single" w:sz="1" w:space="0" w:color="BFBFBF"/>
+              <w:bottom w:val="single" w:sz="1" w:space="0" w:color="BFBFBF"/>
+              <w:right w:val="single" w:sz="1" w:space="0" w:color="BFBFBF"/>
             </w:tcBorders>
-            <w:shd w:fill="FFFFFF" w:val="clear"/>
+            <w:shd w:val="clear" w:color="auto" w:fill="FFFFFF"/>
             <w:tcMar>
-              <w:top w:type="dxa" w:w="60"/>
-              <w:left w:type="dxa" w:w="100"/>
-              <w:bottom w:type="dxa" w:w="60"/>
-              <w:right w:type="dxa" w:w="100"/>
+              <w:top w:w="60" w:type="dxa"/>
+              <w:left w:w="100" w:type="dxa"/>
+              <w:bottom w:w="60" w:type="dxa"/>
+              <w:right w:w="100" w:type="dxa"/>
             </w:tcMar>
             <w:vAlign w:val="center"/>
           </w:tcPr>
           <w:p>
             <w:r>
               <w:rPr>
-                <w:b w:val="false"/>
-                <w:bCs w:val="false"/>
                 <w:sz w:val="19"/>
                 <w:szCs w:val="19"/>
               </w:rPr>
-              <w:t xml:space="preserve">Partie D</w:t>
+              <w:t>Partie D</w:t>
             </w:r>
           </w:p>
         </w:tc>
@@ -1521,15 +2922,13 @@
         <w:rPr>
           <w:b/>
           <w:bCs/>
-          <w:sz w:val="22"/>
-          <w:szCs w:val="22"/>
-        </w:rPr>
-        <w:t xml:space="preserve">Accès aux services (environnement local)</w:t>
-      </w:r>
-    </w:p>
-    <w:p>
-      <w:pPr>
-        <w:pStyle w:val="ListParagraph"/>
+        </w:rPr>
+        <w:t>Accès aux services (environnement local)</w:t>
+      </w:r>
+    </w:p>
+    <w:p>
+      <w:pPr>
+        <w:pStyle w:val="Paragraphedeliste"/>
         <w:numPr>
           <w:ilvl w:val="0"/>
           <w:numId w:val="2"/>
@@ -1537,25 +2936,56 @@
         <w:spacing w:after="40"/>
       </w:pPr>
       <w:r>
-        <w:t xml:space="preserve">Console MinIO : http://localhost:9001  (minioadmin / minioadmin123)</w:t>
-      </w:r>
-    </w:p>
-    <w:p>
-      <w:pPr>
-        <w:pStyle w:val="ListParagraph"/>
+        <w:t xml:space="preserve">Console MinIO : </w:t>
+      </w:r>
+      <w:proofErr w:type="gramStart"/>
+      <w:r>
+        <w:t>http://localhost:9001  (</w:t>
+      </w:r>
+      <w:proofErr w:type="spellStart"/>
+      <w:proofErr w:type="gramEnd"/>
+      <w:r>
+        <w:t>minioadmin</w:t>
+      </w:r>
+      <w:proofErr w:type="spellEnd"/>
+      <w:r>
+        <w:t xml:space="preserve"> / minioadmin123)</w:t>
+      </w:r>
+    </w:p>
+    <w:p>
+      <w:pPr>
+        <w:pStyle w:val="Paragraphedeliste"/>
         <w:numPr>
           <w:ilvl w:val="0"/>
           <w:numId w:val="2"/>
         </w:numPr>
         <w:spacing w:after="40"/>
       </w:pPr>
-      <w:r>
-        <w:t xml:space="preserve">n8n : http://localhost:5678  (admin@datalake.local / Datalake2026)</w:t>
-      </w:r>
-    </w:p>
-    <w:p>
-      <w:pPr>
-        <w:pStyle w:val="ListParagraph"/>
+      <w:proofErr w:type="gramStart"/>
+      <w:r>
+        <w:t>n</w:t>
+      </w:r>
+      <w:proofErr w:type="gramEnd"/>
+      <w:r>
+        <w:t xml:space="preserve">8n : </w:t>
+      </w:r>
+      <w:proofErr w:type="gramStart"/>
+      <w:r>
+        <w:t>http://localhost:5678  (</w:t>
+      </w:r>
+      <w:proofErr w:type="spellStart"/>
+      <w:proofErr w:type="gramEnd"/>
+      <w:r>
+        <w:t>admin@datalake.local</w:t>
+      </w:r>
+      <w:proofErr w:type="spellEnd"/>
+      <w:r>
+        <w:t xml:space="preserve"> / Datalake2026)</w:t>
+      </w:r>
+    </w:p>
+    <w:p>
+      <w:pPr>
+        <w:pStyle w:val="Paragraphedeliste"/>
         <w:numPr>
           <w:ilvl w:val="0"/>
           <w:numId w:val="2"/>
@@ -1563,102 +2993,109 @@
         <w:spacing w:after="40"/>
       </w:pPr>
       <w:r>
-        <w:t xml:space="preserve">PostgreSQL : localhost:5432  (pokeuser / pokepass, base pokedex)</w:t>
+        <w:t xml:space="preserve">PostgreSQL : </w:t>
+      </w:r>
+      <w:proofErr w:type="gramStart"/>
+      <w:r>
+        <w:t>localhost:5432  (</w:t>
+      </w:r>
+      <w:proofErr w:type="spellStart"/>
+      <w:proofErr w:type="gramEnd"/>
+      <w:r>
+        <w:t>pokeuser</w:t>
+      </w:r>
+      <w:proofErr w:type="spellEnd"/>
+      <w:r>
+        <w:t xml:space="preserve"> / </w:t>
+      </w:r>
+      <w:proofErr w:type="spellStart"/>
+      <w:r>
+        <w:t>pokepass</w:t>
+      </w:r>
+      <w:proofErr w:type="spellEnd"/>
+      <w:r>
+        <w:t xml:space="preserve">, base </w:t>
+      </w:r>
+      <w:proofErr w:type="spellStart"/>
+      <w:r>
+        <w:t>pokedex</w:t>
+      </w:r>
+      <w:proofErr w:type="spellEnd"/>
+      <w:r>
+        <w:t>)</w:t>
       </w:r>
     </w:p>
     <w:sectPr>
-      <w:pgSz w:w="12240" w:h="15840" w:orient="portrait"/>
+      <w:pgSz w:w="12240" w:h="15840"/>
       <w:pgMar w:top="1440" w:right="1440" w:bottom="1440" w:left="1440" w:header="708" w:footer="708" w:gutter="0"/>
-      <w:pgNumType/>
+      <w:cols w:space="720"/>
       <w:docGrid w:linePitch="360"/>
     </w:sectPr>
   </w:body>
 </w:document>
 </file>
 
-<file path=word/comments.xml><?xml version="1.0" encoding="utf-8"?>
-<w:comments xmlns:cx="http://schemas.microsoft.com/office/drawing/2014/chartex" xmlns:cx1="http://schemas.microsoft.com/office/drawing/2015/9/8/chartex" xmlns:cx2="http://schemas.microsoft.com/office/drawing/2015/10/21/chartex" xmlns:cx3="http://schemas.microsoft.com/office/drawing/2016/5/9/chartex" xmlns:cx4="http://schemas.microsoft.com/office/drawing/2016/5/10/chartex" xmlns:cx5="http://schemas.microsoft.com/office/drawing/2016/5/11/chartex" xmlns:cx6="http://schemas.microsoft.com/office/drawing/2016/5/12/chartex" xmlns:cx7="http://schemas.microsoft.com/office/drawing/2016/5/13/chartex" xmlns:cx8="http://schemas.microsoft.com/office/drawing/2016/5/14/chartex" xmlns:mc="http://schemas.openxmlformats.org/markup-compatibility/2006" xmlns:aink="http://schemas.microsoft.com/office/drawing/2016/ink" xmlns:am3d="http://schemas.microsoft.com/office/drawing/2017/model3d" xmlns:o="urn:schemas-microsoft-com:office:office" xmlns:r="http://schemas.openxmlformats.org/officeDocument/2006/relationships" xmlns:m="http://schemas.openxmlformats.org/officeDocument/2006/math" xmlns:v="urn:schemas-microsoft-com:vml" xmlns:wp14="http://schemas.microsoft.com/office/word/2010/wordprocessingDrawing" xmlns:wp="http://schemas.openxmlformats.org/drawingml/2006/wordprocessingDrawing" xmlns:w10="urn:schemas-microsoft-com:office:word" xmlns:w="http://schemas.openxmlformats.org/wordprocessingml/2006/main" xmlns:w14="http://schemas.microsoft.com/office/word/2010/wordml" xmlns:w15="http://schemas.microsoft.com/office/word/2012/wordml" xmlns:w16cex="http://schemas.microsoft.com/office/word/2018/wordml/cex" xmlns:w16cid="http://schemas.microsoft.com/office/word/2016/wordml/cid" xmlns:w16="http://schemas.microsoft.com/office/word/2018/wordml" xmlns:w16sdtdh="http://schemas.microsoft.com/office/word/2020/wordml/sdtdatahash" xmlns:w16se="http://schemas.microsoft.com/office/word/2015/wordml/symex" xmlns:wpg="http://schemas.microsoft.com/office/word/2010/wordprocessingGroup" xmlns:wpi="http://schemas.microsoft.com/office/word/2010/wordprocessingInk" xmlns:wne="http://schemas.microsoft.com/office/word/2006/wordml" xmlns:wps="http://schemas.microsoft.com/office/word/2010/wordprocessingShape"/>
-</file>
-
-<file path=word/endnotes.xml><?xml version="1.0" encoding="utf-8"?>
-<w:endnotes xmlns:wpc="http://schemas.microsoft.com/office/word/2010/wordprocessingCanvas" xmlns:mc="http://schemas.openxmlformats.org/markup-compatibility/2006" xmlns:o="urn:schemas-microsoft-com:office:office" xmlns:r="http://schemas.openxmlformats.org/officeDocument/2006/relationships" xmlns:m="http://schemas.openxmlformats.org/officeDocument/2006/math" xmlns:v="urn:schemas-microsoft-com:vml" xmlns:wp14="http://schemas.microsoft.com/office/word/2010/wordprocessingDrawing" xmlns:wp="http://schemas.openxmlformats.org/drawingml/2006/wordprocessingDrawing" xmlns:w10="urn:schemas-microsoft-com:office:word" xmlns:w="http://schemas.openxmlformats.org/wordprocessingml/2006/main" xmlns:w14="http://schemas.microsoft.com/office/word/2010/wordml" xmlns:w15="http://schemas.microsoft.com/office/word/2012/wordml" xmlns:wpg="http://schemas.microsoft.com/office/word/2010/wordprocessingGroup" xmlns:wpi="http://schemas.microsoft.com/office/word/2010/wordprocessingInk" xmlns:wne="http://schemas.microsoft.com/office/word/2006/wordml" xmlns:wps="http://schemas.microsoft.com/office/word/2010/wordprocessingShape" mc:Ignorable="w14 w15 wp14">
-  <w:endnote w:type="separator" w:id="-1">
-    <w:p>
-      <w:pPr>
-        <w:spacing w:after="0" w:line="240" w:lineRule="auto"/>
-      </w:pPr>
-      <w:r>
-        <w:rPr>
-          <w:rStyle w:val="EndnoteReference"/>
-        </w:rPr>
-        <w:endnoteRef/>
-      </w:r>
-      <w:r>
-        <w:separator/>
-      </w:r>
-    </w:p>
-  </w:endnote>
-  <w:endnote w:type="continuationSeparator" w:id="0">
-    <w:p>
-      <w:pPr>
-        <w:spacing w:after="0" w:line="240" w:lineRule="auto"/>
-      </w:pPr>
-      <w:r>
-        <w:rPr>
-          <w:rStyle w:val="EndnoteReference"/>
-        </w:rPr>
-        <w:endnoteRef/>
-      </w:r>
-      <w:r>
-        <w:continuationSeparator/>
-      </w:r>
-    </w:p>
-  </w:endnote>
-</w:endnotes>
-</file>
-
-<file path=word/footnotes.xml><?xml version="1.0" encoding="utf-8"?>
-<w:footnotes xmlns:wpc="http://schemas.microsoft.com/office/word/2010/wordprocessingCanvas" xmlns:mc="http://schemas.openxmlformats.org/markup-compatibility/2006" xmlns:o="urn:schemas-microsoft-com:office:office" xmlns:r="http://schemas.openxmlformats.org/officeDocument/2006/relationships" xmlns:m="http://schemas.openxmlformats.org/officeDocument/2006/math" xmlns:v="urn:schemas-microsoft-com:vml" xmlns:wp14="http://schemas.microsoft.com/office/word/2010/wordprocessingDrawing" xmlns:wp="http://schemas.openxmlformats.org/drawingml/2006/wordprocessingDrawing" xmlns:w10="urn:schemas-microsoft-com:office:word" xmlns:w="http://schemas.openxmlformats.org/wordprocessingml/2006/main" xmlns:w14="http://schemas.microsoft.com/office/word/2010/wordml" xmlns:w15="http://schemas.microsoft.com/office/word/2012/wordml" xmlns:wpg="http://schemas.microsoft.com/office/word/2010/wordprocessingGroup" xmlns:wpi="http://schemas.microsoft.com/office/word/2010/wordprocessingInk" xmlns:wne="http://schemas.microsoft.com/office/word/2006/wordml" xmlns:wps="http://schemas.microsoft.com/office/word/2010/wordprocessingShape" mc:Ignorable="w14 w15 wp14">
-  <w:footnote w:type="separator" w:id="-1">
-    <w:p>
-      <w:pPr>
-        <w:spacing w:after="0" w:line="240" w:lineRule="auto"/>
-      </w:pPr>
-      <w:r>
-        <w:rPr>
-          <w:rStyle w:val="FootnoteReference"/>
-        </w:rPr>
-        <w:footnoteRef/>
-      </w:r>
-      <w:r>
-        <w:separator/>
-      </w:r>
-    </w:p>
-  </w:footnote>
-  <w:footnote w:type="continuationSeparator" w:id="0">
-    <w:p>
-      <w:pPr>
-        <w:spacing w:after="0" w:line="240" w:lineRule="auto"/>
-      </w:pPr>
-      <w:r>
-        <w:rPr>
-          <w:rStyle w:val="FootnoteReference"/>
-        </w:rPr>
-        <w:footnoteRef/>
-      </w:r>
-      <w:r>
-        <w:continuationSeparator/>
-      </w:r>
-    </w:p>
-  </w:footnote>
-</w:footnotes>
-</file>
-
 <file path=word/numbering.xml><?xml version="1.0" encoding="utf-8"?>
-<w:numbering xmlns:wpc="http://schemas.microsoft.com/office/word/2010/wordprocessingCanvas" xmlns:mc="http://schemas.openxmlformats.org/markup-compatibility/2006" xmlns:o="urn:schemas-microsoft-com:office:office" xmlns:r="http://schemas.openxmlformats.org/officeDocument/2006/relationships" xmlns:m="http://schemas.openxmlformats.org/officeDocument/2006/math" xmlns:v="urn:schemas-microsoft-com:vml" xmlns:wp14="http://schemas.microsoft.com/office/word/2010/wordprocessingDrawing" xmlns:wp="http://schemas.openxmlformats.org/drawingml/2006/wordprocessingDrawing" xmlns:w10="urn:schemas-microsoft-com:office:word" xmlns:w="http://schemas.openxmlformats.org/wordprocessingml/2006/main" xmlns:w14="http://schemas.microsoft.com/office/word/2010/wordml" xmlns:w15="http://schemas.microsoft.com/office/word/2012/wordml" xmlns:wpg="http://schemas.microsoft.com/office/word/2010/wordprocessingGroup" xmlns:wpi="http://schemas.microsoft.com/office/word/2010/wordprocessingInk" xmlns:wne="http://schemas.microsoft.com/office/word/2006/wordml" xmlns:wps="http://schemas.microsoft.com/office/word/2010/wordprocessingShape" mc:Ignorable="w14 w15 wp14">
+<w:numbering xmlns:wpc="http://schemas.microsoft.com/office/word/2010/wordprocessingCanvas" xmlns:cx="http://schemas.microsoft.com/office/drawing/2014/chartex" xmlns:cx1="http://schemas.microsoft.com/office/drawing/2015/9/8/chartex" xmlns:cx2="http://schemas.microsoft.com/office/drawing/2015/10/21/chartex" xmlns:cx3="http://schemas.microsoft.com/office/drawing/2016/5/9/chartex" xmlns:cx4="http://schemas.microsoft.com/office/drawing/2016/5/10/chartex" xmlns:cx5="http://schemas.microsoft.com/office/drawing/2016/5/11/chartex" xmlns:cx6="http://schemas.microsoft.com/office/drawing/2016/5/12/chartex" xmlns:cx7="http://schemas.microsoft.com/office/drawing/2016/5/13/chartex" xmlns:cx8="http://schemas.microsoft.com/office/drawing/2016/5/14/chartex" xmlns:mc="http://schemas.openxmlformats.org/markup-compatibility/2006" xmlns:aink="http://schemas.microsoft.com/office/drawing/2016/ink" xmlns:am3d="http://schemas.microsoft.com/office/drawing/2017/model3d" xmlns:o="urn:schemas-microsoft-com:office:office" xmlns:oel="http://schemas.microsoft.com/office/2019/extlst" xmlns:r="http://schemas.openxmlformats.org/officeDocument/2006/relationships" xmlns:m="http://schemas.openxmlformats.org/officeDocument/2006/math" xmlns:v="urn:schemas-microsoft-com:vml" xmlns:wp14="http://schemas.microsoft.com/office/word/2010/wordprocessingDrawing" xmlns:wp="http://schemas.openxmlformats.org/drawingml/2006/wordprocessingDrawing" xmlns:w10="urn:schemas-microsoft-com:office:word" xmlns:w="http://schemas.openxmlformats.org/wordprocessingml/2006/main" xmlns:w14="http://schemas.microsoft.com/office/word/2010/wordml" xmlns:w15="http://schemas.microsoft.com/office/word/2012/wordml" xmlns:w16cex="http://schemas.microsoft.com/office/word/2018/wordml/cex" xmlns:w16cid="http://schemas.microsoft.com/office/word/2016/wordml/cid" xmlns:w16="http://schemas.microsoft.com/office/word/2018/wordml" xmlns:w16du="http://schemas.microsoft.com/office/word/2023/wordml/word16du" xmlns:w16sdtdh="http://schemas.microsoft.com/office/word/2020/wordml/sdtdatahash" xmlns:w16sdtfl="http://schemas.microsoft.com/office/word/2024/wordml/sdtformatlock" xmlns:w16se="http://schemas.microsoft.com/office/word/2015/wordml/symex" xmlns:wpg="http://schemas.microsoft.com/office/word/2010/wordprocessingGroup" xmlns:wpi="http://schemas.microsoft.com/office/word/2010/wordprocessingInk" xmlns:wne="http://schemas.microsoft.com/office/word/2006/wordml" xmlns:wps="http://schemas.microsoft.com/office/word/2010/wordprocessingShape" mc:Ignorable="w14 w15 w16se w16cid w16 w16cex w16sdtdh w16sdtfl w16du wp14">
+  <w:abstractNum w:abstractNumId="0" w15:restartNumberingAfterBreak="0">
+    <w:nsid w:val="08321FB7"/>
+    <w:multiLevelType w:val="hybridMultilevel"/>
+    <w:tmpl w:val="B13E133E"/>
+    <w:lvl w:ilvl="0" w:tplc="8E7EDF4A">
+      <w:start w:val="1"/>
+      <w:numFmt w:val="bullet"/>
+      <w:lvlText w:val="•"/>
+      <w:lvlJc w:val="left"/>
+      <w:pPr>
+        <w:ind w:left="600" w:hanging="280"/>
+      </w:pPr>
+    </w:lvl>
+    <w:lvl w:ilvl="1" w:tplc="C6DA1D6E">
+      <w:numFmt w:val="decimal"/>
+      <w:lvlText w:val=""/>
+      <w:lvlJc w:val="left"/>
+    </w:lvl>
+    <w:lvl w:ilvl="2" w:tplc="5E820824">
+      <w:numFmt w:val="decimal"/>
+      <w:lvlText w:val=""/>
+      <w:lvlJc w:val="left"/>
+    </w:lvl>
+    <w:lvl w:ilvl="3" w:tplc="C078621C">
+      <w:numFmt w:val="decimal"/>
+      <w:lvlText w:val=""/>
+      <w:lvlJc w:val="left"/>
+    </w:lvl>
+    <w:lvl w:ilvl="4" w:tplc="2A9CF44C">
+      <w:numFmt w:val="decimal"/>
+      <w:lvlText w:val=""/>
+      <w:lvlJc w:val="left"/>
+    </w:lvl>
+    <w:lvl w:ilvl="5" w:tplc="A1CEFF9C">
+      <w:numFmt w:val="decimal"/>
+      <w:lvlText w:val=""/>
+      <w:lvlJc w:val="left"/>
+    </w:lvl>
+    <w:lvl w:ilvl="6" w:tplc="8BC200D4">
+      <w:numFmt w:val="decimal"/>
+      <w:lvlText w:val=""/>
+      <w:lvlJc w:val="left"/>
+    </w:lvl>
+    <w:lvl w:ilvl="7" w:tplc="3CC2648E">
+      <w:numFmt w:val="decimal"/>
+      <w:lvlText w:val=""/>
+      <w:lvlJc w:val="left"/>
+    </w:lvl>
+    <w:lvl w:ilvl="8" w:tplc="01B83DFA">
+      <w:numFmt w:val="decimal"/>
+      <w:lvlText w:val=""/>
+      <w:lvlJc w:val="left"/>
+    </w:lvl>
+  </w:abstractNum>
   <w:abstractNum w:abstractNumId="1" w15:restartNumberingAfterBreak="0">
+    <w:nsid w:val="1D796E05"/>
     <w:multiLevelType w:val="hybridMultilevel"/>
-    <w:lvl w:ilvl="0" w15:tentative="1">
+    <w:tmpl w:val="67FEE2FE"/>
+    <w:lvl w:ilvl="0" w:tplc="DDA0EC38">
       <w:start w:val="1"/>
       <w:numFmt w:val="bullet"/>
       <w:lvlText w:val="●"/>
@@ -1667,7 +3104,7 @@
         <w:ind w:left="720" w:hanging="360"/>
       </w:pPr>
     </w:lvl>
-    <w:lvl w:ilvl="1" w15:tentative="1">
+    <w:lvl w:ilvl="1" w:tplc="A2C02062">
       <w:start w:val="1"/>
       <w:numFmt w:val="bullet"/>
       <w:lvlText w:val="○"/>
@@ -1676,7 +3113,7 @@
         <w:ind w:left="1440" w:hanging="360"/>
       </w:pPr>
     </w:lvl>
-    <w:lvl w:ilvl="2" w15:tentative="1">
+    <w:lvl w:ilvl="2" w:tplc="B6D0F3B6">
       <w:start w:val="1"/>
       <w:numFmt w:val="bullet"/>
       <w:lvlText w:val="■"/>
@@ -1685,7 +3122,7 @@
         <w:ind w:left="2160" w:hanging="360"/>
       </w:pPr>
     </w:lvl>
-    <w:lvl w:ilvl="3" w15:tentative="1">
+    <w:lvl w:ilvl="3" w:tplc="1186AAF0">
       <w:start w:val="1"/>
       <w:numFmt w:val="bullet"/>
       <w:lvlText w:val="●"/>
@@ -1694,7 +3131,7 @@
         <w:ind w:left="2880" w:hanging="360"/>
       </w:pPr>
     </w:lvl>
-    <w:lvl w:ilvl="4" w15:tentative="1">
+    <w:lvl w:ilvl="4" w:tplc="4A44A89C">
       <w:start w:val="1"/>
       <w:numFmt w:val="bullet"/>
       <w:lvlText w:val="○"/>
@@ -1703,7 +3140,7 @@
         <w:ind w:left="3600" w:hanging="360"/>
       </w:pPr>
     </w:lvl>
-    <w:lvl w:ilvl="5" w15:tentative="1">
+    <w:lvl w:ilvl="5" w:tplc="07A81DEA">
       <w:start w:val="1"/>
       <w:numFmt w:val="bullet"/>
       <w:lvlText w:val="■"/>
@@ -1712,7 +3149,7 @@
         <w:ind w:left="4320" w:hanging="360"/>
       </w:pPr>
     </w:lvl>
-    <w:lvl w:ilvl="6" w15:tentative="1">
+    <w:lvl w:ilvl="6" w:tplc="1722E8F2">
       <w:start w:val="1"/>
       <w:numFmt w:val="bullet"/>
       <w:lvlText w:val="●"/>
@@ -1721,7 +3158,7 @@
         <w:ind w:left="5040" w:hanging="360"/>
       </w:pPr>
     </w:lvl>
-    <w:lvl w:ilvl="7" w15:tentative="1">
+    <w:lvl w:ilvl="7" w:tplc="4B08FDAA">
       <w:start w:val="1"/>
       <w:numFmt w:val="bullet"/>
       <w:lvlText w:val="●"/>
@@ -1730,7 +3167,7 @@
         <w:ind w:left="5760" w:hanging="360"/>
       </w:pPr>
     </w:lvl>
-    <w:lvl w:ilvl="8" w15:tentative="1">
+    <w:lvl w:ilvl="8" w:tplc="102833EE">
       <w:start w:val="1"/>
       <w:numFmt w:val="bullet"/>
       <w:lvlText w:val="●"/>
@@ -1740,26 +3177,14 @@
       </w:pPr>
     </w:lvl>
   </w:abstractNum>
-  <w:abstractNum w:abstractNumId="2" w15:restartNumberingAfterBreak="0">
-    <w:multiLevelType w:val="hybridMultilevel"/>
-    <w:lvl w:ilvl="0" w15:tentative="1">
-      <w:start w:val="1"/>
-      <w:numFmt w:val="bullet"/>
-      <w:lvlText w:val="•"/>
-      <w:lvlJc w:val="left"/>
-      <w:pPr>
-        <w:ind w:left="600" w:hanging="280"/>
-      </w:pPr>
-    </w:lvl>
-  </w:abstractNum>
-  <w:num w:numId="1">
+  <w:num w:numId="1" w16cid:durableId="209734111">
     <w:abstractNumId w:val="1"/>
     <w:lvlOverride w:ilvl="0">
       <w:startOverride w:val="1"/>
     </w:lvlOverride>
   </w:num>
-  <w:num w:numId="2">
-    <w:abstractNumId w:val="2"/>
+  <w:num w:numId="2" w16cid:durableId="614793929">
+    <w:abstractNumId w:val="0"/>
     <w:lvlOverride w:ilvl="0">
       <w:startOverride w:val="1"/>
     </w:lvlOverride>
@@ -1768,107 +3193,542 @@
 </file>
 
 <file path=word/styles.xml><?xml version="1.0" encoding="utf-8"?>
-<w:styles xmlns:mc="http://schemas.openxmlformats.org/markup-compatibility/2006" xmlns:r="http://schemas.openxmlformats.org/officeDocument/2006/relationships" xmlns:w="http://schemas.openxmlformats.org/wordprocessingml/2006/main" xmlns:w14="http://schemas.microsoft.com/office/word/2010/wordml" xmlns:w15="http://schemas.microsoft.com/office/word/2012/wordml" mc:Ignorable="w14 w15">
+<w:styles xmlns:mc="http://schemas.openxmlformats.org/markup-compatibility/2006" xmlns:r="http://schemas.openxmlformats.org/officeDocument/2006/relationships" xmlns:w="http://schemas.openxmlformats.org/wordprocessingml/2006/main" xmlns:w14="http://schemas.microsoft.com/office/word/2010/wordml" xmlns:w15="http://schemas.microsoft.com/office/word/2012/wordml" xmlns:w16cex="http://schemas.microsoft.com/office/word/2018/wordml/cex" xmlns:w16cid="http://schemas.microsoft.com/office/word/2016/wordml/cid" xmlns:w16="http://schemas.microsoft.com/office/word/2018/wordml" xmlns:w16du="http://schemas.microsoft.com/office/word/2023/wordml/word16du" xmlns:w16sdtdh="http://schemas.microsoft.com/office/word/2020/wordml/sdtdatahash" xmlns:w16sdtfl="http://schemas.microsoft.com/office/word/2024/wordml/sdtformatlock" xmlns:w16se="http://schemas.microsoft.com/office/word/2015/wordml/symex" mc:Ignorable="w14 w15 w16se w16cid w16 w16cex w16sdtdh w16sdtfl w16du">
   <w:docDefaults>
     <w:rPrDefault>
       <w:rPr>
-        <w:rFonts w:ascii="Arial" w:cs="Arial" w:eastAsia="Arial" w:hAnsi="Arial"/>
+        <w:rFonts w:ascii="Arial" w:eastAsia="Arial" w:hAnsi="Arial" w:cs="Arial"/>
         <w:sz w:val="22"/>
         <w:szCs w:val="22"/>
+        <w:lang w:val="fr-FR" w:eastAsia="fr-FR" w:bidi="ar-SA"/>
       </w:rPr>
     </w:rPrDefault>
     <w:pPrDefault/>
   </w:docDefaults>
-  <w:style w:type="paragraph" w:styleId="Title">
+  <w:latentStyles w:defLockedState="0" w:defUIPriority="99" w:defSemiHidden="0" w:defUnhideWhenUsed="0" w:defQFormat="0" w:count="376">
+    <w:lsdException w:name="Normal" w:uiPriority="0" w:qFormat="1"/>
+    <w:lsdException w:name="heading 1" w:uiPriority="9" w:qFormat="1"/>
+    <w:lsdException w:name="heading 2" w:semiHidden="1" w:uiPriority="9" w:unhideWhenUsed="1" w:qFormat="1"/>
+    <w:lsdException w:name="heading 3" w:semiHidden="1" w:uiPriority="9" w:unhideWhenUsed="1" w:qFormat="1"/>
+    <w:lsdException w:name="heading 4" w:semiHidden="1" w:uiPriority="9" w:unhideWhenUsed="1" w:qFormat="1"/>
+    <w:lsdException w:name="heading 5" w:semiHidden="1" w:uiPriority="9" w:unhideWhenUsed="1" w:qFormat="1"/>
+    <w:lsdException w:name="heading 6" w:semiHidden="1" w:uiPriority="9" w:unhideWhenUsed="1" w:qFormat="1"/>
+    <w:lsdException w:name="heading 7" w:semiHidden="1" w:uiPriority="9" w:unhideWhenUsed="1" w:qFormat="1"/>
+    <w:lsdException w:name="heading 8" w:semiHidden="1" w:uiPriority="9" w:unhideWhenUsed="1" w:qFormat="1"/>
+    <w:lsdException w:name="heading 9" w:semiHidden="1" w:uiPriority="9" w:unhideWhenUsed="1" w:qFormat="1"/>
+    <w:lsdException w:name="index 1" w:semiHidden="1" w:unhideWhenUsed="1"/>
+    <w:lsdException w:name="index 2" w:semiHidden="1" w:unhideWhenUsed="1"/>
+    <w:lsdException w:name="index 3" w:semiHidden="1" w:unhideWhenUsed="1"/>
+    <w:lsdException w:name="index 4" w:semiHidden="1" w:unhideWhenUsed="1"/>
+    <w:lsdException w:name="index 5" w:semiHidden="1" w:unhideWhenUsed="1"/>
+    <w:lsdException w:name="index 6" w:semiHidden="1" w:unhideWhenUsed="1"/>
+    <w:lsdException w:name="index 7" w:semiHidden="1" w:unhideWhenUsed="1"/>
+    <w:lsdException w:name="index 8" w:semiHidden="1" w:unhideWhenUsed="1"/>
+    <w:lsdException w:name="index 9" w:semiHidden="1" w:unhideWhenUsed="1"/>
+    <w:lsdException w:name="toc 1" w:semiHidden="1" w:uiPriority="39" w:unhideWhenUsed="1"/>
+    <w:lsdException w:name="toc 2" w:semiHidden="1" w:uiPriority="39" w:unhideWhenUsed="1"/>
+    <w:lsdException w:name="toc 3" w:semiHidden="1" w:uiPriority="39" w:unhideWhenUsed="1"/>
+    <w:lsdException w:name="toc 4" w:semiHidden="1" w:uiPriority="39" w:unhideWhenUsed="1"/>
+    <w:lsdException w:name="toc 5" w:semiHidden="1" w:uiPriority="39" w:unhideWhenUsed="1"/>
+    <w:lsdException w:name="toc 6" w:semiHidden="1" w:uiPriority="39" w:unhideWhenUsed="1"/>
+    <w:lsdException w:name="toc 7" w:semiHidden="1" w:uiPriority="39" w:unhideWhenUsed="1"/>
+    <w:lsdException w:name="toc 8" w:semiHidden="1" w:uiPriority="39" w:unhideWhenUsed="1"/>
+    <w:lsdException w:name="toc 9" w:semiHidden="1" w:uiPriority="39" w:unhideWhenUsed="1"/>
+    <w:lsdException w:name="Normal Indent" w:semiHidden="1" w:unhideWhenUsed="1"/>
+    <w:lsdException w:name="footnote text" w:semiHidden="1" w:unhideWhenUsed="1"/>
+    <w:lsdException w:name="annotation text" w:semiHidden="1" w:unhideWhenUsed="1"/>
+    <w:lsdException w:name="header" w:semiHidden="1" w:unhideWhenUsed="1"/>
+    <w:lsdException w:name="footer" w:semiHidden="1" w:unhideWhenUsed="1"/>
+    <w:lsdException w:name="index heading" w:semiHidden="1" w:unhideWhenUsed="1"/>
+    <w:lsdException w:name="caption" w:semiHidden="1" w:uiPriority="35" w:unhideWhenUsed="1" w:qFormat="1"/>
+    <w:lsdException w:name="table of figures" w:semiHidden="1" w:unhideWhenUsed="1"/>
+    <w:lsdException w:name="envelope address" w:semiHidden="1" w:unhideWhenUsed="1"/>
+    <w:lsdException w:name="envelope return" w:semiHidden="1" w:unhideWhenUsed="1"/>
+    <w:lsdException w:name="footnote reference" w:semiHidden="1" w:unhideWhenUsed="1"/>
+    <w:lsdException w:name="annotation reference" w:semiHidden="1" w:unhideWhenUsed="1"/>
+    <w:lsdException w:name="line number" w:semiHidden="1" w:unhideWhenUsed="1"/>
+    <w:lsdException w:name="page number" w:semiHidden="1" w:unhideWhenUsed="1"/>
+    <w:lsdException w:name="endnote reference" w:semiHidden="1" w:unhideWhenUsed="1"/>
+    <w:lsdException w:name="endnote text" w:semiHidden="1" w:unhideWhenUsed="1"/>
+    <w:lsdException w:name="table of authorities" w:semiHidden="1" w:unhideWhenUsed="1"/>
+    <w:lsdException w:name="macro" w:semiHidden="1" w:unhideWhenUsed="1"/>
+    <w:lsdException w:name="toa heading" w:semiHidden="1" w:unhideWhenUsed="1"/>
+    <w:lsdException w:name="List" w:semiHidden="1" w:unhideWhenUsed="1"/>
+    <w:lsdException w:name="List Bullet" w:semiHidden="1" w:unhideWhenUsed="1"/>
+    <w:lsdException w:name="List Number" w:semiHidden="1" w:unhideWhenUsed="1"/>
+    <w:lsdException w:name="List 2" w:semiHidden="1" w:unhideWhenUsed="1"/>
+    <w:lsdException w:name="List 3" w:semiHidden="1" w:unhideWhenUsed="1"/>
+    <w:lsdException w:name="List 4" w:semiHidden="1" w:unhideWhenUsed="1"/>
+    <w:lsdException w:name="List 5" w:semiHidden="1" w:unhideWhenUsed="1"/>
+    <w:lsdException w:name="List Bullet 2" w:semiHidden="1" w:unhideWhenUsed="1"/>
+    <w:lsdException w:name="List Bullet 3" w:semiHidden="1" w:unhideWhenUsed="1"/>
+    <w:lsdException w:name="List Bullet 4" w:semiHidden="1" w:unhideWhenUsed="1"/>
+    <w:lsdException w:name="List Bullet 5" w:semiHidden="1" w:unhideWhenUsed="1"/>
+    <w:lsdException w:name="List Number 2" w:semiHidden="1" w:unhideWhenUsed="1"/>
+    <w:lsdException w:name="List Number 3" w:semiHidden="1" w:unhideWhenUsed="1"/>
+    <w:lsdException w:name="List Number 4" w:semiHidden="1" w:unhideWhenUsed="1"/>
+    <w:lsdException w:name="List Number 5" w:semiHidden="1" w:unhideWhenUsed="1"/>
+    <w:lsdException w:name="Title" w:uiPriority="10" w:qFormat="1"/>
+    <w:lsdException w:name="Closing" w:semiHidden="1" w:unhideWhenUsed="1"/>
+    <w:lsdException w:name="Signature" w:semiHidden="1" w:unhideWhenUsed="1"/>
+    <w:lsdException w:name="Default Paragraph Font" w:semiHidden="1" w:uiPriority="1" w:unhideWhenUsed="1"/>
+    <w:lsdException w:name="Body Text" w:semiHidden="1" w:unhideWhenUsed="1"/>
+    <w:lsdException w:name="Body Text Indent" w:semiHidden="1" w:unhideWhenUsed="1"/>
+    <w:lsdException w:name="List Continue" w:semiHidden="1" w:unhideWhenUsed="1"/>
+    <w:lsdException w:name="List Continue 2" w:semiHidden="1" w:unhideWhenUsed="1"/>
+    <w:lsdException w:name="List Continue 3" w:semiHidden="1" w:unhideWhenUsed="1"/>
+    <w:lsdException w:name="List Continue 4" w:semiHidden="1" w:unhideWhenUsed="1"/>
+    <w:lsdException w:name="List Continue 5" w:semiHidden="1" w:unhideWhenUsed="1"/>
+    <w:lsdException w:name="Message Header" w:semiHidden="1" w:unhideWhenUsed="1"/>
+    <w:lsdException w:name="Subtitle" w:uiPriority="11" w:qFormat="1"/>
+    <w:lsdException w:name="Salutation" w:semiHidden="1" w:unhideWhenUsed="1"/>
+    <w:lsdException w:name="Date" w:semiHidden="1" w:unhideWhenUsed="1"/>
+    <w:lsdException w:name="Body Text First Indent" w:semiHidden="1" w:unhideWhenUsed="1"/>
+    <w:lsdException w:name="Body Text First Indent 2" w:semiHidden="1" w:unhideWhenUsed="1"/>
+    <w:lsdException w:name="Note Heading" w:semiHidden="1" w:unhideWhenUsed="1"/>
+    <w:lsdException w:name="Body Text 2" w:semiHidden="1" w:unhideWhenUsed="1"/>
+    <w:lsdException w:name="Body Text 3" w:semiHidden="1" w:unhideWhenUsed="1"/>
+    <w:lsdException w:name="Body Text Indent 2" w:semiHidden="1" w:unhideWhenUsed="1"/>
+    <w:lsdException w:name="Body Text Indent 3" w:semiHidden="1" w:unhideWhenUsed="1"/>
+    <w:lsdException w:name="Block Text" w:semiHidden="1" w:unhideWhenUsed="1"/>
+    <w:lsdException w:name="Hyperlink" w:semiHidden="1" w:unhideWhenUsed="1"/>
+    <w:lsdException w:name="FollowedHyperlink" w:semiHidden="1" w:unhideWhenUsed="1"/>
+    <w:lsdException w:name="Strong" w:uiPriority="22" w:qFormat="1"/>
+    <w:lsdException w:name="Emphasis" w:uiPriority="20" w:qFormat="1"/>
+    <w:lsdException w:name="Document Map" w:semiHidden="1" w:unhideWhenUsed="1"/>
+    <w:lsdException w:name="Plain Text" w:semiHidden="1" w:unhideWhenUsed="1"/>
+    <w:lsdException w:name="E-mail Signature" w:semiHidden="1" w:unhideWhenUsed="1"/>
+    <w:lsdException w:name="HTML Top of Form" w:semiHidden="1" w:unhideWhenUsed="1"/>
+    <w:lsdException w:name="HTML Bottom of Form" w:semiHidden="1" w:unhideWhenUsed="1"/>
+    <w:lsdException w:name="Normal (Web)" w:semiHidden="1" w:unhideWhenUsed="1"/>
+    <w:lsdException w:name="HTML Acronym" w:semiHidden="1" w:unhideWhenUsed="1"/>
+    <w:lsdException w:name="HTML Address" w:semiHidden="1" w:unhideWhenUsed="1"/>
+    <w:lsdException w:name="HTML Cite" w:semiHidden="1" w:unhideWhenUsed="1"/>
+    <w:lsdException w:name="HTML Code" w:semiHidden="1" w:unhideWhenUsed="1"/>
+    <w:lsdException w:name="HTML Definition" w:semiHidden="1" w:unhideWhenUsed="1"/>
+    <w:lsdException w:name="HTML Keyboard" w:semiHidden="1" w:unhideWhenUsed="1"/>
+    <w:lsdException w:name="HTML Preformatted" w:semiHidden="1" w:unhideWhenUsed="1"/>
+    <w:lsdException w:name="HTML Sample" w:semiHidden="1" w:unhideWhenUsed="1"/>
+    <w:lsdException w:name="HTML Typewriter" w:semiHidden="1" w:unhideWhenUsed="1"/>
+    <w:lsdException w:name="HTML Variable" w:semiHidden="1" w:unhideWhenUsed="1"/>
+    <w:lsdException w:name="Normal Table" w:semiHidden="1" w:unhideWhenUsed="1"/>
+    <w:lsdException w:name="annotation subject" w:semiHidden="1" w:unhideWhenUsed="1"/>
+    <w:lsdException w:name="No List" w:semiHidden="1" w:unhideWhenUsed="1"/>
+    <w:lsdException w:name="Outline List 1" w:semiHidden="1" w:unhideWhenUsed="1"/>
+    <w:lsdException w:name="Outline List 2" w:semiHidden="1" w:unhideWhenUsed="1"/>
+    <w:lsdException w:name="Outline List 3" w:semiHidden="1" w:unhideWhenUsed="1"/>
+    <w:lsdException w:name="Table Simple 1" w:semiHidden="1" w:unhideWhenUsed="1"/>
+    <w:lsdException w:name="Table Simple 2" w:semiHidden="1" w:unhideWhenUsed="1"/>
+    <w:lsdException w:name="Table Simple 3" w:semiHidden="1" w:unhideWhenUsed="1"/>
+    <w:lsdException w:name="Table Classic 1" w:semiHidden="1" w:unhideWhenUsed="1"/>
+    <w:lsdException w:name="Table Classic 2" w:semiHidden="1" w:unhideWhenUsed="1"/>
+    <w:lsdException w:name="Table Classic 3" w:semiHidden="1" w:unhideWhenUsed="1"/>
+    <w:lsdException w:name="Table Classic 4" w:semiHidden="1" w:unhideWhenUsed="1"/>
+    <w:lsdException w:name="Table Colorful 1" w:semiHidden="1" w:unhideWhenUsed="1"/>
+    <w:lsdException w:name="Table Colorful 2" w:semiHidden="1" w:unhideWhenUsed="1"/>
+    <w:lsdException w:name="Table Colorful 3" w:semiHidden="1" w:unhideWhenUsed="1"/>
+    <w:lsdException w:name="Table Columns 1" w:semiHidden="1" w:unhideWhenUsed="1"/>
+    <w:lsdException w:name="Table Columns 2" w:semiHidden="1" w:unhideWhenUsed="1"/>
+    <w:lsdException w:name="Table Columns 3" w:semiHidden="1" w:unhideWhenUsed="1"/>
+    <w:lsdException w:name="Table Columns 4" w:semiHidden="1" w:unhideWhenUsed="1"/>
+    <w:lsdException w:name="Table Columns 5" w:semiHidden="1" w:unhideWhenUsed="1"/>
+    <w:lsdException w:name="Table Grid 1" w:semiHidden="1" w:unhideWhenUsed="1"/>
+    <w:lsdException w:name="Table Grid 2" w:semiHidden="1" w:unhideWhenUsed="1"/>
+    <w:lsdException w:name="Table Grid 3" w:semiHidden="1" w:unhideWhenUsed="1"/>
+    <w:lsdException w:name="Table Grid 4" w:semiHidden="1" w:unhideWhenUsed="1"/>
+    <w:lsdException w:name="Table Grid 5" w:semiHidden="1" w:unhideWhenUsed="1"/>
+    <w:lsdException w:name="Table Grid 6" w:semiHidden="1" w:unhideWhenUsed="1"/>
+    <w:lsdException w:name="Table Grid 7" w:semiHidden="1" w:unhideWhenUsed="1"/>
+    <w:lsdException w:name="Table Grid 8" w:semiHidden="1" w:unhideWhenUsed="1"/>
+    <w:lsdException w:name="Table List 1" w:semiHidden="1" w:unhideWhenUsed="1"/>
+    <w:lsdException w:name="Table List 2" w:semiHidden="1" w:unhideWhenUsed="1"/>
+    <w:lsdException w:name="Table List 3" w:semiHidden="1" w:unhideWhenUsed="1"/>
+    <w:lsdException w:name="Table List 4" w:semiHidden="1" w:unhideWhenUsed="1"/>
+    <w:lsdException w:name="Table List 5" w:semiHidden="1" w:unhideWhenUsed="1"/>
+    <w:lsdException w:name="Table List 6" w:semiHidden="1" w:unhideWhenUsed="1"/>
+    <w:lsdException w:name="Table List 7" w:semiHidden="1" w:unhideWhenUsed="1"/>
+    <w:lsdException w:name="Table List 8" w:semiHidden="1" w:unhideWhenUsed="1"/>
+    <w:lsdException w:name="Table 3D effects 1" w:semiHidden="1" w:unhideWhenUsed="1"/>
+    <w:lsdException w:name="Table 3D effects 2" w:semiHidden="1" w:unhideWhenUsed="1"/>
+    <w:lsdException w:name="Table 3D effects 3" w:semiHidden="1" w:unhideWhenUsed="1"/>
+    <w:lsdException w:name="Table Contemporary" w:semiHidden="1" w:unhideWhenUsed="1"/>
+    <w:lsdException w:name="Table Elegant" w:semiHidden="1" w:unhideWhenUsed="1"/>
+    <w:lsdException w:name="Table Professional" w:semiHidden="1" w:unhideWhenUsed="1"/>
+    <w:lsdException w:name="Table Subtle 1" w:semiHidden="1" w:unhideWhenUsed="1"/>
+    <w:lsdException w:name="Table Subtle 2" w:semiHidden="1" w:unhideWhenUsed="1"/>
+    <w:lsdException w:name="Table Web 1" w:semiHidden="1" w:unhideWhenUsed="1"/>
+    <w:lsdException w:name="Table Web 2" w:semiHidden="1" w:unhideWhenUsed="1"/>
+    <w:lsdException w:name="Table Web 3" w:semiHidden="1" w:unhideWhenUsed="1"/>
+    <w:lsdException w:name="Balloon Text" w:semiHidden="1" w:unhideWhenUsed="1"/>
+    <w:lsdException w:name="Table Grid" w:uiPriority="39"/>
+    <w:lsdException w:name="Table Theme" w:semiHidden="1" w:unhideWhenUsed="1"/>
+    <w:lsdException w:name="Placeholder Text" w:semiHidden="1"/>
+    <w:lsdException w:name="No Spacing" w:uiPriority="1" w:qFormat="1"/>
+    <w:lsdException w:name="Light Shading" w:uiPriority="60"/>
+    <w:lsdException w:name="Light List" w:uiPriority="61"/>
+    <w:lsdException w:name="Light Grid" w:uiPriority="62"/>
+    <w:lsdException w:name="Medium Shading 1" w:uiPriority="63"/>
+    <w:lsdException w:name="Medium Shading 2" w:uiPriority="64"/>
+    <w:lsdException w:name="Medium List 1" w:uiPriority="65"/>
+    <w:lsdException w:name="Medium List 2" w:uiPriority="66"/>
+    <w:lsdException w:name="Medium Grid 1" w:uiPriority="67"/>
+    <w:lsdException w:name="Medium Grid 2" w:uiPriority="68"/>
+    <w:lsdException w:name="Medium Grid 3" w:uiPriority="69"/>
+    <w:lsdException w:name="Dark List" w:uiPriority="70"/>
+    <w:lsdException w:name="Colorful Shading" w:uiPriority="71"/>
+    <w:lsdException w:name="Colorful List" w:uiPriority="72"/>
+    <w:lsdException w:name="Colorful Grid" w:uiPriority="73"/>
+    <w:lsdException w:name="Light Shading Accent 1" w:uiPriority="60"/>
+    <w:lsdException w:name="Light List Accent 1" w:uiPriority="61"/>
+    <w:lsdException w:name="Light Grid Accent 1" w:uiPriority="62"/>
+    <w:lsdException w:name="Medium Shading 1 Accent 1" w:uiPriority="63"/>
+    <w:lsdException w:name="Medium Shading 2 Accent 1" w:uiPriority="64"/>
+    <w:lsdException w:name="Medium List 1 Accent 1" w:uiPriority="65"/>
+    <w:lsdException w:name="Revision" w:semiHidden="1"/>
+    <w:lsdException w:name="List Paragraph" w:uiPriority="34" w:qFormat="1"/>
+    <w:lsdException w:name="Quote" w:uiPriority="29" w:qFormat="1"/>
+    <w:lsdException w:name="Intense Quote" w:uiPriority="30" w:qFormat="1"/>
+    <w:lsdException w:name="Medium List 2 Accent 1" w:uiPriority="66"/>
+    <w:lsdException w:name="Medium Grid 1 Accent 1" w:uiPriority="67"/>
+    <w:lsdException w:name="Medium Grid 2 Accent 1" w:uiPriority="68"/>
+    <w:lsdException w:name="Medium Grid 3 Accent 1" w:uiPriority="69"/>
+    <w:lsdException w:name="Dark List Accent 1" w:uiPriority="70"/>
+    <w:lsdException w:name="Colorful Shading Accent 1" w:uiPriority="71"/>
+    <w:lsdException w:name="Colorful List Accent 1" w:uiPriority="72"/>
+    <w:lsdException w:name="Colorful Grid Accent 1" w:uiPriority="73"/>
+    <w:lsdException w:name="Light Shading Accent 2" w:uiPriority="60"/>
+    <w:lsdException w:name="Light List Accent 2" w:uiPriority="61"/>
+    <w:lsdException w:name="Light Grid Accent 2" w:uiPriority="62"/>
+    <w:lsdException w:name="Medium Shading 1 Accent 2" w:uiPriority="63"/>
+    <w:lsdException w:name="Medium Shading 2 Accent 2" w:uiPriority="64"/>
+    <w:lsdException w:name="Medium List 1 Accent 2" w:uiPriority="65"/>
+    <w:lsdException w:name="Medium List 2 Accent 2" w:uiPriority="66"/>
+    <w:lsdException w:name="Medium Grid 1 Accent 2" w:uiPriority="67"/>
+    <w:lsdException w:name="Medium Grid 2 Accent 2" w:uiPriority="68"/>
+    <w:lsdException w:name="Medium Grid 3 Accent 2" w:uiPriority="69"/>
+    <w:lsdException w:name="Dark List Accent 2" w:uiPriority="70"/>
+    <w:lsdException w:name="Colorful Shading Accent 2" w:uiPriority="71"/>
+    <w:lsdException w:name="Colorful List Accent 2" w:uiPriority="72"/>
+    <w:lsdException w:name="Colorful Grid Accent 2" w:uiPriority="73"/>
+    <w:lsdException w:name="Light Shading Accent 3" w:uiPriority="60"/>
+    <w:lsdException w:name="Light List Accent 3" w:uiPriority="61"/>
+    <w:lsdException w:name="Light Grid Accent 3" w:uiPriority="62"/>
+    <w:lsdException w:name="Medium Shading 1 Accent 3" w:uiPriority="63"/>
+    <w:lsdException w:name="Medium Shading 2 Accent 3" w:uiPriority="64"/>
+    <w:lsdException w:name="Medium List 1 Accent 3" w:uiPriority="65"/>
+    <w:lsdException w:name="Medium List 2 Accent 3" w:uiPriority="66"/>
+    <w:lsdException w:name="Medium Grid 1 Accent 3" w:uiPriority="67"/>
+    <w:lsdException w:name="Medium Grid 2 Accent 3" w:uiPriority="68"/>
+    <w:lsdException w:name="Medium Grid 3 Accent 3" w:uiPriority="69"/>
+    <w:lsdException w:name="Dark List Accent 3" w:uiPriority="70"/>
+    <w:lsdException w:name="Colorful Shading Accent 3" w:uiPriority="71"/>
+    <w:lsdException w:name="Colorful List Accent 3" w:uiPriority="72"/>
+    <w:lsdException w:name="Colorful Grid Accent 3" w:uiPriority="73"/>
+    <w:lsdException w:name="Light Shading Accent 4" w:uiPriority="60"/>
+    <w:lsdException w:name="Light List Accent 4" w:uiPriority="61"/>
+    <w:lsdException w:name="Light Grid Accent 4" w:uiPriority="62"/>
+    <w:lsdException w:name="Medium Shading 1 Accent 4" w:uiPriority="63"/>
+    <w:lsdException w:name="Medium Shading 2 Accent 4" w:uiPriority="64"/>
+    <w:lsdException w:name="Medium List 1 Accent 4" w:uiPriority="65"/>
+    <w:lsdException w:name="Medium List 2 Accent 4" w:uiPriority="66"/>
+    <w:lsdException w:name="Medium Grid 1 Accent 4" w:uiPriority="67"/>
+    <w:lsdException w:name="Medium Grid 2 Accent 4" w:uiPriority="68"/>
+    <w:lsdException w:name="Medium Grid 3 Accent 4" w:uiPriority="69"/>
+    <w:lsdException w:name="Dark List Accent 4" w:uiPriority="70"/>
+    <w:lsdException w:name="Colorful Shading Accent 4" w:uiPriority="71"/>
+    <w:lsdException w:name="Colorful List Accent 4" w:uiPriority="72"/>
+    <w:lsdException w:name="Colorful Grid Accent 4" w:uiPriority="73"/>
+    <w:lsdException w:name="Light Shading Accent 5" w:uiPriority="60"/>
+    <w:lsdException w:name="Light List Accent 5" w:uiPriority="61"/>
+    <w:lsdException w:name="Light Grid Accent 5" w:uiPriority="62"/>
+    <w:lsdException w:name="Medium Shading 1 Accent 5" w:uiPriority="63"/>
+    <w:lsdException w:name="Medium Shading 2 Accent 5" w:uiPriority="64"/>
+    <w:lsdException w:name="Medium List 1 Accent 5" w:uiPriority="65"/>
+    <w:lsdException w:name="Medium List 2 Accent 5" w:uiPriority="66"/>
+    <w:lsdException w:name="Medium Grid 1 Accent 5" w:uiPriority="67"/>
+    <w:lsdException w:name="Medium Grid 2 Accent 5" w:uiPriority="68"/>
+    <w:lsdException w:name="Medium Grid 3 Accent 5" w:uiPriority="69"/>
+    <w:lsdException w:name="Dark List Accent 5" w:uiPriority="70"/>
+    <w:lsdException w:name="Colorful Shading Accent 5" w:uiPriority="71"/>
+    <w:lsdException w:name="Colorful List Accent 5" w:uiPriority="72"/>
+    <w:lsdException w:name="Colorful Grid Accent 5" w:uiPriority="73"/>
+    <w:lsdException w:name="Light Shading Accent 6" w:uiPriority="60"/>
+    <w:lsdException w:name="Light List Accent 6" w:uiPriority="61"/>
+    <w:lsdException w:name="Light Grid Accent 6" w:uiPriority="62"/>
+    <w:lsdException w:name="Medium Shading 1 Accent 6" w:uiPriority="63"/>
+    <w:lsdException w:name="Medium Shading 2 Accent 6" w:uiPriority="64"/>
+    <w:lsdException w:name="Medium List 1 Accent 6" w:uiPriority="65"/>
+    <w:lsdException w:name="Medium List 2 Accent 6" w:uiPriority="66"/>
+    <w:lsdException w:name="Medium Grid 1 Accent 6" w:uiPriority="67"/>
+    <w:lsdException w:name="Medium Grid 2 Accent 6" w:uiPriority="68"/>
+    <w:lsdException w:name="Medium Grid 3 Accent 6" w:uiPriority="69"/>
+    <w:lsdException w:name="Dark List Accent 6" w:uiPriority="70"/>
+    <w:lsdException w:name="Colorful Shading Accent 6" w:uiPriority="71"/>
+    <w:lsdException w:name="Colorful List Accent 6" w:uiPriority="72"/>
+    <w:lsdException w:name="Colorful Grid Accent 6" w:uiPriority="73"/>
+    <w:lsdException w:name="Subtle Emphasis" w:uiPriority="19" w:qFormat="1"/>
+    <w:lsdException w:name="Intense Emphasis" w:uiPriority="21" w:qFormat="1"/>
+    <w:lsdException w:name="Subtle Reference" w:uiPriority="31" w:qFormat="1"/>
+    <w:lsdException w:name="Intense Reference" w:uiPriority="32" w:qFormat="1"/>
+    <w:lsdException w:name="Book Title" w:uiPriority="33" w:qFormat="1"/>
+    <w:lsdException w:name="Bibliography" w:semiHidden="1" w:uiPriority="37" w:unhideWhenUsed="1"/>
+    <w:lsdException w:name="TOC Heading" w:semiHidden="1" w:uiPriority="39" w:unhideWhenUsed="1" w:qFormat="1"/>
+    <w:lsdException w:name="Plain Table 1" w:uiPriority="41"/>
+    <w:lsdException w:name="Plain Table 2" w:uiPriority="42"/>
+    <w:lsdException w:name="Plain Table 3" w:uiPriority="43"/>
+    <w:lsdException w:name="Plain Table 4" w:uiPriority="44"/>
+    <w:lsdException w:name="Plain Table 5" w:uiPriority="45"/>
+    <w:lsdException w:name="Grid Table Light" w:uiPriority="40"/>
+    <w:lsdException w:name="Grid Table 1 Light" w:uiPriority="46"/>
+    <w:lsdException w:name="Grid Table 2" w:uiPriority="47"/>
+    <w:lsdException w:name="Grid Table 3" w:uiPriority="48"/>
+    <w:lsdException w:name="Grid Table 4" w:uiPriority="49"/>
+    <w:lsdException w:name="Grid Table 5 Dark" w:uiPriority="50"/>
+    <w:lsdException w:name="Grid Table 6 Colorful" w:uiPriority="51"/>
+    <w:lsdException w:name="Grid Table 7 Colorful" w:uiPriority="52"/>
+    <w:lsdException w:name="Grid Table 1 Light Accent 1" w:uiPriority="46"/>
+    <w:lsdException w:name="Grid Table 2 Accent 1" w:uiPriority="47"/>
+    <w:lsdException w:name="Grid Table 3 Accent 1" w:uiPriority="48"/>
+    <w:lsdException w:name="Grid Table 4 Accent 1" w:uiPriority="49"/>
+    <w:lsdException w:name="Grid Table 5 Dark Accent 1" w:uiPriority="50"/>
+    <w:lsdException w:name="Grid Table 6 Colorful Accent 1" w:uiPriority="51"/>
+    <w:lsdException w:name="Grid Table 7 Colorful Accent 1" w:uiPriority="52"/>
+    <w:lsdException w:name="Grid Table 1 Light Accent 2" w:uiPriority="46"/>
+    <w:lsdException w:name="Grid Table 2 Accent 2" w:uiPriority="47"/>
+    <w:lsdException w:name="Grid Table 3 Accent 2" w:uiPriority="48"/>
+    <w:lsdException w:name="Grid Table 4 Accent 2" w:uiPriority="49"/>
+    <w:lsdException w:name="Grid Table 5 Dark Accent 2" w:uiPriority="50"/>
+    <w:lsdException w:name="Grid Table 6 Colorful Accent 2" w:uiPriority="51"/>
+    <w:lsdException w:name="Grid Table 7 Colorful Accent 2" w:uiPriority="52"/>
+    <w:lsdException w:name="Grid Table 1 Light Accent 3" w:uiPriority="46"/>
+    <w:lsdException w:name="Grid Table 2 Accent 3" w:uiPriority="47"/>
+    <w:lsdException w:name="Grid Table 3 Accent 3" w:uiPriority="48"/>
+    <w:lsdException w:name="Grid Table 4 Accent 3" w:uiPriority="49"/>
+    <w:lsdException w:name="Grid Table 5 Dark Accent 3" w:uiPriority="50"/>
+    <w:lsdException w:name="Grid Table 6 Colorful Accent 3" w:uiPriority="51"/>
+    <w:lsdException w:name="Grid Table 7 Colorful Accent 3" w:uiPriority="52"/>
+    <w:lsdException w:name="Grid Table 1 Light Accent 4" w:uiPriority="46"/>
+    <w:lsdException w:name="Grid Table 2 Accent 4" w:uiPriority="47"/>
+    <w:lsdException w:name="Grid Table 3 Accent 4" w:uiPriority="48"/>
+    <w:lsdException w:name="Grid Table 4 Accent 4" w:uiPriority="49"/>
+    <w:lsdException w:name="Grid Table 5 Dark Accent 4" w:uiPriority="50"/>
+    <w:lsdException w:name="Grid Table 6 Colorful Accent 4" w:uiPriority="51"/>
+    <w:lsdException w:name="Grid Table 7 Colorful Accent 4" w:uiPriority="52"/>
+    <w:lsdException w:name="Grid Table 1 Light Accent 5" w:uiPriority="46"/>
+    <w:lsdException w:name="Grid Table 2 Accent 5" w:uiPriority="47"/>
+    <w:lsdException w:name="Grid Table 3 Accent 5" w:uiPriority="48"/>
+    <w:lsdException w:name="Grid Table 4 Accent 5" w:uiPriority="49"/>
+    <w:lsdException w:name="Grid Table 5 Dark Accent 5" w:uiPriority="50"/>
+    <w:lsdException w:name="Grid Table 6 Colorful Accent 5" w:uiPriority="51"/>
+    <w:lsdException w:name="Grid Table 7 Colorful Accent 5" w:uiPriority="52"/>
+    <w:lsdException w:name="Grid Table 1 Light Accent 6" w:uiPriority="46"/>
+    <w:lsdException w:name="Grid Table 2 Accent 6" w:uiPriority="47"/>
+    <w:lsdException w:name="Grid Table 3 Accent 6" w:uiPriority="48"/>
+    <w:lsdException w:name="Grid Table 4 Accent 6" w:uiPriority="49"/>
+    <w:lsdException w:name="Grid Table 5 Dark Accent 6" w:uiPriority="50"/>
+    <w:lsdException w:name="Grid Table 6 Colorful Accent 6" w:uiPriority="51"/>
+    <w:lsdException w:name="Grid Table 7 Colorful Accent 6" w:uiPriority="52"/>
+    <w:lsdException w:name="List Table 1 Light" w:uiPriority="46"/>
+    <w:lsdException w:name="List Table 2" w:uiPriority="47"/>
+    <w:lsdException w:name="List Table 3" w:uiPriority="48"/>
+    <w:lsdException w:name="List Table 4" w:uiPriority="49"/>
+    <w:lsdException w:name="List Table 5 Dark" w:uiPriority="50"/>
+    <w:lsdException w:name="List Table 6 Colorful" w:uiPriority="51"/>
+    <w:lsdException w:name="List Table 7 Colorful" w:uiPriority="52"/>
+    <w:lsdException w:name="List Table 1 Light Accent 1" w:uiPriority="46"/>
+    <w:lsdException w:name="List Table 2 Accent 1" w:uiPriority="47"/>
+    <w:lsdException w:name="List Table 3 Accent 1" w:uiPriority="48"/>
+    <w:lsdException w:name="List Table 4 Accent 1" w:uiPriority="49"/>
+    <w:lsdException w:name="List Table 5 Dark Accent 1" w:uiPriority="50"/>
+    <w:lsdException w:name="List Table 6 Colorful Accent 1" w:uiPriority="51"/>
+    <w:lsdException w:name="List Table 7 Colorful Accent 1" w:uiPriority="52"/>
+    <w:lsdException w:name="List Table 1 Light Accent 2" w:uiPriority="46"/>
+    <w:lsdException w:name="List Table 2 Accent 2" w:uiPriority="47"/>
+    <w:lsdException w:name="List Table 3 Accent 2" w:uiPriority="48"/>
+    <w:lsdException w:name="List Table 4 Accent 2" w:uiPriority="49"/>
+    <w:lsdException w:name="List Table 5 Dark Accent 2" w:uiPriority="50"/>
+    <w:lsdException w:name="List Table 6 Colorful Accent 2" w:uiPriority="51"/>
+    <w:lsdException w:name="List Table 7 Colorful Accent 2" w:uiPriority="52"/>
+    <w:lsdException w:name="List Table 1 Light Accent 3" w:uiPriority="46"/>
+    <w:lsdException w:name="List Table 2 Accent 3" w:uiPriority="47"/>
+    <w:lsdException w:name="List Table 3 Accent 3" w:uiPriority="48"/>
+    <w:lsdException w:name="List Table 4 Accent 3" w:uiPriority="49"/>
+    <w:lsdException w:name="List Table 5 Dark Accent 3" w:uiPriority="50"/>
+    <w:lsdException w:name="List Table 6 Colorful Accent 3" w:uiPriority="51"/>
+    <w:lsdException w:name="List Table 7 Colorful Accent 3" w:uiPriority="52"/>
+    <w:lsdException w:name="List Table 1 Light Accent 4" w:uiPriority="46"/>
+    <w:lsdException w:name="List Table 2 Accent 4" w:uiPriority="47"/>
+    <w:lsdException w:name="List Table 3 Accent 4" w:uiPriority="48"/>
+    <w:lsdException w:name="List Table 4 Accent 4" w:uiPriority="49"/>
+    <w:lsdException w:name="List Table 5 Dark Accent 4" w:uiPriority="50"/>
+    <w:lsdException w:name="List Table 6 Colorful Accent 4" w:uiPriority="51"/>
+    <w:lsdException w:name="List Table 7 Colorful Accent 4" w:uiPriority="52"/>
+    <w:lsdException w:name="List Table 1 Light Accent 5" w:uiPriority="46"/>
+    <w:lsdException w:name="List Table 2 Accent 5" w:uiPriority="47"/>
+    <w:lsdException w:name="List Table 3 Accent 5" w:uiPriority="48"/>
+    <w:lsdException w:name="List Table 4 Accent 5" w:uiPriority="49"/>
+    <w:lsdException w:name="List Table 5 Dark Accent 5" w:uiPriority="50"/>
+    <w:lsdException w:name="List Table 6 Colorful Accent 5" w:uiPriority="51"/>
+    <w:lsdException w:name="List Table 7 Colorful Accent 5" w:uiPriority="52"/>
+    <w:lsdException w:name="List Table 1 Light Accent 6" w:uiPriority="46"/>
+    <w:lsdException w:name="List Table 2 Accent 6" w:uiPriority="47"/>
+    <w:lsdException w:name="List Table 3 Accent 6" w:uiPriority="48"/>
+    <w:lsdException w:name="List Table 4 Accent 6" w:uiPriority="49"/>
+    <w:lsdException w:name="List Table 5 Dark Accent 6" w:uiPriority="50"/>
+    <w:lsdException w:name="List Table 6 Colorful Accent 6" w:uiPriority="51"/>
+    <w:lsdException w:name="List Table 7 Colorful Accent 6" w:uiPriority="52"/>
+    <w:lsdException w:name="Mention" w:semiHidden="1" w:unhideWhenUsed="1"/>
+    <w:lsdException w:name="Smart Hyperlink" w:semiHidden="1" w:unhideWhenUsed="1"/>
+    <w:lsdException w:name="Hashtag" w:semiHidden="1" w:unhideWhenUsed="1"/>
+    <w:lsdException w:name="Unresolved Mention" w:semiHidden="1" w:unhideWhenUsed="1"/>
+    <w:lsdException w:name="Smart Link" w:semiHidden="1" w:unhideWhenUsed="1"/>
+  </w:latentStyles>
+  <w:style w:type="paragraph" w:default="1" w:styleId="Normal">
+    <w:name w:val="Normal"/>
+    <w:qFormat/>
+  </w:style>
+  <w:style w:type="paragraph" w:styleId="Titre1">
+    <w:name w:val="heading 1"/>
+    <w:uiPriority w:val="9"/>
+    <w:qFormat/>
+    <w:pPr>
+      <w:pBdr>
+        <w:bottom w:val="single" w:sz="6" w:space="4" w:color="4472C4"/>
+      </w:pBdr>
+      <w:spacing w:before="280" w:after="160"/>
+      <w:outlineLvl w:val="0"/>
+    </w:pPr>
+    <w:rPr>
+      <w:b/>
+      <w:bCs/>
+      <w:color w:val="1F3864"/>
+      <w:sz w:val="30"/>
+      <w:szCs w:val="30"/>
+    </w:rPr>
+  </w:style>
+  <w:style w:type="paragraph" w:styleId="Titre2">
+    <w:name w:val="heading 2"/>
+    <w:uiPriority w:val="9"/>
+    <w:unhideWhenUsed/>
+    <w:qFormat/>
+    <w:pPr>
+      <w:spacing w:before="200" w:after="100"/>
+      <w:outlineLvl w:val="1"/>
+    </w:pPr>
+    <w:rPr>
+      <w:b/>
+      <w:bCs/>
+      <w:color w:val="2E5496"/>
+      <w:sz w:val="25"/>
+      <w:szCs w:val="25"/>
+    </w:rPr>
+  </w:style>
+  <w:style w:type="paragraph" w:styleId="Titre3">
+    <w:name w:val="heading 3"/>
+    <w:uiPriority w:val="9"/>
+    <w:semiHidden/>
+    <w:unhideWhenUsed/>
+    <w:qFormat/>
+    <w:pPr>
+      <w:outlineLvl w:val="2"/>
+    </w:pPr>
+    <w:rPr>
+      <w:color w:val="1F4D78"/>
+      <w:sz w:val="24"/>
+      <w:szCs w:val="24"/>
+    </w:rPr>
+  </w:style>
+  <w:style w:type="paragraph" w:styleId="Titre4">
+    <w:name w:val="heading 4"/>
+    <w:uiPriority w:val="9"/>
+    <w:semiHidden/>
+    <w:unhideWhenUsed/>
+    <w:qFormat/>
+    <w:pPr>
+      <w:outlineLvl w:val="3"/>
+    </w:pPr>
+    <w:rPr>
+      <w:i/>
+      <w:iCs/>
+      <w:color w:val="2E74B5"/>
+    </w:rPr>
+  </w:style>
+  <w:style w:type="paragraph" w:styleId="Titre5">
+    <w:name w:val="heading 5"/>
+    <w:uiPriority w:val="9"/>
+    <w:semiHidden/>
+    <w:unhideWhenUsed/>
+    <w:qFormat/>
+    <w:pPr>
+      <w:outlineLvl w:val="4"/>
+    </w:pPr>
+    <w:rPr>
+      <w:color w:val="2E74B5"/>
+    </w:rPr>
+  </w:style>
+  <w:style w:type="paragraph" w:styleId="Titre6">
+    <w:name w:val="heading 6"/>
+    <w:uiPriority w:val="9"/>
+    <w:semiHidden/>
+    <w:unhideWhenUsed/>
+    <w:qFormat/>
+    <w:pPr>
+      <w:outlineLvl w:val="5"/>
+    </w:pPr>
+    <w:rPr>
+      <w:color w:val="1F4D78"/>
+    </w:rPr>
+  </w:style>
+  <w:style w:type="character" w:default="1" w:styleId="Policepardfaut">
+    <w:name w:val="Default Paragraph Font"/>
+    <w:uiPriority w:val="1"/>
+    <w:semiHidden/>
+    <w:unhideWhenUsed/>
+  </w:style>
+  <w:style w:type="table" w:default="1" w:styleId="TableauNormal">
+    <w:name w:val="Normal Table"/>
+    <w:uiPriority w:val="99"/>
+    <w:semiHidden/>
+    <w:unhideWhenUsed/>
+    <w:tblPr>
+      <w:tblInd w:w="0" w:type="dxa"/>
+      <w:tblCellMar>
+        <w:top w:w="0" w:type="dxa"/>
+        <w:left w:w="108" w:type="dxa"/>
+        <w:bottom w:w="0" w:type="dxa"/>
+        <w:right w:w="108" w:type="dxa"/>
+      </w:tblCellMar>
+    </w:tblPr>
+  </w:style>
+  <w:style w:type="numbering" w:default="1" w:styleId="Aucuneliste">
+    <w:name w:val="No List"/>
+    <w:uiPriority w:val="99"/>
+    <w:semiHidden/>
+    <w:unhideWhenUsed/>
+  </w:style>
+  <w:style w:type="paragraph" w:styleId="Titre">
     <w:name w:val="Title"/>
-    <w:basedOn w:val="Normal"/>
-    <w:next w:val="Normal"/>
+    <w:uiPriority w:val="10"/>
     <w:qFormat/>
     <w:rPr>
       <w:sz w:val="56"/>
       <w:szCs w:val="56"/>
     </w:rPr>
   </w:style>
-  <w:style w:type="paragraph" w:styleId="Heading1">
-    <w:name w:val="Heading 1"/>
-    <w:basedOn w:val="Normal"/>
-    <w:next w:val="Normal"/>
-    <w:qFormat/>
-    <w:rPr>
-      <w:color w:val="2E74B5"/>
-      <w:sz w:val="32"/>
-      <w:szCs w:val="32"/>
-    </w:rPr>
-  </w:style>
-  <w:style w:type="paragraph" w:styleId="Heading2">
-    <w:name w:val="Heading 2"/>
-    <w:basedOn w:val="Normal"/>
-    <w:next w:val="Normal"/>
-    <w:qFormat/>
-    <w:rPr>
-      <w:color w:val="2E74B5"/>
-      <w:sz w:val="26"/>
-      <w:szCs w:val="26"/>
-    </w:rPr>
-  </w:style>
-  <w:style w:type="paragraph" w:styleId="Heading3">
-    <w:name w:val="Heading 3"/>
-    <w:basedOn w:val="Normal"/>
-    <w:next w:val="Normal"/>
-    <w:qFormat/>
-    <w:rPr>
-      <w:color w:val="1F4D78"/>
-      <w:sz w:val="24"/>
-      <w:szCs w:val="24"/>
-    </w:rPr>
-  </w:style>
-  <w:style w:type="paragraph" w:styleId="Heading4">
-    <w:name w:val="Heading 4"/>
-    <w:basedOn w:val="Normal"/>
-    <w:next w:val="Normal"/>
-    <w:qFormat/>
-    <w:rPr>
-      <w:i/>
-      <w:iCs/>
-      <w:color w:val="2E74B5"/>
-    </w:rPr>
-  </w:style>
-  <w:style w:type="paragraph" w:styleId="Heading5">
-    <w:name w:val="Heading 5"/>
-    <w:basedOn w:val="Normal"/>
-    <w:next w:val="Normal"/>
-    <w:qFormat/>
-    <w:rPr>
-      <w:color w:val="2E74B5"/>
-    </w:rPr>
-  </w:style>
-  <w:style w:type="paragraph" w:styleId="Heading6">
-    <w:name w:val="Heading 6"/>
-    <w:basedOn w:val="Normal"/>
-    <w:next w:val="Normal"/>
-    <w:qFormat/>
-    <w:rPr>
-      <w:color w:val="1F4D78"/>
-    </w:rPr>
-  </w:style>
-  <w:style w:type="paragraph" w:styleId="Strong">
-    <w:name w:val="Strong"/>
-    <w:basedOn w:val="Normal"/>
-    <w:next w:val="Normal"/>
+  <w:style w:type="paragraph" w:customStyle="1" w:styleId="lev1">
+    <w:name w:val="Élevé1"/>
     <w:qFormat/>
     <w:rPr>
       <w:b/>
       <w:bCs/>
     </w:rPr>
   </w:style>
-  <w:style w:type="paragraph" w:styleId="ListParagraph">
+  <w:style w:type="paragraph" w:styleId="Paragraphedeliste">
     <w:name w:val="List Paragraph"/>
-    <w:basedOn w:val="Normal"/>
     <w:qFormat/>
   </w:style>
-  <w:style w:type="character" w:styleId="Hyperlink">
+  <w:style w:type="character" w:styleId="Lienhypertexte">
     <w:name w:val="Hyperlink"/>
-    <w:basedOn w:val="DefaultParagraphFont"/>
     <w:uiPriority w:val="99"/>
     <w:unhideWhenUsed/>
     <w:rPr>
@@ -1876,9 +3736,8 @@
       <w:u w:val="single"/>
     </w:rPr>
   </w:style>
-  <w:style w:type="character" w:styleId="FootnoteReference">
+  <w:style w:type="character" w:styleId="Appelnotedebasdep">
     <w:name w:val="footnote reference"/>
-    <w:basedOn w:val="DefaultParagraphFont"/>
     <w:uiPriority w:val="99"/>
     <w:semiHidden/>
     <w:unhideWhenUsed/>
@@ -1886,25 +3745,9 @@
       <w:vertAlign w:val="superscript"/>
     </w:rPr>
   </w:style>
-  <w:style w:type="paragraph" w:styleId="FootnoteText">
+  <w:style w:type="paragraph" w:styleId="Notedebasdepage">
     <w:name w:val="footnote text"/>
-    <w:basedOn w:val="Normal"/>
-    <w:link w:val="FootnoteTextChar"/>
-    <w:uiPriority w:val="99"/>
-    <w:semiHidden/>
-    <w:unhideWhenUsed/>
-    <w:pPr>
-      <w:spacing w:after="0" w:line="240" w:lineRule="auto"/>
-    </w:pPr>
-    <w:rPr>
-      <w:sz w:val="20"/>
-      <w:szCs w:val="20"/>
-    </w:rPr>
-  </w:style>
-  <w:style w:type="character" w:styleId="FootnoteTextChar">
-    <w:name w:val="Footnote Text Char"/>
-    <w:basedOn w:val="DefaultParagraphFont"/>
-    <w:link w:val="FootnoteText"/>
+    <w:link w:val="NotedebasdepageCar"/>
     <w:uiPriority w:val="99"/>
     <w:semiHidden/>
     <w:unhideWhenUsed/>
@@ -1913,35 +3756,9 @@
       <w:szCs w:val="20"/>
     </w:rPr>
   </w:style>
-  <w:style w:type="character" w:styleId="EndnoteReference">
-    <w:name w:val="endnote reference"/>
-    <w:basedOn w:val="DefaultParagraphFont"/>
-    <w:uiPriority w:val="99"/>
-    <w:semiHidden/>
-    <w:unhideWhenUsed/>
-    <w:rPr>
-      <w:vertAlign w:val="superscript"/>
-    </w:rPr>
-  </w:style>
-  <w:style w:type="paragraph" w:styleId="EndnoteText">
-    <w:name w:val="endnote text"/>
-    <w:basedOn w:val="Normal"/>
-    <w:link w:val="EndnoteTextChar"/>
-    <w:uiPriority w:val="99"/>
-    <w:semiHidden/>
-    <w:unhideWhenUsed/>
-    <w:pPr>
-      <w:spacing w:after="0" w:line="240" w:lineRule="auto"/>
-    </w:pPr>
-    <w:rPr>
-      <w:sz w:val="20"/>
-      <w:szCs w:val="20"/>
-    </w:rPr>
-  </w:style>
-  <w:style w:type="character" w:styleId="EndnoteTextChar">
-    <w:name w:val="Endnote Text Char"/>
-    <w:basedOn w:val="DefaultParagraphFont"/>
-    <w:link w:val="EndnoteText"/>
+  <w:style w:type="character" w:customStyle="1" w:styleId="NotedebasdepageCar">
+    <w:name w:val="Note de bas de page Car"/>
+    <w:link w:val="Notedebasdepage"/>
     <w:uiPriority w:val="99"/>
     <w:semiHidden/>
     <w:unhideWhenUsed/>
@@ -1950,44 +3767,363 @@
       <w:szCs w:val="20"/>
     </w:rPr>
   </w:style>
-  <w:style w:type="paragraph" w:styleId="Heading1">
-    <w:name w:val="Heading 1"/>
-    <w:basedOn w:val="Normal"/>
-    <w:next w:val="Normal"/>
-    <w:qFormat/>
-    <w:pPr>
-      <w:pBdr>
-        <w:bottom w:val="single" w:color="4472C4" w:sz="6" w:space="4"/>
-      </w:pBdr>
-      <w:spacing w:after="160" w:before="280"/>
-      <w:outlineLvl w:val="0"/>
-    </w:pPr>
+  <w:style w:type="character" w:styleId="Appeldenotedefin">
+    <w:name w:val="endnote reference"/>
+    <w:uiPriority w:val="99"/>
+    <w:semiHidden/>
+    <w:unhideWhenUsed/>
     <w:rPr>
-      <w:rFonts w:ascii="Arial" w:cs="Arial" w:eastAsia="Arial" w:hAnsi="Arial"/>
-      <w:b/>
-      <w:bCs/>
-      <w:color w:val="1F3864"/>
-      <w:sz w:val="30"/>
-      <w:szCs w:val="30"/>
+      <w:vertAlign w:val="superscript"/>
     </w:rPr>
   </w:style>
-  <w:style w:type="paragraph" w:styleId="Heading2">
-    <w:name w:val="Heading 2"/>
-    <w:basedOn w:val="Normal"/>
-    <w:next w:val="Normal"/>
-    <w:qFormat/>
-    <w:pPr>
-      <w:spacing w:after="100" w:before="200"/>
-      <w:outlineLvl w:val="1"/>
-    </w:pPr>
+  <w:style w:type="paragraph" w:styleId="Notedefin">
+    <w:name w:val="endnote text"/>
+    <w:link w:val="NotedefinCar"/>
+    <w:uiPriority w:val="99"/>
+    <w:semiHidden/>
+    <w:unhideWhenUsed/>
     <w:rPr>
-      <w:rFonts w:ascii="Arial" w:cs="Arial" w:eastAsia="Arial" w:hAnsi="Arial"/>
-      <w:b/>
-      <w:bCs/>
-      <w:color w:val="2E5496"/>
-      <w:sz w:val="25"/>
-      <w:szCs w:val="25"/>
+      <w:sz w:val="20"/>
+      <w:szCs w:val="20"/>
+    </w:rPr>
+  </w:style>
+  <w:style w:type="character" w:customStyle="1" w:styleId="NotedefinCar">
+    <w:name w:val="Note de fin Car"/>
+    <w:link w:val="Notedefin"/>
+    <w:uiPriority w:val="99"/>
+    <w:semiHidden/>
+    <w:unhideWhenUsed/>
+    <w:rPr>
+      <w:sz w:val="20"/>
+      <w:szCs w:val="20"/>
+    </w:rPr>
+  </w:style>
+  <w:style w:type="character" w:styleId="Mentionnonrsolue">
+    <w:name w:val="Unresolved Mention"/>
+    <w:basedOn w:val="Policepardfaut"/>
+    <w:uiPriority w:val="99"/>
+    <w:semiHidden/>
+    <w:unhideWhenUsed/>
+    <w:rsid w:val="00EA64DD"/>
+    <w:rPr>
+      <w:color w:val="605E5C"/>
+      <w:shd w:val="clear" w:color="auto" w:fill="E1DFDD"/>
     </w:rPr>
   </w:style>
 </w:styles>
+</file>
+
+<file path=word/theme/theme1.xml><?xml version="1.0" encoding="utf-8"?>
+<a:theme xmlns:a="http://schemas.openxmlformats.org/drawingml/2006/main" name="Thème Office">
+  <a:themeElements>
+    <a:clrScheme name="Office">
+      <a:dk1>
+        <a:sysClr val="windowText" lastClr="000000"/>
+      </a:dk1>
+      <a:lt1>
+        <a:sysClr val="window" lastClr="FFFFFF"/>
+      </a:lt1>
+      <a:dk2>
+        <a:srgbClr val="0E2841"/>
+      </a:dk2>
+      <a:lt2>
+        <a:srgbClr val="E8E8E8"/>
+      </a:lt2>
+      <a:accent1>
+        <a:srgbClr val="156082"/>
+      </a:accent1>
+      <a:accent2>
+        <a:srgbClr val="E97132"/>
+      </a:accent2>
+      <a:accent3>
+        <a:srgbClr val="196B24"/>
+      </a:accent3>
+      <a:accent4>
+        <a:srgbClr val="0F9ED5"/>
+      </a:accent4>
+      <a:accent5>
+        <a:srgbClr val="A02B93"/>
+      </a:accent5>
+      <a:accent6>
+        <a:srgbClr val="4EA72E"/>
+      </a:accent6>
+      <a:hlink>
+        <a:srgbClr val="467886"/>
+      </a:hlink>
+      <a:folHlink>
+        <a:srgbClr val="96607D"/>
+      </a:folHlink>
+    </a:clrScheme>
+    <a:fontScheme name="Office">
+      <a:majorFont>
+        <a:latin typeface="Aptos Display" panose="02110004020202020204"/>
+        <a:ea typeface=""/>
+        <a:cs typeface=""/>
+        <a:font script="Jpan" typeface="游ゴシック Light"/>
+        <a:font script="Hang" typeface="맑은 고딕"/>
+        <a:font script="Hans" typeface="等线 Light"/>
+        <a:font script="Hant" typeface="新細明體"/>
+        <a:font script="Arab" typeface="Times New Roman"/>
+        <a:font script="Hebr" typeface="Times New Roman"/>
+        <a:font script="Thai" typeface="Angsana New"/>
+        <a:font script="Ethi" typeface="Nyala"/>
+        <a:font script="Beng" typeface="Vrinda"/>
+        <a:font script="Gujr" typeface="Shruti"/>
+        <a:font script="Khmr" typeface="MoolBoran"/>
+        <a:font script="Knda" typeface="Tunga"/>
+        <a:font script="Guru" typeface="Raavi"/>
+        <a:font script="Cans" typeface="Euphemia"/>
+        <a:font script="Cher" typeface="Plantagenet Cherokee"/>
+        <a:font script="Yiii" typeface="Microsoft Yi Baiti"/>
+        <a:font script="Tibt" typeface="Microsoft Himalaya"/>
+        <a:font script="Thaa" typeface="MV Boli"/>
+        <a:font script="Deva" typeface="Mangal"/>
+        <a:font script="Telu" typeface="Gautami"/>
+        <a:font script="Taml" typeface="Latha"/>
+        <a:font script="Syrc" typeface="Estrangelo Edessa"/>
+        <a:font script="Orya" typeface="Kalinga"/>
+        <a:font script="Mlym" typeface="Kartika"/>
+        <a:font script="Laoo" typeface="DokChampa"/>
+        <a:font script="Sinh" typeface="Iskoola Pota"/>
+        <a:font script="Mong" typeface="Mongolian Baiti"/>
+        <a:font script="Viet" typeface="Times New Roman"/>
+        <a:font script="Uigh" typeface="Microsoft Uighur"/>
+        <a:font script="Geor" typeface="Sylfaen"/>
+        <a:font script="Armn" typeface="Arial"/>
+        <a:font script="Bugi" typeface="Leelawadee UI"/>
+        <a:font script="Bopo" typeface="Microsoft JhengHei"/>
+        <a:font script="Java" typeface="Javanese Text"/>
+        <a:font script="Lisu" typeface="Segoe UI"/>
+        <a:font script="Mymr" typeface="Myanmar Text"/>
+        <a:font script="Nkoo" typeface="Ebrima"/>
+        <a:font script="Olck" typeface="Nirmala UI"/>
+        <a:font script="Osma" typeface="Ebrima"/>
+        <a:font script="Phag" typeface="Phagspa"/>
+        <a:font script="Syrn" typeface="Estrangelo Edessa"/>
+        <a:font script="Syrj" typeface="Estrangelo Edessa"/>
+        <a:font script="Syre" typeface="Estrangelo Edessa"/>
+        <a:font script="Sora" typeface="Nirmala UI"/>
+        <a:font script="Tale" typeface="Microsoft Tai Le"/>
+        <a:font script="Talu" typeface="Microsoft New Tai Lue"/>
+        <a:font script="Tfng" typeface="Ebrima"/>
+      </a:majorFont>
+      <a:minorFont>
+        <a:latin typeface="Aptos" panose="02110004020202020204"/>
+        <a:ea typeface=""/>
+        <a:cs typeface=""/>
+        <a:font script="Jpan" typeface="游明朝"/>
+        <a:font script="Hang" typeface="맑은 고딕"/>
+        <a:font script="Hans" typeface="等线"/>
+        <a:font script="Hant" typeface="新細明體"/>
+        <a:font script="Arab" typeface="Arial"/>
+        <a:font script="Hebr" typeface="Arial"/>
+        <a:font script="Thai" typeface="Cordia New"/>
+        <a:font script="Ethi" typeface="Nyala"/>
+        <a:font script="Beng" typeface="Vrinda"/>
+        <a:font script="Gujr" typeface="Shruti"/>
+        <a:font script="Khmr" typeface="DaunPenh"/>
+        <a:font script="Knda" typeface="Tunga"/>
+        <a:font script="Guru" typeface="Raavi"/>
+        <a:font script="Cans" typeface="Euphemia"/>
+        <a:font script="Cher" typeface="Plantagenet Cherokee"/>
+        <a:font script="Yiii" typeface="Microsoft Yi Baiti"/>
+        <a:font script="Tibt" typeface="Microsoft Himalaya"/>
+        <a:font script="Thaa" typeface="MV Boli"/>
+        <a:font script="Deva" typeface="Mangal"/>
+        <a:font script="Telu" typeface="Gautami"/>
+        <a:font script="Taml" typeface="Latha"/>
+        <a:font script="Syrc" typeface="Estrangelo Edessa"/>
+        <a:font script="Orya" typeface="Kalinga"/>
+        <a:font script="Mlym" typeface="Kartika"/>
+        <a:font script="Laoo" typeface="DokChampa"/>
+        <a:font script="Sinh" typeface="Iskoola Pota"/>
+        <a:font script="Mong" typeface="Mongolian Baiti"/>
+        <a:font script="Viet" typeface="Arial"/>
+        <a:font script="Uigh" typeface="Microsoft Uighur"/>
+        <a:font script="Geor" typeface="Sylfaen"/>
+        <a:font script="Armn" typeface="Arial"/>
+        <a:font script="Bugi" typeface="Leelawadee UI"/>
+        <a:font script="Bopo" typeface="Microsoft JhengHei"/>
+        <a:font script="Java" typeface="Javanese Text"/>
+        <a:font script="Lisu" typeface="Segoe UI"/>
+        <a:font script="Mymr" typeface="Myanmar Text"/>
+        <a:font script="Nkoo" typeface="Ebrima"/>
+        <a:font script="Olck" typeface="Nirmala UI"/>
+        <a:font script="Osma" typeface="Ebrima"/>
+        <a:font script="Phag" typeface="Phagspa"/>
+        <a:font script="Syrn" typeface="Estrangelo Edessa"/>
+        <a:font script="Syrj" typeface="Estrangelo Edessa"/>
+        <a:font script="Syre" typeface="Estrangelo Edessa"/>
+        <a:font script="Sora" typeface="Nirmala UI"/>
+        <a:font script="Tale" typeface="Microsoft Tai Le"/>
+        <a:font script="Talu" typeface="Microsoft New Tai Lue"/>
+        <a:font script="Tfng" typeface="Ebrima"/>
+      </a:minorFont>
+    </a:fontScheme>
+    <a:fmtScheme name="Office">
+      <a:fillStyleLst>
+        <a:solidFill>
+          <a:schemeClr val="phClr"/>
+        </a:solidFill>
+        <a:gradFill rotWithShape="1">
+          <a:gsLst>
+            <a:gs pos="0">
+              <a:schemeClr val="phClr">
+                <a:lumMod val="110000"/>
+                <a:satMod val="105000"/>
+                <a:tint val="67000"/>
+              </a:schemeClr>
+            </a:gs>
+            <a:gs pos="50000">
+              <a:schemeClr val="phClr">
+                <a:lumMod val="105000"/>
+                <a:satMod val="103000"/>
+                <a:tint val="73000"/>
+              </a:schemeClr>
+            </a:gs>
+            <a:gs pos="100000">
+              <a:schemeClr val="phClr">
+                <a:lumMod val="105000"/>
+                <a:satMod val="109000"/>
+                <a:tint val="81000"/>
+              </a:schemeClr>
+            </a:gs>
+          </a:gsLst>
+          <a:lin ang="5400000" scaled="0"/>
+        </a:gradFill>
+        <a:gradFill rotWithShape="1">
+          <a:gsLst>
+            <a:gs pos="0">
+              <a:schemeClr val="phClr">
+                <a:satMod val="103000"/>
+                <a:lumMod val="102000"/>
+                <a:tint val="94000"/>
+              </a:schemeClr>
+            </a:gs>
+            <a:gs pos="50000">
+              <a:schemeClr val="phClr">
+                <a:satMod val="110000"/>
+                <a:lumMod val="100000"/>
+                <a:shade val="100000"/>
+              </a:schemeClr>
+            </a:gs>
+            <a:gs pos="100000">
+              <a:schemeClr val="phClr">
+                <a:lumMod val="99000"/>
+                <a:satMod val="120000"/>
+                <a:shade val="78000"/>
+              </a:schemeClr>
+            </a:gs>
+          </a:gsLst>
+          <a:lin ang="5400000" scaled="0"/>
+        </a:gradFill>
+      </a:fillStyleLst>
+      <a:lnStyleLst>
+        <a:ln w="12700" cap="flat" cmpd="sng" algn="ctr">
+          <a:solidFill>
+            <a:schemeClr val="phClr"/>
+          </a:solidFill>
+          <a:prstDash val="solid"/>
+          <a:miter lim="800000"/>
+        </a:ln>
+        <a:ln w="19050" cap="flat" cmpd="sng" algn="ctr">
+          <a:solidFill>
+            <a:schemeClr val="phClr"/>
+          </a:solidFill>
+          <a:prstDash val="solid"/>
+          <a:miter lim="800000"/>
+        </a:ln>
+        <a:ln w="25400" cap="flat" cmpd="sng" algn="ctr">
+          <a:solidFill>
+            <a:schemeClr val="phClr"/>
+          </a:solidFill>
+          <a:prstDash val="solid"/>
+          <a:miter lim="800000"/>
+        </a:ln>
+      </a:lnStyleLst>
+      <a:effectStyleLst>
+        <a:effectStyle>
+          <a:effectLst/>
+        </a:effectStyle>
+        <a:effectStyle>
+          <a:effectLst/>
+        </a:effectStyle>
+        <a:effectStyle>
+          <a:effectLst>
+            <a:outerShdw blurRad="57150" dist="19050" dir="5400000" algn="ctr" rotWithShape="0">
+              <a:srgbClr val="000000">
+                <a:alpha val="63000"/>
+              </a:srgbClr>
+            </a:outerShdw>
+          </a:effectLst>
+        </a:effectStyle>
+      </a:effectStyleLst>
+      <a:bgFillStyleLst>
+        <a:solidFill>
+          <a:schemeClr val="phClr"/>
+        </a:solidFill>
+        <a:solidFill>
+          <a:schemeClr val="phClr">
+            <a:tint val="95000"/>
+            <a:satMod val="170000"/>
+          </a:schemeClr>
+        </a:solidFill>
+        <a:gradFill rotWithShape="1">
+          <a:gsLst>
+            <a:gs pos="0">
+              <a:schemeClr val="phClr">
+                <a:tint val="93000"/>
+                <a:satMod val="150000"/>
+                <a:shade val="98000"/>
+                <a:lumMod val="102000"/>
+              </a:schemeClr>
+            </a:gs>
+            <a:gs pos="50000">
+              <a:schemeClr val="phClr">
+                <a:tint val="98000"/>
+                <a:satMod val="130000"/>
+                <a:shade val="90000"/>
+                <a:lumMod val="103000"/>
+              </a:schemeClr>
+            </a:gs>
+            <a:gs pos="100000">
+              <a:schemeClr val="phClr">
+                <a:shade val="63000"/>
+                <a:satMod val="120000"/>
+              </a:schemeClr>
+            </a:gs>
+          </a:gsLst>
+          <a:lin ang="5400000" scaled="0"/>
+        </a:gradFill>
+      </a:bgFillStyleLst>
+    </a:fmtScheme>
+  </a:themeElements>
+  <a:objectDefaults>
+    <a:lnDef>
+      <a:spPr/>
+      <a:bodyPr/>
+      <a:lstStyle/>
+      <a:style>
+        <a:lnRef idx="2">
+          <a:schemeClr val="accent1"/>
+        </a:lnRef>
+        <a:fillRef idx="0">
+          <a:schemeClr val="accent1"/>
+        </a:fillRef>
+        <a:effectRef idx="1">
+          <a:schemeClr val="accent1"/>
+        </a:effectRef>
+        <a:fontRef idx="minor">
+          <a:schemeClr val="tx1"/>
+        </a:fontRef>
+      </a:style>
+    </a:lnDef>
+  </a:objectDefaults>
+  <a:extraClrSchemeLst/>
+  <a:extLst>
+    <a:ext uri="{05A4C25C-085E-4340-85A3-A5531E510DB2}">
+      <thm15:themeFamily xmlns:thm15="http://schemas.microsoft.com/office/thememl/2012/main" name="Office Theme" id="{2E142A2C-CD16-42D6-873A-C26D2A0506FA}" vid="{1BDDFF52-6CD6-40A5-AB3C-68EB2F1E4D0A}"/>
+    </a:ext>
+  </a:extLst>
+</a:theme>
 </file>